--- a/reports/exp06_基于对比度分布和最小方向对比度的显著性检测_实验报告.docx
+++ b/reports/exp06_基于对比度分布和最小方向对比度的显著性检测_实验报告.docx
@@ -1,245 +1,20 @@
 
 <file path=word/document.xml><?xml version="1.0" encoding="utf-8"?>
-<w:document xmlns:wpc="http://schemas.microsoft.com/office/word/2010/wordprocessingCanvas" xmlns:cx="http://schemas.microsoft.com/office/drawing/2014/chartex" xmlns:cx1="http://schemas.microsoft.com/office/drawing/2015/9/8/chartex" xmlns:cx2="http://schemas.microsoft.com/office/drawing/2015/10/21/chartex" xmlns:cx3="http://schemas.microsoft.com/office/drawing/2016/5/9/chartex" xmlns:cx4="http://schemas.microsoft.com/office/drawing/2016/5/10/chartex" xmlns:cx5="http://schemas.microsoft.com/office/drawing/2016/5/11/chartex" xmlns:cx6="http://schemas.microsoft.com/office/drawing/2016/5/12/chartex" xmlns:cx7="http://schemas.microsoft.com/office/drawing/2016/5/13/chartex" xmlns:cx8="http://schemas.microsoft.com/office/drawing/2016/5/14/chartex" xmlns:mc="http://schemas.openxmlformats.org/markup-compatibility/2006" xmlns:o="urn:schemas-microsoft-com:office:office" xmlns:r="http://schemas.openxmlformats.org/officeDocument/2006/relationships" xmlns:m="http://schemas.openxmlformats.org/officeDocument/2006/math" xmlns:v="urn:schemas-microsoft-com:vml" xmlns:wp14="http://schemas.microsoft.com/office/word/2010/wordprocessingDrawing" xmlns:wp="http://schemas.openxmlformats.org/drawingml/2006/wordprocessingDrawing" xmlns:w="http://schemas.openxmlformats.org/wordprocessingml/2006/main" xmlns:w14="http://schemas.microsoft.com/office/word/2010/wordml" xmlns:w10="urn:schemas-microsoft-com:office:word" xmlns:w15="http://schemas.microsoft.com/office/word/2012/wordml" xmlns:wpg="http://schemas.microsoft.com/office/word/2010/wordprocessingGroup" xmlns:wpi="http://schemas.microsoft.com/office/word/2010/wordprocessingInk" xmlns:wne="http://schemas.microsoft.com/office/word/2006/wordml" xmlns:wps="http://schemas.microsoft.com/office/word/2010/wordprocessingShape" xmlns:wpsCustomData="http://www.wps.cn/officeDocument/2013/wpsCustomData" mc:Ignorable="w14 w15 wp14">
+<w:document xmlns:w="http://schemas.openxmlformats.org/wordprocessingml/2006/main" xmlns:a="http://schemas.openxmlformats.org/drawingml/2006/main" xmlns:wp="http://schemas.openxmlformats.org/drawingml/2006/wordprocessingDrawing" xmlns:pic="http://schemas.openxmlformats.org/drawingml/2006/picture" xmlns:r="http://schemas.openxmlformats.org/officeDocument/2006/relationships" xmlns:m="http://schemas.openxmlformats.org/officeDocument/2006/math" xmlns:w14="http://schemas.microsoft.com/office/word/2010/wordml" xmlns:mc="http://schemas.openxmlformats.org/markup-compatibility/2006" mc:Ignorable="w14">
   <w:body>
     <w:p>
       <w:pPr>
-        <w:pStyle w:val="6"/>
-        <w:rPr>
-          <w:rFonts w:hint="eastAsia" w:ascii="宋体" w:hAnsi="宋体" w:eastAsia="宋体"/>
-          <w:lang w:val="en-US" w:eastAsia="zh-CN"/>
-        </w:rPr>
-      </w:pPr>
-      <w:bookmarkStart w:id="0" w:name="_Toc169118284"/>
-      <w:r>
-        <w:rPr>
-          <w:rFonts w:hint="eastAsia" w:ascii="宋体" w:hAnsi="宋体" w:eastAsia="宋体"/>
-        </w:rPr>
-        <w:t>江西师范大学人工智能学院学生实验报告</w:t>
-      </w:r>
-      <w:bookmarkEnd w:id="0"/>
-      <w:r>
-        <w:rPr>
-          <w:rFonts w:hint="eastAsia" w:ascii="宋体" w:hAnsi="宋体" w:eastAsia="宋体"/>
-          <w:lang w:val="en-US" w:eastAsia="zh-CN"/>
-        </w:rPr>
-        <w:t>六</w:t>
-      </w:r>
-    </w:p>
-    <w:p>
-      <w:pPr>
         <w:spacing w:before="312" w:beforeLines="100" w:after="156" w:afterLines="50"/>
         <w:rPr>
-          <w:b/>
-          <w:bCs/>
+          <w:b w:val="1"/>
+          <w:bCs w:val="1"/>
           <w:szCs w:val="21"/>
         </w:rPr>
       </w:pPr>
-      <w:r>
-        <w:rPr>
-          <w:rFonts w:hint="eastAsia" w:ascii="宋体" w:hAnsi="宋体"/>
-          <w:b/>
-          <w:bCs/>
-          <w:szCs w:val="21"/>
-        </w:rPr>
-        <w:t>专业</w:t>
-      </w:r>
-      <w:r>
-        <w:rPr>
-          <w:rFonts w:hint="eastAsia" w:ascii="宋体" w:hAnsi="宋体"/>
-          <w:b/>
-          <w:bCs/>
-          <w:szCs w:val="21"/>
-          <w:u w:val="single"/>
-        </w:rPr>
-        <w:t xml:space="preserve">  人工智能专业  </w:t>
-      </w:r>
-      <w:r>
-        <w:rPr>
-          <w:rFonts w:ascii="宋体" w:hAnsi="宋体"/>
-          <w:b/>
-          <w:bCs/>
-          <w:szCs w:val="21"/>
-          <w:u w:val="single"/>
-        </w:rPr>
-        <w:t xml:space="preserve"> </w:t>
-      </w:r>
-      <w:r>
-        <w:rPr>
-          <w:rFonts w:hint="eastAsia" w:ascii="宋体" w:hAnsi="宋体"/>
-          <w:b/>
-          <w:bCs/>
-          <w:szCs w:val="21"/>
-        </w:rPr>
-        <w:t xml:space="preserve">姓名 </w:t>
-      </w:r>
-      <w:r>
-        <w:rPr>
-          <w:rFonts w:hint="eastAsia" w:ascii="宋体" w:hAnsi="宋体"/>
-          <w:b/>
-          <w:bCs/>
-          <w:szCs w:val="21"/>
-          <w:u w:val="single"/>
-        </w:rPr>
-        <w:t xml:space="preserve">   </w:t>
-      </w:r>
-      <w:r>
-        <w:rPr>
-          <w:rFonts w:hint="eastAsia" w:ascii="宋体" w:hAnsi="宋体"/>
-          <w:b/>
-          <w:bCs/>
-          <w:szCs w:val="21"/>
-          <w:u w:val="single"/>
-          <w:lang w:val="en-US" w:eastAsia="zh-CN"/>
-        </w:rPr>
-        <w:t>王依倩</w:t>
-      </w:r>
-      <w:r>
-        <w:rPr>
-          <w:rFonts w:hint="eastAsia" w:ascii="宋体" w:hAnsi="宋体"/>
-          <w:b/>
-          <w:bCs/>
-          <w:szCs w:val="21"/>
-          <w:u w:val="single"/>
-        </w:rPr>
-        <w:t xml:space="preserve">   </w:t>
-      </w:r>
-      <w:r>
-        <w:rPr>
-          <w:rFonts w:hint="eastAsia" w:ascii="宋体" w:hAnsi="宋体"/>
-          <w:b/>
-          <w:bCs/>
-          <w:szCs w:val="21"/>
-        </w:rPr>
-        <w:t>学号</w:t>
-      </w:r>
-      <w:r>
-        <w:rPr>
-          <w:rFonts w:hint="eastAsia" w:ascii="宋体" w:hAnsi="宋体"/>
-          <w:b/>
-          <w:bCs/>
-          <w:szCs w:val="21"/>
-          <w:u w:val="single"/>
-        </w:rPr>
-        <w:t xml:space="preserve">  </w:t>
-      </w:r>
-      <w:r>
-        <w:rPr>
-          <w:rFonts w:hint="eastAsia" w:ascii="宋体" w:hAnsi="宋体"/>
-          <w:b/>
-          <w:bCs/>
-          <w:szCs w:val="21"/>
-          <w:u w:val="single"/>
-          <w:lang w:val="en-US" w:eastAsia="zh-CN"/>
-        </w:rPr>
-        <w:t>202426203004</w:t>
-      </w:r>
-      <w:r>
-        <w:rPr>
-          <w:rFonts w:hint="eastAsia" w:ascii="宋体" w:hAnsi="宋体"/>
-          <w:b/>
-          <w:bCs/>
-          <w:szCs w:val="21"/>
-          <w:u w:val="single"/>
-        </w:rPr>
-        <w:t xml:space="preserve">      </w:t>
-      </w:r>
-      <w:r>
-        <w:rPr>
-          <w:rFonts w:hint="eastAsia" w:ascii="宋体" w:hAnsi="宋体"/>
-          <w:b/>
-          <w:bCs/>
-          <w:szCs w:val="21"/>
-        </w:rPr>
-        <w:t>日期</w:t>
-      </w:r>
-      <w:r>
-        <w:rPr>
-          <w:rFonts w:ascii="宋体" w:hAnsi="宋体"/>
-          <w:b/>
-          <w:bCs/>
-          <w:szCs w:val="21"/>
-          <w:u w:val="single"/>
-        </w:rPr>
-        <w:t xml:space="preserve">   </w:t>
-      </w:r>
-      <w:r>
-        <w:rPr>
-          <w:rFonts w:hint="eastAsia" w:ascii="宋体" w:hAnsi="宋体"/>
-          <w:b/>
-          <w:bCs/>
-          <w:szCs w:val="21"/>
-          <w:u w:val="single"/>
-        </w:rPr>
-        <w:t>202</w:t>
-      </w:r>
-      <w:r>
-        <w:rPr>
-          <w:rFonts w:hint="eastAsia" w:ascii="宋体" w:hAnsi="宋体"/>
-          <w:b/>
-          <w:bCs/>
-          <w:szCs w:val="21"/>
-          <w:u w:val="single"/>
-          <w:lang w:val="en-US" w:eastAsia="zh-CN"/>
-        </w:rPr>
-        <w:t>6</w:t>
-      </w:r>
-      <w:r>
-        <w:rPr>
-          <w:rFonts w:hint="eastAsia" w:ascii="宋体" w:hAnsi="宋体"/>
-          <w:b/>
-          <w:bCs/>
-          <w:szCs w:val="21"/>
-          <w:u w:val="single"/>
-        </w:rPr>
-        <w:t>/</w:t>
-      </w:r>
-      <w:r>
-        <w:rPr>
-          <w:rFonts w:hint="eastAsia" w:ascii="宋体" w:hAnsi="宋体"/>
-          <w:b/>
-          <w:bCs/>
-          <w:szCs w:val="21"/>
-          <w:u w:val="single"/>
-          <w:lang w:val="en-US" w:eastAsia="zh-CN"/>
-        </w:rPr>
-        <w:t>9</w:t>
-      </w:r>
-      <w:r>
-        <w:rPr>
-          <w:rFonts w:hint="eastAsia" w:ascii="宋体" w:hAnsi="宋体"/>
-          <w:b/>
-          <w:bCs/>
-          <w:szCs w:val="21"/>
-          <w:u w:val="single"/>
-        </w:rPr>
-        <w:t>/</w:t>
-      </w:r>
-      <w:r>
-        <w:rPr>
-          <w:rFonts w:hint="eastAsia" w:ascii="宋体" w:hAnsi="宋体"/>
-          <w:b/>
-          <w:bCs/>
-          <w:szCs w:val="21"/>
-          <w:u w:val="single"/>
-          <w:lang w:val="en-US" w:eastAsia="zh-CN"/>
-        </w:rPr>
-        <w:t>14</w:t>
-      </w:r>
-      <w:r>
-        <w:rPr>
-          <w:rFonts w:ascii="宋体" w:hAnsi="宋体"/>
-          <w:b/>
-          <w:bCs/>
-          <w:szCs w:val="21"/>
-          <w:u w:val="single"/>
-        </w:rPr>
-        <w:t xml:space="preserve">    </w:t>
-      </w:r>
     </w:p>
     <w:tbl>
       <w:tblPr>
-        <w:tblStyle w:val="9"/>
+        <w:tblStyle w:val="000021"/>
         <w:tblW w:w="0" w:type="auto"/>
         <w:jc w:val="center"/>
         <w:tblBorders>
@@ -265,140 +40,8 @@
         <w:gridCol w:w="2200"/>
       </w:tblGrid>
       <w:tr>
-        <w:tblPrEx>
-          <w:tblBorders>
-            <w:top w:val="single" w:color="auto" w:sz="4" w:space="0"/>
-            <w:left w:val="single" w:color="auto" w:sz="4" w:space="0"/>
-            <w:bottom w:val="single" w:color="auto" w:sz="4" w:space="0"/>
-            <w:right w:val="single" w:color="auto" w:sz="4" w:space="0"/>
-            <w:insideH w:val="single" w:color="auto" w:sz="4" w:space="0"/>
-            <w:insideV w:val="single" w:color="auto" w:sz="4" w:space="0"/>
-          </w:tblBorders>
-          <w:tblCellMar>
-            <w:top w:w="0" w:type="dxa"/>
-            <w:left w:w="108" w:type="dxa"/>
-            <w:bottom w:w="0" w:type="dxa"/>
-            <w:right w:w="108" w:type="dxa"/>
-          </w:tblCellMar>
-        </w:tblPrEx>
         <w:trPr>
-          <w:trHeight w:val="624" w:hRule="atLeast"/>
-          <w:jc w:val="center"/>
-        </w:trPr>
-        <w:tc>
-          <w:tcPr>
-            <w:tcW w:w="1595" w:type="dxa"/>
-            <w:vAlign w:val="center"/>
-          </w:tcPr>
-          <w:p>
-            <w:pPr>
-              <w:spacing w:line="320" w:lineRule="exact"/>
-              <w:jc w:val="center"/>
-              <w:rPr>
-                <w:rFonts w:ascii="宋体" w:hAnsi="华文中宋"/>
-                <w:sz w:val="24"/>
-              </w:rPr>
-            </w:pPr>
-            <w:r>
-              <w:rPr>
-                <w:rFonts w:hint="eastAsia" w:ascii="宋体" w:hAnsi="华文中宋"/>
-                <w:sz w:val="24"/>
-              </w:rPr>
-              <w:t>课程名称</w:t>
-            </w:r>
-          </w:p>
-        </w:tc>
-        <w:tc>
-          <w:tcPr>
-            <w:tcW w:w="3338" w:type="dxa"/>
-            <w:vAlign w:val="center"/>
-          </w:tcPr>
-          <w:p>
-            <w:pPr>
-              <w:spacing w:line="320" w:lineRule="exact"/>
-              <w:jc w:val="center"/>
-              <w:rPr>
-                <w:rFonts w:ascii="宋体" w:hAnsi="华文中宋"/>
-                <w:sz w:val="24"/>
-              </w:rPr>
-            </w:pPr>
-            <w:r>
-              <w:rPr>
-                <w:rFonts w:hint="eastAsia" w:ascii="宋体" w:hAnsi="华文中宋"/>
-                <w:sz w:val="24"/>
-              </w:rPr>
-              <w:t>计算机视觉基础</w:t>
-            </w:r>
-          </w:p>
-        </w:tc>
-        <w:tc>
-          <w:tcPr>
-            <w:tcW w:w="1655" w:type="dxa"/>
-            <w:vAlign w:val="center"/>
-          </w:tcPr>
-          <w:p>
-            <w:pPr>
-              <w:spacing w:line="320" w:lineRule="exact"/>
-              <w:jc w:val="center"/>
-              <w:rPr>
-                <w:rFonts w:ascii="宋体" w:hAnsi="华文中宋"/>
-                <w:sz w:val="24"/>
-              </w:rPr>
-            </w:pPr>
-            <w:r>
-              <w:rPr>
-                <w:rFonts w:hint="eastAsia" w:ascii="宋体" w:hAnsi="华文中宋"/>
-                <w:sz w:val="24"/>
-              </w:rPr>
-              <w:t>实验室名称</w:t>
-            </w:r>
-          </w:p>
-        </w:tc>
-        <w:tc>
-          <w:tcPr>
-            <w:tcW w:w="2200" w:type="dxa"/>
-            <w:vAlign w:val="center"/>
-          </w:tcPr>
-          <w:p>
-            <w:pPr>
-              <w:spacing w:line="320" w:lineRule="exact"/>
-              <w:jc w:val="center"/>
-              <w:rPr>
-                <w:rFonts w:hint="default" w:ascii="宋体" w:hAnsi="华文中宋" w:eastAsia="宋体"/>
-                <w:sz w:val="24"/>
-                <w:lang w:val="en-US" w:eastAsia="zh-CN"/>
-              </w:rPr>
-            </w:pPr>
-            <w:r>
-              <w:rPr>
-                <w:rFonts w:hint="eastAsia" w:ascii="宋体" w:hAnsi="华文中宋"/>
-                <w:sz w:val="24"/>
-                <w:lang w:val="en-US" w:eastAsia="zh-CN"/>
-              </w:rPr>
-              <w:t>X3323</w:t>
-            </w:r>
-          </w:p>
-        </w:tc>
-      </w:tr>
-      <w:tr>
-        <w:tblPrEx>
-          <w:tblBorders>
-            <w:top w:val="single" w:color="auto" w:sz="4" w:space="0"/>
-            <w:left w:val="single" w:color="auto" w:sz="4" w:space="0"/>
-            <w:bottom w:val="single" w:color="auto" w:sz="4" w:space="0"/>
-            <w:right w:val="single" w:color="auto" w:sz="4" w:space="0"/>
-            <w:insideH w:val="single" w:color="auto" w:sz="4" w:space="0"/>
-            <w:insideV w:val="single" w:color="auto" w:sz="4" w:space="0"/>
-          </w:tblBorders>
-          <w:tblCellMar>
-            <w:top w:w="0" w:type="dxa"/>
-            <w:left w:w="108" w:type="dxa"/>
-            <w:bottom w:w="0" w:type="dxa"/>
-            <w:right w:w="108" w:type="dxa"/>
-          </w:tblCellMar>
-        </w:tblPrEx>
-        <w:trPr>
-          <w:cantSplit/>
+          <w:cantSplit w:val="1"/>
           <w:trHeight w:val="634" w:hRule="atLeast"/>
           <w:jc w:val="center"/>
         </w:trPr>
@@ -453,132 +96,8 @@
         </w:tc>
       </w:tr>
       <w:tr>
-        <w:tblPrEx>
-          <w:tblBorders>
-            <w:top w:val="single" w:color="auto" w:sz="4" w:space="0"/>
-            <w:left w:val="single" w:color="auto" w:sz="4" w:space="0"/>
-            <w:bottom w:val="single" w:color="auto" w:sz="4" w:space="0"/>
-            <w:right w:val="single" w:color="auto" w:sz="4" w:space="0"/>
-            <w:insideH w:val="single" w:color="auto" w:sz="4" w:space="0"/>
-            <w:insideV w:val="single" w:color="auto" w:sz="4" w:space="0"/>
-          </w:tblBorders>
-          <w:tblCellMar>
-            <w:top w:w="0" w:type="dxa"/>
-            <w:left w:w="108" w:type="dxa"/>
-            <w:bottom w:w="0" w:type="dxa"/>
-            <w:right w:w="108" w:type="dxa"/>
-          </w:tblCellMar>
-        </w:tblPrEx>
         <w:trPr>
-          <w:trHeight w:val="621" w:hRule="atLeast"/>
-          <w:jc w:val="center"/>
-        </w:trPr>
-        <w:tc>
-          <w:tcPr>
-            <w:tcW w:w="1595" w:type="dxa"/>
-            <w:vAlign w:val="center"/>
-          </w:tcPr>
-          <w:p>
-            <w:pPr>
-              <w:spacing w:line="320" w:lineRule="exact"/>
-              <w:jc w:val="center"/>
-              <w:rPr>
-                <w:rFonts w:ascii="宋体" w:hAnsi="华文中宋"/>
-                <w:sz w:val="24"/>
-              </w:rPr>
-            </w:pPr>
-            <w:r>
-              <w:rPr>
-                <w:rFonts w:hint="eastAsia" w:ascii="宋体" w:hAnsi="华文中宋"/>
-                <w:sz w:val="24"/>
-              </w:rPr>
-              <w:t>指导教师</w:t>
-            </w:r>
-          </w:p>
-        </w:tc>
-        <w:tc>
-          <w:tcPr>
-            <w:tcW w:w="3338" w:type="dxa"/>
-            <w:vAlign w:val="center"/>
-          </w:tcPr>
-          <w:p>
-            <w:pPr>
-              <w:pStyle w:val="16"/>
-              <w:widowControl w:val="0"/>
-              <w:spacing w:before="0" w:beforeAutospacing="0" w:after="0" w:afterAutospacing="0" w:line="320" w:lineRule="exact"/>
-              <w:rPr>
-                <w:rFonts w:hAnsi="华文中宋"/>
-                <w:kern w:val="2"/>
-              </w:rPr>
-            </w:pPr>
-            <w:r>
-              <w:rPr>
-                <w:rFonts w:hint="eastAsia" w:hAnsi="华文中宋"/>
-                <w:kern w:val="2"/>
-              </w:rPr>
-              <w:t>刘飞强</w:t>
-            </w:r>
-          </w:p>
-        </w:tc>
-        <w:tc>
-          <w:tcPr>
-            <w:tcW w:w="1655" w:type="dxa"/>
-            <w:vAlign w:val="center"/>
-          </w:tcPr>
-          <w:p>
-            <w:pPr>
-              <w:spacing w:line="320" w:lineRule="exact"/>
-              <w:jc w:val="center"/>
-              <w:rPr>
-                <w:rFonts w:ascii="宋体" w:hAnsi="华文中宋"/>
-                <w:sz w:val="24"/>
-              </w:rPr>
-            </w:pPr>
-            <w:r>
-              <w:rPr>
-                <w:rFonts w:hint="eastAsia" w:ascii="宋体" w:hAnsi="华文中宋"/>
-                <w:sz w:val="24"/>
-              </w:rPr>
-              <w:t>成绩</w:t>
-            </w:r>
-          </w:p>
-        </w:tc>
-        <w:tc>
-          <w:tcPr>
-            <w:tcW w:w="2200" w:type="dxa"/>
-            <w:vAlign w:val="center"/>
-          </w:tcPr>
-          <w:p>
-            <w:pPr>
-              <w:spacing w:line="320" w:lineRule="exact"/>
-              <w:jc w:val="center"/>
-              <w:rPr>
-                <w:rFonts w:ascii="宋体" w:hAnsi="华文中宋"/>
-                <w:sz w:val="24"/>
-              </w:rPr>
-            </w:pPr>
-          </w:p>
-        </w:tc>
-      </w:tr>
-      <w:tr>
-        <w:tblPrEx>
-          <w:tblBorders>
-            <w:top w:val="single" w:color="auto" w:sz="4" w:space="0"/>
-            <w:left w:val="single" w:color="auto" w:sz="4" w:space="0"/>
-            <w:bottom w:val="single" w:color="auto" w:sz="4" w:space="0"/>
-            <w:right w:val="single" w:color="auto" w:sz="4" w:space="0"/>
-            <w:insideH w:val="single" w:color="auto" w:sz="4" w:space="0"/>
-            <w:insideV w:val="single" w:color="auto" w:sz="4" w:space="0"/>
-          </w:tblBorders>
-          <w:tblCellMar>
-            <w:top w:w="0" w:type="dxa"/>
-            <w:left w:w="108" w:type="dxa"/>
-            <w:bottom w:w="0" w:type="dxa"/>
-            <w:right w:w="108" w:type="dxa"/>
-          </w:tblCellMar>
-        </w:tblPrEx>
-        <w:trPr>
-          <w:cantSplit/>
+          <w:cantSplit w:val="1"/>
           <w:trHeight w:val="1108" w:hRule="atLeast"/>
           <w:jc w:val="center"/>
         </w:trPr>
@@ -613,7 +132,7 @@
             <w:pPr>
               <w:keepNext w:val="0"/>
               <w:keepLines w:val="0"/>
-              <w:widowControl/>
+              <w:widowControl w:val="1"/>
               <w:numPr>
                 <w:ilvl w:val="0"/>
                 <w:numId w:val="1"/>
@@ -623,6 +142,9 @@
               <w:ind w:left="720" w:hanging="360"/>
             </w:pPr>
             <w:r>
+              <w:rPr>
+                <w:rFonts w:hint="eastAsia"/>
+              </w:rPr>
               <w:t>理解图像显著性检测基本概念，掌握基于多方向梯度的显著性检测实现思路。</w:t>
             </w:r>
           </w:p>
@@ -630,7 +152,7 @@
             <w:pPr>
               <w:keepNext w:val="0"/>
               <w:keepLines w:val="0"/>
-              <w:widowControl/>
+              <w:widowControl w:val="1"/>
               <w:numPr>
                 <w:ilvl w:val="0"/>
                 <w:numId w:val="1"/>
@@ -640,15 +162,22 @@
               <w:ind w:left="720" w:hanging="360"/>
             </w:pPr>
             <w:r>
+              <w:rPr>
+                <w:rFonts w:hint="eastAsia"/>
+              </w:rPr>
               <w:t>编程实现</w:t>
             </w:r>
             <w:r>
               <w:rPr>
-                <w:rStyle w:val="12"/>
+                <w:rStyle w:val="00002b"/>
+                <w:rFonts w:hint="eastAsia"/>
               </w:rPr>
               <w:t>基于对比度分布的显著性检测</w:t>
             </w:r>
             <w:r>
+              <w:rPr>
+                <w:rFonts w:hint="eastAsia"/>
+              </w:rPr>
               <w:t>，分别采用 8 方向、16 方向进行对比实验，分析方向采样数量对显著图效果、运行耗时的影响。</w:t>
             </w:r>
           </w:p>
@@ -656,7 +185,7 @@
             <w:pPr>
               <w:keepNext w:val="0"/>
               <w:keepLines w:val="0"/>
-              <w:widowControl/>
+              <w:widowControl w:val="1"/>
               <w:numPr>
                 <w:ilvl w:val="0"/>
                 <w:numId w:val="1"/>
@@ -666,15 +195,22 @@
               <w:ind w:left="720" w:hanging="360"/>
             </w:pPr>
             <w:r>
+              <w:rPr>
+                <w:rFonts w:hint="eastAsia"/>
+              </w:rPr>
               <w:t>编程实现</w:t>
             </w:r>
             <w:r>
               <w:rPr>
-                <w:rStyle w:val="12"/>
+                <w:rStyle w:val="00002b"/>
+                <w:rFonts w:hint="eastAsia"/>
               </w:rPr>
               <w:t>最小方向对比度显著性检测算法</w:t>
             </w:r>
             <w:r>
+              <w:rPr>
+                <w:rFonts w:hint="eastAsia"/>
+              </w:rPr>
               <w:t>，理解 “取多方向梯度最小值作为显著值” 的设计思想。</w:t>
             </w:r>
           </w:p>
@@ -682,7 +218,7 @@
             <w:pPr>
               <w:keepNext w:val="0"/>
               <w:keepLines w:val="0"/>
-              <w:widowControl/>
+              <w:widowControl w:val="1"/>
               <w:numPr>
                 <w:ilvl w:val="0"/>
                 <w:numId w:val="1"/>
@@ -692,6 +228,9 @@
               <w:ind w:left="720" w:hanging="360"/>
             </w:pPr>
             <w:r>
+              <w:rPr>
+                <w:rFonts w:hint="eastAsia"/>
+              </w:rPr>
               <w:t>在多张测试图像上运行三种算法，对比视觉显著图效果与计算运行时间，分析三种方式各自优缺点与适用场景。</w:t>
             </w:r>
           </w:p>
@@ -699,7 +238,7 @@
             <w:pPr>
               <w:keepNext w:val="0"/>
               <w:keepLines w:val="0"/>
-              <w:widowControl/>
+              <w:widowControl w:val="1"/>
               <w:numPr>
                 <w:ilvl w:val="0"/>
                 <w:numId w:val="1"/>
@@ -709,6 +248,9 @@
               <w:ind w:left="720" w:hanging="360"/>
             </w:pPr>
             <w:r>
+              <w:rPr>
+                <w:rFonts w:hint="eastAsia"/>
+              </w:rPr>
               <w:t>熟悉 OpenCV 梯度计算、图像归一化、matplotlib 可视化、程序计时等图像处理编程方法。</w:t>
             </w:r>
           </w:p>
@@ -728,24 +270,8 @@
         </w:tc>
       </w:tr>
       <w:tr>
-        <w:tblPrEx>
-          <w:tblBorders>
-            <w:top w:val="single" w:color="auto" w:sz="4" w:space="0"/>
-            <w:left w:val="single" w:color="auto" w:sz="4" w:space="0"/>
-            <w:bottom w:val="single" w:color="auto" w:sz="4" w:space="0"/>
-            <w:right w:val="single" w:color="auto" w:sz="4" w:space="0"/>
-            <w:insideH w:val="single" w:color="auto" w:sz="4" w:space="0"/>
-            <w:insideV w:val="single" w:color="auto" w:sz="4" w:space="0"/>
-          </w:tblBorders>
-          <w:tblCellMar>
-            <w:top w:w="0" w:type="dxa"/>
-            <w:left w:w="108" w:type="dxa"/>
-            <w:bottom w:w="0" w:type="dxa"/>
-            <w:right w:w="108" w:type="dxa"/>
-          </w:tblCellMar>
-        </w:tblPrEx>
         <w:trPr>
-          <w:cantSplit/>
+          <w:cantSplit w:val="1"/>
           <w:trHeight w:val="1782" w:hRule="atLeast"/>
           <w:jc w:val="center"/>
         </w:trPr>
@@ -815,16 +341,17 @@
               </w:tabs>
               <w:spacing w:line="320" w:lineRule="exact"/>
               <w:rPr>
-                <w:b/>
-                <w:bCs/>
+                <w:b w:val="1"/>
+                <w:bCs w:val="1"/>
                 <w:sz w:val="28"/>
                 <w:szCs w:val="28"/>
               </w:rPr>
             </w:pPr>
             <w:r>
               <w:rPr>
-                <w:b/>
-                <w:bCs/>
+                <w:rFonts w:hint="eastAsia"/>
+                <w:b w:val="1"/>
+                <w:bCs w:val="1"/>
                 <w:sz w:val="28"/>
                 <w:szCs w:val="28"/>
               </w:rPr>
@@ -833,49 +360,55 @@
           </w:p>
           <w:p>
             <w:pPr>
-              <w:pStyle w:val="8"/>
+              <w:pStyle w:val="000029"/>
               <w:keepNext w:val="0"/>
               <w:keepLines w:val="0"/>
               <w:pageBreakBefore w:val="0"/>
-              <w:widowControl/>
+              <w:widowControl w:val="1"/>
               <w:suppressLineNumbers w:val="0"/>
-              <w:kinsoku/>
-              <w:wordWrap/>
-              <w:overflowPunct/>
+              <w:kinsoku w:val="1"/>
+              <w:wordWrap w:val="1"/>
+              <w:overflowPunct w:val="1"/>
               <w:topLinePunct w:val="0"/>
-              <w:autoSpaceDE/>
-              <w:autoSpaceDN/>
+              <w:autoSpaceDE w:val="1"/>
+              <w:autoSpaceDN w:val="1"/>
               <w:bidi w:val="0"/>
-              <w:adjustRightInd/>
-              <w:snapToGrid/>
+              <w:adjustRightInd w:val="1"/>
+              <w:snapToGrid w:val="1"/>
               <w:spacing w:line="120" w:lineRule="auto"/>
               <w:textAlignment w:val="auto"/>
             </w:pPr>
             <w:r>
+              <w:rPr>
+                <w:rFonts w:hint="eastAsia"/>
+              </w:rPr>
               <w:t>显著性检测目的是模拟人眼视觉，找出图像中引人关注的前景目标区域，生成灰度显著图，像素亮度越高代表该位置显著性越高。本实验基于 Sobel 多方向梯度实现两种算法。</w:t>
             </w:r>
           </w:p>
           <w:p>
             <w:pPr>
-              <w:pStyle w:val="3"/>
+              <w:pStyle w:val="00001f"/>
               <w:keepNext w:val="0"/>
               <w:keepLines w:val="0"/>
               <w:pageBreakBefore w:val="0"/>
-              <w:widowControl/>
+              <w:widowControl w:val="1"/>
               <w:suppressLineNumbers w:val="0"/>
-              <w:kinsoku/>
-              <w:wordWrap/>
-              <w:overflowPunct/>
+              <w:kinsoku w:val="1"/>
+              <w:wordWrap w:val="1"/>
+              <w:overflowPunct w:val="1"/>
               <w:topLinePunct w:val="0"/>
-              <w:autoSpaceDE/>
-              <w:autoSpaceDN/>
+              <w:autoSpaceDE w:val="1"/>
+              <w:autoSpaceDN w:val="1"/>
               <w:bidi w:val="0"/>
-              <w:adjustRightInd/>
-              <w:snapToGrid/>
+              <w:adjustRightInd w:val="1"/>
+              <w:snapToGrid w:val="1"/>
               <w:spacing w:line="120" w:lineRule="auto"/>
               <w:textAlignment w:val="auto"/>
             </w:pPr>
             <w:r>
+              <w:rPr>
+                <w:rFonts w:hint="eastAsia"/>
+              </w:rPr>
               <w:t>1. 基于对比度分布的显著性检测</w:t>
             </w:r>
             <w:bookmarkStart w:id="1" w:name="_GoBack"/>
@@ -883,40 +416,50 @@
           </w:p>
           <w:p>
             <w:pPr>
-              <w:pStyle w:val="8"/>
+              <w:pStyle w:val="000029"/>
               <w:keepNext w:val="0"/>
               <w:keepLines w:val="0"/>
               <w:pageBreakBefore w:val="0"/>
-              <w:widowControl/>
+              <w:widowControl w:val="1"/>
               <w:suppressLineNumbers w:val="0"/>
-              <w:kinsoku/>
-              <w:wordWrap/>
-              <w:overflowPunct/>
+              <w:kinsoku w:val="1"/>
+              <w:wordWrap w:val="1"/>
+              <w:overflowPunct w:val="1"/>
               <w:topLinePunct w:val="0"/>
-              <w:autoSpaceDE/>
-              <w:autoSpaceDN/>
+              <w:autoSpaceDE w:val="1"/>
+              <w:autoSpaceDN w:val="1"/>
               <w:bidi w:val="0"/>
-              <w:adjustRightInd/>
-              <w:snapToGrid/>
+              <w:adjustRightInd w:val="1"/>
+              <w:snapToGrid w:val="1"/>
               <w:spacing w:line="120" w:lineRule="auto"/>
               <w:textAlignment w:val="auto"/>
             </w:pPr>
             <w:r>
+              <w:rPr>
+                <w:rFonts w:hint="eastAsia"/>
+              </w:rPr>
               <w:t>将图像转为灰度图，在圆周上等间隔采样若干个方向角度；利用 Sobel 算子求取 x、y 方向梯度，投影到每一个采样方向上，求取该方向梯度幅值。 将</w:t>
             </w:r>
             <w:r>
               <w:rPr>
-                <w:rStyle w:val="12"/>
+                <w:rStyle w:val="00002b"/>
+                <w:rFonts w:hint="eastAsia"/>
               </w:rPr>
               <w:t>所有方向梯度幅值累加求和</w:t>
             </w:r>
             <w:r>
+              <w:rPr>
+                <w:rFonts w:hint="eastAsia"/>
+              </w:rPr>
               <w:t>作为该像素的原始显著值；最后将结果归一化到 0</w:t>
             </w:r>
             <w:r>
               <w:noBreakHyphen/>
             </w:r>
             <w:r>
+              <w:rPr>
+                <w:rFonts w:hint="eastAsia"/>
+              </w:rPr>
               <w:t>255 得到显著图。</w:t>
             </w:r>
           </w:p>
@@ -925,26 +468,29 @@
               <w:keepNext w:val="0"/>
               <w:keepLines w:val="0"/>
               <w:pageBreakBefore w:val="0"/>
-              <w:widowControl/>
+              <w:widowControl w:val="1"/>
               <w:numPr>
                 <w:ilvl w:val="0"/>
                 <w:numId w:val="2"/>
               </w:numPr>
               <w:suppressLineNumbers w:val="0"/>
-              <w:kinsoku/>
-              <w:wordWrap/>
-              <w:overflowPunct/>
+              <w:kinsoku w:val="1"/>
+              <w:wordWrap w:val="1"/>
+              <w:overflowPunct w:val="1"/>
               <w:topLinePunct w:val="0"/>
-              <w:autoSpaceDE/>
-              <w:autoSpaceDN/>
+              <w:autoSpaceDE w:val="1"/>
+              <w:autoSpaceDN w:val="1"/>
               <w:bidi w:val="0"/>
-              <w:adjustRightInd/>
-              <w:snapToGrid/>
+              <w:adjustRightInd w:val="1"/>
+              <w:snapToGrid w:val="1"/>
               <w:spacing w:before="0" w:beforeAutospacing="1" w:after="0" w:afterAutospacing="1" w:line="120" w:lineRule="auto"/>
               <w:ind w:left="720" w:hanging="360"/>
               <w:textAlignment w:val="auto"/>
             </w:pPr>
             <w:r>
+              <w:rPr>
+                <w:rFonts w:hint="eastAsia"/>
+              </w:rPr>
               <w:t>8 方向：角度采样稀疏，计算量小；方向信息有限，部分边缘响应会丢失。</w:t>
             </w:r>
           </w:p>
@@ -953,46 +499,49 @@
               <w:keepNext w:val="0"/>
               <w:keepLines w:val="0"/>
               <w:pageBreakBefore w:val="0"/>
-              <w:widowControl/>
+              <w:widowControl w:val="1"/>
               <w:numPr>
                 <w:ilvl w:val="0"/>
                 <w:numId w:val="2"/>
               </w:numPr>
               <w:suppressLineNumbers w:val="0"/>
-              <w:kinsoku/>
-              <w:wordWrap/>
-              <w:overflowPunct/>
+              <w:kinsoku w:val="1"/>
+              <w:wordWrap w:val="1"/>
+              <w:overflowPunct w:val="1"/>
               <w:topLinePunct w:val="0"/>
-              <w:autoSpaceDE/>
-              <w:autoSpaceDN/>
+              <w:autoSpaceDE w:val="1"/>
+              <w:autoSpaceDN w:val="1"/>
               <w:bidi w:val="0"/>
-              <w:adjustRightInd/>
-              <w:snapToGrid/>
+              <w:adjustRightInd w:val="1"/>
+              <w:snapToGrid w:val="1"/>
               <w:spacing w:before="0" w:beforeAutospacing="1" w:after="0" w:afterAutospacing="1" w:line="120" w:lineRule="auto"/>
               <w:ind w:left="720" w:hanging="360"/>
               <w:textAlignment w:val="auto"/>
             </w:pPr>
             <w:r>
+              <w:rPr>
+                <w:rFonts w:hint="eastAsia"/>
+              </w:rPr>
               <w:t>16 方向：角度采样更密集，梯度信息更完整，轮廓提取更细腻，但循环次数增加，计算耗时上升。</w:t>
             </w:r>
           </w:p>
           <w:p>
             <w:pPr>
-              <w:pStyle w:val="8"/>
+              <w:pStyle w:val="000029"/>
               <w:keepNext w:val="0"/>
               <w:keepLines w:val="0"/>
               <w:pageBreakBefore w:val="0"/>
-              <w:widowControl/>
+              <w:widowControl w:val="1"/>
               <w:suppressLineNumbers w:val="0"/>
-              <w:kinsoku/>
-              <w:wordWrap/>
-              <w:overflowPunct/>
+              <w:kinsoku w:val="1"/>
+              <w:wordWrap w:val="1"/>
+              <w:overflowPunct w:val="1"/>
               <w:topLinePunct w:val="0"/>
-              <w:autoSpaceDE/>
-              <w:autoSpaceDN/>
+              <w:autoSpaceDE w:val="1"/>
+              <w:autoSpaceDN w:val="1"/>
               <w:bidi w:val="0"/>
-              <w:adjustRightInd/>
-              <w:snapToGrid/>
+              <w:adjustRightInd w:val="1"/>
+              <w:snapToGrid w:val="1"/>
               <w:spacing w:line="120" w:lineRule="auto"/>
               <w:ind w:left="720" w:right="720"/>
               <w:textAlignment w:val="auto"/>
@@ -1008,317 +557,312 @@
           </w:p>
           <w:p>
             <w:pPr>
-              <w:pStyle w:val="8"/>
+              <w:pStyle w:val="000029"/>
               <w:keepNext w:val="0"/>
               <w:keepLines w:val="0"/>
               <w:pageBreakBefore w:val="0"/>
-              <w:widowControl/>
+              <w:widowControl w:val="1"/>
               <w:suppressLineNumbers w:val="0"/>
-              <w:kinsoku/>
-              <w:wordWrap/>
-              <w:overflowPunct/>
+              <w:kinsoku w:val="1"/>
+              <w:wordWrap w:val="1"/>
+              <w:overflowPunct w:val="1"/>
               <w:topLinePunct w:val="0"/>
-              <w:autoSpaceDE/>
-              <w:autoSpaceDN/>
+              <w:autoSpaceDE w:val="1"/>
+              <w:autoSpaceDN w:val="1"/>
               <w:bidi w:val="0"/>
-              <w:adjustRightInd/>
-              <w:snapToGrid/>
+              <w:adjustRightInd w:val="1"/>
+              <w:snapToGrid w:val="1"/>
               <w:spacing w:line="120" w:lineRule="auto"/>
               <w:textAlignment w:val="auto"/>
             </w:pPr>
-            <m:oMathPara>
-              <m:oMath>
-                <m:r>
-                  <m:rPr/>
-                  <w:rPr>
-                    <w:rFonts w:hint="default" w:ascii="Cambria Math" w:hAnsi="Cambria Math"/>
-                    <w:sz w:val="24"/>
-                  </w:rPr>
-                  <m:t>(</m:t>
-                </m:r>
-                <m:sSub>
-                  <m:sSubPr>
-                    <m:ctrlPr>
-                      <w:rPr>
-                        <w:rFonts w:hint="default" w:ascii="Cambria Math" w:hAnsi="Cambria Math"/>
-                        <w:sz w:val="24"/>
-                      </w:rPr>
-                    </m:ctrlPr>
-                  </m:sSubPr>
-                  <m:e>
-                    <m:r>
-                      <m:rPr/>
-                      <w:rPr>
-                        <w:rFonts w:hint="default" w:ascii="Cambria Math" w:hAnsi="Cambria Math"/>
-                        <w:sz w:val="24"/>
-                      </w:rPr>
-                      <m:t>G</m:t>
-                    </m:r>
-                    <m:ctrlPr>
-                      <w:rPr>
-                        <w:rFonts w:ascii="Cambria Math" w:hAnsi="Cambria Math"/>
-                        <w:sz w:val="24"/>
-                      </w:rPr>
-                    </m:ctrlPr>
-                  </m:e>
-                  <m:sub>
-                    <m:r>
-                      <m:rPr/>
-                      <w:rPr>
-                        <w:rFonts w:hint="default" w:ascii="Cambria Math" w:hAnsi="Cambria Math"/>
-                        <w:sz w:val="24"/>
-                      </w:rPr>
-                      <m:t>θ</m:t>
-                    </m:r>
-                    <m:ctrlPr>
-                      <w:rPr>
-                        <w:rFonts w:ascii="Cambria Math" w:hAnsi="Cambria Math"/>
-                        <w:sz w:val="24"/>
-                      </w:rPr>
-                    </m:ctrlPr>
-                  </m:sub>
-                </m:sSub>
-                <m:r>
-                  <m:rPr/>
-                  <w:rPr>
-                    <w:rFonts w:hint="default" w:ascii="Cambria Math" w:hAnsi="Cambria Math"/>
-                    <w:sz w:val="24"/>
-                  </w:rPr>
-                  <m:t>=</m:t>
-                </m:r>
-                <m:sSub>
-                  <m:sSubPr>
-                    <m:ctrlPr>
-                      <w:rPr>
-                        <w:rFonts w:hint="default" w:ascii="Cambria Math" w:hAnsi="Cambria Math"/>
-                        <w:sz w:val="24"/>
-                      </w:rPr>
-                    </m:ctrlPr>
-                  </m:sSubPr>
-                  <m:e>
-                    <m:r>
-                      <m:rPr/>
-                      <w:rPr>
-                        <w:rFonts w:hint="default" w:ascii="Cambria Math" w:hAnsi="Cambria Math"/>
-                        <w:sz w:val="24"/>
-                      </w:rPr>
-                      <m:t>G</m:t>
-                    </m:r>
-                    <m:ctrlPr>
-                      <w:rPr>
-                        <w:rFonts w:ascii="Cambria Math" w:hAnsi="Cambria Math"/>
-                        <w:sz w:val="24"/>
-                      </w:rPr>
-                    </m:ctrlPr>
-                  </m:e>
-                  <m:sub>
-                    <m:r>
-                      <m:rPr/>
-                      <w:rPr>
-                        <w:rFonts w:hint="default" w:ascii="Cambria Math" w:hAnsi="Cambria Math"/>
-                        <w:sz w:val="24"/>
-                      </w:rPr>
-                      <m:t>x</m:t>
-                    </m:r>
-                    <m:ctrlPr>
-                      <w:rPr>
-                        <w:rFonts w:ascii="Cambria Math" w:hAnsi="Cambria Math"/>
-                        <w:sz w:val="24"/>
-                      </w:rPr>
-                    </m:ctrlPr>
-                  </m:sub>
-                </m:sSub>
-                <m:r>
-                  <m:rPr/>
-                  <w:rPr>
-                    <w:rFonts w:hint="default" w:ascii="Cambria Math" w:hAnsi="Cambria Math"/>
-                    <w:sz w:val="24"/>
-                  </w:rPr>
-                  <m:t>⋅</m:t>
-                </m:r>
-                <m:func>
-                  <m:funcPr>
-                    <m:ctrlPr>
-                      <w:rPr>
-                        <w:rFonts w:hint="default" w:ascii="Cambria Math" w:hAnsi="Cambria Math"/>
-                        <w:sz w:val="24"/>
-                      </w:rPr>
-                    </m:ctrlPr>
-                  </m:funcPr>
-                  <m:fName>
-                    <m:r>
-                      <m:rPr>
-                        <m:sty m:val="p"/>
-                      </m:rPr>
-                      <w:rPr>
-                        <w:rFonts w:hint="default" w:ascii="Cambria Math" w:hAnsi="Cambria Math"/>
-                        <w:sz w:val="24"/>
-                      </w:rPr>
-                      <m:t>cos</m:t>
-                    </m:r>
-                    <m:ctrlPr>
-                      <w:rPr>
-                        <w:rFonts w:ascii="Cambria Math" w:hAnsi="Cambria Math"/>
-                        <w:sz w:val="24"/>
-                      </w:rPr>
-                    </m:ctrlPr>
-                  </m:fName>
-                  <m:e>
-                    <m:r>
-                      <m:rPr/>
-                      <w:rPr>
-                        <w:rFonts w:hint="default" w:ascii="Cambria Math" w:hAnsi="Cambria Math"/>
-                        <w:sz w:val="24"/>
-                      </w:rPr>
-                      <m:t>θ</m:t>
-                    </m:r>
-                    <m:ctrlPr>
-                      <w:rPr>
-                        <w:rFonts w:ascii="Cambria Math" w:hAnsi="Cambria Math"/>
-                        <w:sz w:val="24"/>
-                      </w:rPr>
-                    </m:ctrlPr>
-                  </m:e>
-                </m:func>
-                <m:r>
-                  <m:rPr/>
-                  <w:rPr>
-                    <w:rFonts w:hint="default" w:ascii="Cambria Math" w:hAnsi="Cambria Math"/>
-                    <w:sz w:val="24"/>
-                  </w:rPr>
-                  <m:t>+</m:t>
-                </m:r>
-                <m:sSub>
-                  <m:sSubPr>
-                    <m:ctrlPr>
-                      <w:rPr>
-                        <w:rFonts w:hint="default" w:ascii="Cambria Math" w:hAnsi="Cambria Math"/>
-                        <w:sz w:val="24"/>
-                      </w:rPr>
-                    </m:ctrlPr>
-                  </m:sSubPr>
-                  <m:e>
-                    <m:r>
-                      <m:rPr/>
-                      <w:rPr>
-                        <w:rFonts w:hint="default" w:ascii="Cambria Math" w:hAnsi="Cambria Math"/>
-                        <w:sz w:val="24"/>
-                      </w:rPr>
-                      <m:t>G</m:t>
-                    </m:r>
-                    <m:ctrlPr>
-                      <w:rPr>
-                        <w:rFonts w:ascii="Cambria Math" w:hAnsi="Cambria Math"/>
-                        <w:sz w:val="24"/>
-                      </w:rPr>
-                    </m:ctrlPr>
-                  </m:e>
-                  <m:sub>
-                    <m:r>
-                      <m:rPr/>
-                      <w:rPr>
-                        <w:rFonts w:hint="default" w:ascii="Cambria Math" w:hAnsi="Cambria Math"/>
-                        <w:sz w:val="24"/>
-                      </w:rPr>
-                      <m:t>y</m:t>
-                    </m:r>
-                    <m:ctrlPr>
-                      <w:rPr>
-                        <w:rFonts w:ascii="Cambria Math" w:hAnsi="Cambria Math"/>
-                        <w:sz w:val="24"/>
-                      </w:rPr>
-                    </m:ctrlPr>
-                  </m:sub>
-                </m:sSub>
-                <m:r>
-                  <m:rPr/>
-                  <w:rPr>
-                    <w:rFonts w:hint="default" w:ascii="Cambria Math" w:hAnsi="Cambria Math"/>
-                    <w:sz w:val="24"/>
-                  </w:rPr>
-                  <m:t>⋅</m:t>
-                </m:r>
-                <m:func>
-                  <m:funcPr>
-                    <m:ctrlPr>
-                      <w:rPr>
-                        <w:rFonts w:hint="default" w:ascii="Cambria Math" w:hAnsi="Cambria Math"/>
-                        <w:sz w:val="24"/>
-                      </w:rPr>
-                    </m:ctrlPr>
-                  </m:funcPr>
-                  <m:fName>
-                    <m:r>
-                      <m:rPr>
-                        <m:sty m:val="p"/>
-                      </m:rPr>
-                      <w:rPr>
-                        <w:rFonts w:hint="default" w:ascii="Cambria Math" w:hAnsi="Cambria Math"/>
-                        <w:sz w:val="24"/>
-                      </w:rPr>
-                      <m:t>sin</m:t>
-                    </m:r>
-                    <m:ctrlPr>
-                      <w:rPr>
-                        <w:rFonts w:ascii="Cambria Math" w:hAnsi="Cambria Math"/>
-                        <w:sz w:val="24"/>
-                      </w:rPr>
-                    </m:ctrlPr>
-                  </m:fName>
-                  <m:e>
-                    <m:r>
-                      <m:rPr/>
-                      <w:rPr>
-                        <w:rFonts w:hint="default" w:ascii="Cambria Math" w:hAnsi="Cambria Math"/>
-                        <w:sz w:val="24"/>
-                      </w:rPr>
-                      <m:t>θ</m:t>
-                    </m:r>
-                    <m:ctrlPr>
-                      <w:rPr>
-                        <w:rFonts w:ascii="Cambria Math" w:hAnsi="Cambria Math"/>
-                        <w:sz w:val="24"/>
-                      </w:rPr>
-                    </m:ctrlPr>
-                  </m:e>
-                </m:func>
-                <m:r>
-                  <m:rPr/>
-                  <w:rPr>
-                    <w:rFonts w:hint="default" w:ascii="Cambria Math" w:hAnsi="Cambria Math"/>
-                    <w:sz w:val="24"/>
-                  </w:rPr>
-                  <m:t>)</m:t>
-                </m:r>
-              </m:oMath>
-            </m:oMathPara>
-          </w:p>
-          <w:p>
-            <w:pPr>
-              <w:pStyle w:val="8"/>
+            <m:oMath>
+              <m:r>
+                <m:rPr/>
+                <w:rPr>
+                  <w:rFonts w:hint="default" w:ascii="Cambria Math" w:hAnsi="Cambria Math"/>
+                  <w:sz w:val="24"/>
+                </w:rPr>
+                <m:t>(</m:t>
+              </m:r>
+              <m:sSub>
+                <m:sSubPr>
+                  <m:ctrlPr>
+                    <w:rPr>
+                      <w:rFonts w:hint="default" w:ascii="Cambria Math" w:hAnsi="Cambria Math"/>
+                      <w:sz w:val="24"/>
+                    </w:rPr>
+                  </m:ctrlPr>
+                </m:sSubPr>
+                <m:e>
+                  <m:r>
+                    <m:rPr/>
+                    <w:rPr>
+                      <w:rFonts w:hint="default" w:ascii="Cambria Math" w:hAnsi="Cambria Math"/>
+                      <w:sz w:val="24"/>
+                    </w:rPr>
+                    <m:t>G</m:t>
+                  </m:r>
+                  <m:ctrlPr>
+                    <w:rPr>
+                      <w:rFonts w:ascii="Cambria Math" w:hAnsi="Cambria Math"/>
+                      <w:sz w:val="24"/>
+                    </w:rPr>
+                  </m:ctrlPr>
+                </m:e>
+                <m:sub>
+                  <m:r>
+                    <m:rPr/>
+                    <w:rPr>
+                      <w:rFonts w:hint="default" w:ascii="Cambria Math" w:hAnsi="Cambria Math"/>
+                      <w:sz w:val="24"/>
+                    </w:rPr>
+                    <m:t>θ</m:t>
+                  </m:r>
+                  <m:ctrlPr>
+                    <w:rPr>
+                      <w:rFonts w:ascii="Cambria Math" w:hAnsi="Cambria Math"/>
+                      <w:sz w:val="24"/>
+                    </w:rPr>
+                  </m:ctrlPr>
+                </m:sub>
+              </m:sSub>
+              <m:r>
+                <m:rPr/>
+                <w:rPr>
+                  <w:rFonts w:hint="default" w:ascii="Cambria Math" w:hAnsi="Cambria Math"/>
+                  <w:sz w:val="24"/>
+                </w:rPr>
+                <m:t>=</m:t>
+              </m:r>
+              <m:sSub>
+                <m:sSubPr>
+                  <m:ctrlPr>
+                    <w:rPr>
+                      <w:rFonts w:hint="default" w:ascii="Cambria Math" w:hAnsi="Cambria Math"/>
+                      <w:sz w:val="24"/>
+                    </w:rPr>
+                  </m:ctrlPr>
+                </m:sSubPr>
+                <m:e>
+                  <m:r>
+                    <m:rPr/>
+                    <w:rPr>
+                      <w:rFonts w:hint="default" w:ascii="Cambria Math" w:hAnsi="Cambria Math"/>
+                      <w:sz w:val="24"/>
+                    </w:rPr>
+                    <m:t>G</m:t>
+                  </m:r>
+                  <m:ctrlPr>
+                    <w:rPr>
+                      <w:rFonts w:ascii="Cambria Math" w:hAnsi="Cambria Math"/>
+                      <w:sz w:val="24"/>
+                    </w:rPr>
+                  </m:ctrlPr>
+                </m:e>
+                <m:sub>
+                  <m:r>
+                    <m:rPr/>
+                    <w:rPr>
+                      <w:rFonts w:hint="default" w:ascii="Cambria Math" w:hAnsi="Cambria Math"/>
+                      <w:sz w:val="24"/>
+                    </w:rPr>
+                    <m:t>x</m:t>
+                  </m:r>
+                  <m:ctrlPr>
+                    <w:rPr>
+                      <w:rFonts w:ascii="Cambria Math" w:hAnsi="Cambria Math"/>
+                      <w:sz w:val="24"/>
+                    </w:rPr>
+                  </m:ctrlPr>
+                </m:sub>
+              </m:sSub>
+              <m:r>
+                <m:rPr/>
+                <w:rPr>
+                  <w:rFonts w:hint="default" w:ascii="Cambria Math" w:hAnsi="Cambria Math"/>
+                  <w:sz w:val="24"/>
+                </w:rPr>
+                <m:t>⋅</m:t>
+              </m:r>
+              <m:func>
+                <m:funcPr>
+                  <m:ctrlPr>
+                    <w:rPr>
+                      <w:rFonts w:hint="default" w:ascii="Cambria Math" w:hAnsi="Cambria Math"/>
+                      <w:sz w:val="24"/>
+                    </w:rPr>
+                  </m:ctrlPr>
+                </m:funcPr>
+                <m:fName>
+                  <m:r>
+                    <m:rPr/>
+                    <w:rPr>
+                      <w:rFonts w:hint="default" w:ascii="Cambria Math" w:hAnsi="Cambria Math"/>
+                      <w:sz w:val="24"/>
+                    </w:rPr>
+                    <m:t>cos</m:t>
+                  </m:r>
+                  <m:ctrlPr>
+                    <w:rPr>
+                      <w:rFonts w:ascii="Cambria Math" w:hAnsi="Cambria Math"/>
+                      <w:sz w:val="24"/>
+                    </w:rPr>
+                  </m:ctrlPr>
+                </m:fName>
+                <m:e>
+                  <m:r>
+                    <m:rPr/>
+                    <w:rPr>
+                      <w:rFonts w:hint="default" w:ascii="Cambria Math" w:hAnsi="Cambria Math"/>
+                      <w:sz w:val="24"/>
+                    </w:rPr>
+                    <m:t>θ</m:t>
+                  </m:r>
+                  <m:ctrlPr>
+                    <w:rPr>
+                      <w:rFonts w:ascii="Cambria Math" w:hAnsi="Cambria Math"/>
+                      <w:sz w:val="24"/>
+                    </w:rPr>
+                  </m:ctrlPr>
+                </m:e>
+              </m:func>
+              <m:r>
+                <m:rPr/>
+                <w:rPr>
+                  <w:rFonts w:hint="default" w:ascii="Cambria Math" w:hAnsi="Cambria Math"/>
+                  <w:sz w:val="24"/>
+                </w:rPr>
+                <m:t>+</m:t>
+              </m:r>
+              <m:sSub>
+                <m:sSubPr>
+                  <m:ctrlPr>
+                    <w:rPr>
+                      <w:rFonts w:hint="default" w:ascii="Cambria Math" w:hAnsi="Cambria Math"/>
+                      <w:sz w:val="24"/>
+                    </w:rPr>
+                  </m:ctrlPr>
+                </m:sSubPr>
+                <m:e>
+                  <m:r>
+                    <m:rPr/>
+                    <w:rPr>
+                      <w:rFonts w:hint="default" w:ascii="Cambria Math" w:hAnsi="Cambria Math"/>
+                      <w:sz w:val="24"/>
+                    </w:rPr>
+                    <m:t>G</m:t>
+                  </m:r>
+                  <m:ctrlPr>
+                    <w:rPr>
+                      <w:rFonts w:ascii="Cambria Math" w:hAnsi="Cambria Math"/>
+                      <w:sz w:val="24"/>
+                    </w:rPr>
+                  </m:ctrlPr>
+                </m:e>
+                <m:sub>
+                  <m:r>
+                    <m:rPr/>
+                    <w:rPr>
+                      <w:rFonts w:hint="default" w:ascii="Cambria Math" w:hAnsi="Cambria Math"/>
+                      <w:sz w:val="24"/>
+                    </w:rPr>
+                    <m:t>y</m:t>
+                  </m:r>
+                  <m:ctrlPr>
+                    <w:rPr>
+                      <w:rFonts w:ascii="Cambria Math" w:hAnsi="Cambria Math"/>
+                      <w:sz w:val="24"/>
+                    </w:rPr>
+                  </m:ctrlPr>
+                </m:sub>
+              </m:sSub>
+              <m:r>
+                <m:rPr/>
+                <w:rPr>
+                  <w:rFonts w:hint="default" w:ascii="Cambria Math" w:hAnsi="Cambria Math"/>
+                  <w:sz w:val="24"/>
+                </w:rPr>
+                <m:t>⋅</m:t>
+              </m:r>
+              <m:func>
+                <m:funcPr>
+                  <m:ctrlPr>
+                    <w:rPr>
+                      <w:rFonts w:hint="default" w:ascii="Cambria Math" w:hAnsi="Cambria Math"/>
+                      <w:sz w:val="24"/>
+                    </w:rPr>
+                  </m:ctrlPr>
+                </m:funcPr>
+                <m:fName>
+                  <m:r>
+                    <m:rPr/>
+                    <w:rPr>
+                      <w:rFonts w:hint="default" w:ascii="Cambria Math" w:hAnsi="Cambria Math"/>
+                      <w:sz w:val="24"/>
+                    </w:rPr>
+                    <m:t>sin</m:t>
+                  </m:r>
+                  <m:ctrlPr>
+                    <w:rPr>
+                      <w:rFonts w:ascii="Cambria Math" w:hAnsi="Cambria Math"/>
+                      <w:sz w:val="24"/>
+                    </w:rPr>
+                  </m:ctrlPr>
+                </m:fName>
+                <m:e>
+                  <m:r>
+                    <m:rPr/>
+                    <w:rPr>
+                      <w:rFonts w:hint="default" w:ascii="Cambria Math" w:hAnsi="Cambria Math"/>
+                      <w:sz w:val="24"/>
+                    </w:rPr>
+                    <m:t>θ</m:t>
+                  </m:r>
+                  <m:ctrlPr>
+                    <w:rPr>
+                      <w:rFonts w:ascii="Cambria Math" w:hAnsi="Cambria Math"/>
+                      <w:sz w:val="24"/>
+                    </w:rPr>
+                  </m:ctrlPr>
+                </m:e>
+              </m:func>
+              <m:r>
+                <m:rPr/>
+                <w:rPr>
+                  <w:rFonts w:hint="default" w:ascii="Cambria Math" w:hAnsi="Cambria Math"/>
+                  <w:sz w:val="24"/>
+                </w:rPr>
+                <m:t>)</m:t>
+              </m:r>
+            </m:oMath>
+          </w:p>
+          <w:p>
+            <w:pPr>
+              <w:pStyle w:val="000029"/>
               <w:keepNext w:val="0"/>
               <w:keepLines w:val="0"/>
               <w:pageBreakBefore w:val="0"/>
-              <w:widowControl/>
+              <w:widowControl w:val="1"/>
               <w:suppressLineNumbers w:val="0"/>
-              <w:kinsoku/>
-              <w:wordWrap/>
-              <w:overflowPunct/>
+              <w:kinsoku w:val="1"/>
+              <w:wordWrap w:val="1"/>
+              <w:overflowPunct w:val="1"/>
               <w:topLinePunct w:val="0"/>
-              <w:autoSpaceDE/>
-              <w:autoSpaceDN/>
+              <w:autoSpaceDE w:val="1"/>
+              <w:autoSpaceDN w:val="1"/>
               <w:bidi w:val="0"/>
-              <w:adjustRightInd/>
-              <w:snapToGrid/>
+              <w:adjustRightInd w:val="1"/>
+              <w:snapToGrid w:val="1"/>
               <w:spacing w:line="120" w:lineRule="auto"/>
               <w:textAlignment w:val="auto"/>
               <w:rPr>
                 <w:rFonts w:hint="default" w:hAnsi="Cambria Math"/>
-                <w:i/>
+                <w:i w:val="1"/>
                 <w:sz w:val="24"/>
               </w:rPr>
             </w:pPr>
             <m:oMathPara>
+              <m:oMathParaPr/>
               <m:oMath>
                 <m:r>
                   <m:rPr/>
@@ -1486,135 +1030,141 @@
           </w:p>
           <w:p>
             <w:pPr>
-              <w:pStyle w:val="8"/>
+              <w:pStyle w:val="000029"/>
               <w:keepNext w:val="0"/>
               <w:keepLines w:val="0"/>
               <w:pageBreakBefore w:val="0"/>
-              <w:widowControl/>
+              <w:widowControl w:val="1"/>
               <w:suppressLineNumbers w:val="0"/>
-              <w:kinsoku/>
-              <w:wordWrap/>
-              <w:overflowPunct/>
+              <w:kinsoku w:val="1"/>
+              <w:wordWrap w:val="1"/>
+              <w:overflowPunct w:val="1"/>
               <w:topLinePunct w:val="0"/>
-              <w:autoSpaceDE/>
-              <w:autoSpaceDN/>
+              <w:autoSpaceDE w:val="1"/>
+              <w:autoSpaceDN w:val="1"/>
               <w:bidi w:val="0"/>
-              <w:adjustRightInd/>
-              <w:snapToGrid/>
+              <w:adjustRightInd w:val="1"/>
+              <w:snapToGrid w:val="1"/>
               <w:spacing w:line="120" w:lineRule="auto"/>
               <w:textAlignment w:val="auto"/>
             </w:pPr>
-            <m:oMath>
-              <m:r>
-                <m:rPr/>
-                <w:rPr>
-                  <w:rFonts w:hint="default" w:ascii="Cambria Math" w:hAnsi="Cambria Math"/>
-                  <w:sz w:val="24"/>
-                </w:rPr>
-                <m:t>(</m:t>
-              </m:r>
-              <m:sSub>
-                <m:sSubPr>
-                  <m:ctrlPr>
-                    <w:rPr>
-                      <w:rFonts w:hint="default" w:ascii="Cambria Math" w:hAnsi="Cambria Math"/>
-                      <w:sz w:val="24"/>
-                    </w:rPr>
-                  </m:ctrlPr>
-                </m:sSubPr>
-                <m:e>
-                  <m:r>
-                    <m:rPr/>
-                    <w:rPr>
-                      <w:rFonts w:hint="default" w:ascii="Cambria Math" w:hAnsi="Cambria Math"/>
-                      <w:sz w:val="24"/>
-                    </w:rPr>
-                    <m:t>G</m:t>
-                  </m:r>
-                  <m:ctrlPr>
-                    <w:rPr>
-                      <w:rFonts w:ascii="Cambria Math" w:hAnsi="Cambria Math"/>
-                      <w:sz w:val="24"/>
-                    </w:rPr>
-                  </m:ctrlPr>
-                </m:e>
-                <m:sub>
-                  <m:r>
-                    <m:rPr/>
-                    <w:rPr>
-                      <w:rFonts w:hint="default" w:ascii="Cambria Math" w:hAnsi="Cambria Math"/>
-                      <w:sz w:val="24"/>
-                    </w:rPr>
-                    <m:t>x</m:t>
-                  </m:r>
-                  <m:ctrlPr>
-                    <w:rPr>
-                      <w:rFonts w:ascii="Cambria Math" w:hAnsi="Cambria Math"/>
-                      <w:sz w:val="24"/>
-                    </w:rPr>
-                  </m:ctrlPr>
-                </m:sub>
-              </m:sSub>
-              <m:r>
-                <m:rPr/>
-                <w:rPr>
-                  <w:rFonts w:hint="default" w:ascii="Cambria Math" w:hAnsi="Cambria Math"/>
-                  <w:sz w:val="24"/>
-                </w:rPr>
-                <m:t>,</m:t>
-              </m:r>
-              <m:sSub>
-                <m:sSubPr>
-                  <m:ctrlPr>
-                    <w:rPr>
-                      <w:rFonts w:hint="default" w:ascii="Cambria Math" w:hAnsi="Cambria Math"/>
-                      <w:sz w:val="24"/>
-                    </w:rPr>
-                  </m:ctrlPr>
-                </m:sSubPr>
-                <m:e>
-                  <m:r>
-                    <m:rPr/>
-                    <w:rPr>
-                      <w:rFonts w:hint="default" w:ascii="Cambria Math" w:hAnsi="Cambria Math"/>
-                      <w:sz w:val="24"/>
-                    </w:rPr>
-                    <m:t>G</m:t>
-                  </m:r>
-                  <m:ctrlPr>
-                    <w:rPr>
-                      <w:rFonts w:ascii="Cambria Math" w:hAnsi="Cambria Math"/>
-                      <w:sz w:val="24"/>
-                    </w:rPr>
-                  </m:ctrlPr>
-                </m:e>
-                <m:sub>
-                  <m:r>
-                    <m:rPr/>
-                    <w:rPr>
-                      <w:rFonts w:hint="default" w:ascii="Cambria Math" w:hAnsi="Cambria Math"/>
-                      <w:sz w:val="24"/>
-                    </w:rPr>
-                    <m:t>y</m:t>
-                  </m:r>
-                  <m:ctrlPr>
-                    <w:rPr>
-                      <w:rFonts w:ascii="Cambria Math" w:hAnsi="Cambria Math"/>
-                      <w:sz w:val="24"/>
-                    </w:rPr>
-                  </m:ctrlPr>
-                </m:sub>
-              </m:sSub>
-              <m:r>
-                <m:rPr/>
-                <w:rPr>
-                  <w:rFonts w:hint="default" w:ascii="Cambria Math" w:hAnsi="Cambria Math"/>
-                  <w:sz w:val="24"/>
-                </w:rPr>
-                <m:t>)</m:t>
-              </m:r>
-            </m:oMath>
-            <w:r>
+            <m:oMathPara>
+              <m:oMathParaPr/>
+              <m:oMath>
+                <m:r>
+                  <m:rPr/>
+                  <w:rPr>
+                    <w:rFonts w:hint="default" w:ascii="Cambria Math" w:hAnsi="Cambria Math"/>
+                    <w:sz w:val="24"/>
+                  </w:rPr>
+                  <m:t>(</m:t>
+                </m:r>
+                <m:sSub>
+                  <m:sSubPr>
+                    <m:ctrlPr>
+                      <w:rPr>
+                        <w:rFonts w:hint="default" w:ascii="Cambria Math" w:hAnsi="Cambria Math"/>
+                        <w:sz w:val="24"/>
+                      </w:rPr>
+                    </m:ctrlPr>
+                  </m:sSubPr>
+                  <m:e>
+                    <m:r>
+                      <m:rPr/>
+                      <w:rPr>
+                        <w:rFonts w:hint="default" w:ascii="Cambria Math" w:hAnsi="Cambria Math"/>
+                        <w:sz w:val="24"/>
+                      </w:rPr>
+                      <m:t>G</m:t>
+                    </m:r>
+                    <m:ctrlPr>
+                      <w:rPr>
+                        <w:rFonts w:ascii="Cambria Math" w:hAnsi="Cambria Math"/>
+                        <w:sz w:val="24"/>
+                      </w:rPr>
+                    </m:ctrlPr>
+                  </m:e>
+                  <m:sub>
+                    <m:r>
+                      <m:rPr/>
+                      <w:rPr>
+                        <w:rFonts w:hint="default" w:ascii="Cambria Math" w:hAnsi="Cambria Math"/>
+                        <w:sz w:val="24"/>
+                      </w:rPr>
+                      <m:t>x</m:t>
+                    </m:r>
+                    <m:ctrlPr>
+                      <w:rPr>
+                        <w:rFonts w:ascii="Cambria Math" w:hAnsi="Cambria Math"/>
+                        <w:sz w:val="24"/>
+                      </w:rPr>
+                    </m:ctrlPr>
+                  </m:sub>
+                </m:sSub>
+                <m:r>
+                  <m:rPr/>
+                  <w:rPr>
+                    <w:rFonts w:hint="default" w:ascii="Cambria Math" w:hAnsi="Cambria Math"/>
+                    <w:sz w:val="24"/>
+                  </w:rPr>
+                  <m:t>,</m:t>
+                </m:r>
+                <m:sSub>
+                  <m:sSubPr>
+                    <m:ctrlPr>
+                      <w:rPr>
+                        <w:rFonts w:hint="default" w:ascii="Cambria Math" w:hAnsi="Cambria Math"/>
+                        <w:sz w:val="24"/>
+                      </w:rPr>
+                    </m:ctrlPr>
+                  </m:sSubPr>
+                  <m:e>
+                    <m:r>
+                      <m:rPr/>
+                      <w:rPr>
+                        <w:rFonts w:hint="default" w:ascii="Cambria Math" w:hAnsi="Cambria Math"/>
+                        <w:sz w:val="24"/>
+                      </w:rPr>
+                      <m:t>G</m:t>
+                    </m:r>
+                    <m:ctrlPr>
+                      <w:rPr>
+                        <w:rFonts w:ascii="Cambria Math" w:hAnsi="Cambria Math"/>
+                        <w:sz w:val="24"/>
+                      </w:rPr>
+                    </m:ctrlPr>
+                  </m:e>
+                  <m:sub>
+                    <m:r>
+                      <m:rPr/>
+                      <w:rPr>
+                        <w:rFonts w:hint="default" w:ascii="Cambria Math" w:hAnsi="Cambria Math"/>
+                        <w:sz w:val="24"/>
+                      </w:rPr>
+                      <m:t>y</m:t>
+                    </m:r>
+                    <m:ctrlPr>
+                      <w:rPr>
+                        <w:rFonts w:ascii="Cambria Math" w:hAnsi="Cambria Math"/>
+                        <w:sz w:val="24"/>
+                      </w:rPr>
+                    </m:ctrlPr>
+                  </m:sub>
+                </m:sSub>
+                <m:r>
+                  <m:rPr/>
+                  <w:rPr>
+                    <w:rFonts w:hint="default" w:ascii="Cambria Math" w:hAnsi="Cambria Math"/>
+                    <w:sz w:val="24"/>
+                  </w:rPr>
+                  <m:t>)</m:t>
+                </m:r>
+              </m:oMath>
+            </m:oMathPara>
+            <w:r>
+              <w:rPr>
+                <w:rFonts w:hint="eastAsia"/>
+              </w:rPr>
               <w:t>为 Sobelx、y 梯度；</w:t>
             </w:r>
             <m:oMath>
@@ -1678,6 +1228,9 @@
               </m:r>
             </m:oMath>
             <w:r>
+              <w:rPr>
+                <w:rFonts w:hint="eastAsia"/>
+              </w:rPr>
               <w:t>为</w:t>
             </w:r>
             <m:oMath>
@@ -1691,6 +1244,9 @@
               </m:r>
             </m:oMath>
             <w:r>
+              <w:rPr>
+                <w:rFonts w:hint="eastAsia"/>
+              </w:rPr>
               <w:t>方向梯度投影；</w:t>
             </w:r>
             <m:oMath>
@@ -1754,92 +1310,109 @@
               </m:r>
             </m:oMath>
             <w:r>
+              <w:rPr>
+                <w:rFonts w:hint="eastAsia"/>
+              </w:rPr>
               <w:t>为对比度分布原始显著值。</w:t>
             </w:r>
           </w:p>
           <w:p>
             <w:pPr>
-              <w:pStyle w:val="3"/>
+              <w:pStyle w:val="00001f"/>
               <w:keepNext w:val="0"/>
               <w:keepLines w:val="0"/>
               <w:pageBreakBefore w:val="0"/>
-              <w:widowControl/>
+              <w:widowControl w:val="1"/>
               <w:suppressLineNumbers w:val="0"/>
-              <w:kinsoku/>
-              <w:wordWrap/>
-              <w:overflowPunct/>
+              <w:kinsoku w:val="1"/>
+              <w:wordWrap w:val="1"/>
+              <w:overflowPunct w:val="1"/>
               <w:topLinePunct w:val="0"/>
-              <w:autoSpaceDE/>
-              <w:autoSpaceDN/>
+              <w:autoSpaceDE w:val="1"/>
+              <w:autoSpaceDN w:val="1"/>
               <w:bidi w:val="0"/>
-              <w:adjustRightInd/>
-              <w:snapToGrid/>
+              <w:adjustRightInd w:val="1"/>
+              <w:snapToGrid w:val="1"/>
               <w:spacing w:line="120" w:lineRule="auto"/>
               <w:textAlignment w:val="auto"/>
             </w:pPr>
             <w:r>
+              <w:rPr>
+                <w:rFonts w:hint="eastAsia"/>
+              </w:rPr>
               <w:t>2. 最小方向对比度显著性检测</w:t>
             </w:r>
           </w:p>
           <w:p>
             <w:pPr>
-              <w:pStyle w:val="8"/>
+              <w:pStyle w:val="000029"/>
               <w:keepNext w:val="0"/>
               <w:keepLines w:val="0"/>
               <w:pageBreakBefore w:val="0"/>
-              <w:widowControl/>
+              <w:widowControl w:val="1"/>
               <w:suppressLineNumbers w:val="0"/>
-              <w:kinsoku/>
-              <w:wordWrap/>
-              <w:overflowPunct/>
+              <w:kinsoku w:val="1"/>
+              <w:wordWrap w:val="1"/>
+              <w:overflowPunct w:val="1"/>
               <w:topLinePunct w:val="0"/>
-              <w:autoSpaceDE/>
-              <w:autoSpaceDN/>
+              <w:autoSpaceDE w:val="1"/>
+              <w:autoSpaceDN w:val="1"/>
               <w:bidi w:val="0"/>
-              <w:adjustRightInd/>
-              <w:snapToGrid/>
+              <w:adjustRightInd w:val="1"/>
+              <w:snapToGrid w:val="1"/>
               <w:spacing w:line="120" w:lineRule="auto"/>
               <w:textAlignment w:val="auto"/>
             </w:pPr>
             <w:r>
+              <w:rPr>
+                <w:rFonts w:hint="eastAsia"/>
+              </w:rPr>
               <w:t>前景目标边缘像素，在</w:t>
             </w:r>
             <w:r>
               <w:rPr>
-                <w:rStyle w:val="12"/>
+                <w:rStyle w:val="00002b"/>
+                <w:rFonts w:hint="eastAsia"/>
               </w:rPr>
               <w:t>多个方向都会存在明显灰度变化（梯度）</w:t>
             </w:r>
             <w:r>
+              <w:rPr>
+                <w:rFonts w:hint="eastAsia"/>
+              </w:rPr>
               <w:t>；而背景纹理、噪声往往只在少数单一方向产生梯度响应。 本实验采用 16 个方向计算每个像素方向梯度，保存全部方向梯度幅值；对每个像素，取</w:t>
             </w:r>
             <w:r>
               <w:rPr>
-                <w:rStyle w:val="12"/>
+                <w:rStyle w:val="00002b"/>
+                <w:rFonts w:hint="eastAsia"/>
               </w:rPr>
               <w:t>全部方向梯度幅值的最小值作为该像素显著值</w:t>
             </w:r>
             <w:r>
+              <w:rPr>
+                <w:rFonts w:hint="eastAsia"/>
+              </w:rPr>
               <w:t>，再归一化得到显著图。</w:t>
             </w:r>
           </w:p>
           <w:p>
             <w:pPr>
-              <w:pStyle w:val="8"/>
+              <w:pStyle w:val="000029"/>
               <w:keepNext w:val="0"/>
               <w:keepLines w:val="0"/>
               <w:pageBreakBefore w:val="0"/>
-              <w:widowControl/>
+              <w:widowControl w:val="1"/>
               <w:suppressLineNumbers w:val="0"/>
-              <w:kinsoku/>
-              <w:wordWrap/>
-              <w:overflowPunct/>
+              <w:kinsoku w:val="1"/>
+              <w:wordWrap w:val="1"/>
+              <w:overflowPunct w:val="1"/>
               <w:topLinePunct w:val="0"/>
-              <w:autoSpaceDE/>
-              <w:autoSpaceDN/>
+              <w:autoSpaceDE w:val="1"/>
+              <w:autoSpaceDN w:val="1"/>
               <w:bidi w:val="0"/>
-              <w:adjustRightInd/>
-              <w:snapToGrid/>
+              <w:adjustRightInd w:val="1"/>
+              <w:snapToGrid w:val="1"/>
               <w:spacing w:line="120" w:lineRule="auto"/>
               <w:textAlignment w:val="auto"/>
               <w:rPr>
@@ -1848,366 +1421,370 @@
                 <w:sz w:val="24"/>
               </w:rPr>
             </w:pPr>
-            <m:oMathPara>
-              <m:oMath>
-                <m:r>
-                  <m:rPr/>
-                  <w:rPr>
-                    <w:rFonts w:hint="default" w:ascii="Cambria Math" w:hAnsi="Cambria Math"/>
-                    <w:sz w:val="24"/>
-                  </w:rPr>
-                  <m:t>(</m:t>
-                </m:r>
-                <m:sSub>
-                  <m:sSubPr>
-                    <m:ctrlPr>
-                      <w:rPr>
-                        <w:rFonts w:hint="default" w:ascii="Cambria Math" w:hAnsi="Cambria Math"/>
-                        <w:sz w:val="24"/>
-                      </w:rPr>
-                    </m:ctrlPr>
-                  </m:sSubPr>
-                  <m:e>
-                    <m:r>
-                      <m:rPr/>
-                      <w:rPr>
-                        <w:rFonts w:hint="default" w:ascii="Cambria Math" w:hAnsi="Cambria Math"/>
-                        <w:sz w:val="24"/>
-                      </w:rPr>
-                      <m:t>S</m:t>
-                    </m:r>
-                    <m:ctrlPr>
-                      <w:rPr>
-                        <w:rFonts w:ascii="Cambria Math" w:hAnsi="Cambria Math"/>
-                        <w:sz w:val="24"/>
-                      </w:rPr>
-                    </m:ctrlPr>
-                  </m:e>
-                  <m:sub>
-                    <m:r>
-                      <m:rPr/>
-                      <w:rPr>
-                        <w:rFonts w:hint="default" w:ascii="Cambria Math" w:hAnsi="Cambria Math"/>
-                        <w:sz w:val="24"/>
-                      </w:rPr>
-                      <m:t>min</m:t>
-                    </m:r>
-                    <m:ctrlPr>
-                      <w:rPr>
-                        <w:rFonts w:ascii="Cambria Math" w:hAnsi="Cambria Math"/>
-                        <w:sz w:val="24"/>
-                      </w:rPr>
-                    </m:ctrlPr>
-                  </m:sub>
-                </m:sSub>
-                <m:r>
-                  <m:rPr/>
-                  <w:rPr>
-                    <w:rFonts w:hint="default" w:ascii="Cambria Math" w:hAnsi="Cambria Math"/>
-                    <w:sz w:val="24"/>
-                  </w:rPr>
-                  <m:t>=min{|</m:t>
-                </m:r>
-                <m:sSub>
-                  <m:sSubPr>
-                    <m:ctrlPr>
-                      <w:rPr>
-                        <w:rFonts w:hint="default" w:ascii="Cambria Math" w:hAnsi="Cambria Math"/>
-                        <w:sz w:val="24"/>
-                      </w:rPr>
-                    </m:ctrlPr>
-                  </m:sSubPr>
-                  <m:e>
-                    <m:r>
-                      <m:rPr/>
-                      <w:rPr>
-                        <w:rFonts w:hint="default" w:ascii="Cambria Math" w:hAnsi="Cambria Math"/>
-                        <w:sz w:val="24"/>
-                      </w:rPr>
-                      <m:t>G</m:t>
-                    </m:r>
-                    <m:ctrlPr>
-                      <w:rPr>
-                        <w:rFonts w:ascii="Cambria Math" w:hAnsi="Cambria Math"/>
-                        <w:sz w:val="24"/>
-                      </w:rPr>
-                    </m:ctrlPr>
-                  </m:e>
-                  <m:sub>
-                    <m:sSub>
-                      <m:sSubPr>
-                        <m:ctrlPr>
-                          <w:rPr>
-                            <w:rFonts w:hint="default" w:ascii="Cambria Math" w:hAnsi="Cambria Math"/>
-                            <w:sz w:val="24"/>
-                          </w:rPr>
-                        </m:ctrlPr>
-                      </m:sSubPr>
-                      <m:e>
-                        <m:r>
-                          <m:rPr/>
-                          <w:rPr>
-                            <w:rFonts w:hint="default" w:ascii="Cambria Math" w:hAnsi="Cambria Math"/>
-                            <w:sz w:val="24"/>
-                          </w:rPr>
-                          <m:t>θ</m:t>
-                        </m:r>
-                        <m:ctrlPr>
-                          <w:rPr>
-                            <w:rFonts w:ascii="Cambria Math" w:hAnsi="Cambria Math"/>
-                            <w:sz w:val="24"/>
-                          </w:rPr>
-                        </m:ctrlPr>
-                      </m:e>
-                      <m:sub>
-                        <m:r>
-                          <m:rPr/>
-                          <w:rPr>
-                            <w:rFonts w:hint="default" w:ascii="Cambria Math" w:hAnsi="Cambria Math"/>
-                            <w:sz w:val="24"/>
-                          </w:rPr>
-                          <m:t>1</m:t>
-                        </m:r>
-                        <m:ctrlPr>
-                          <w:rPr>
-                            <w:rFonts w:ascii="Cambria Math" w:hAnsi="Cambria Math"/>
-                            <w:sz w:val="24"/>
-                          </w:rPr>
-                        </m:ctrlPr>
-                      </m:sub>
-                    </m:sSub>
-                    <m:ctrlPr>
-                      <w:rPr>
-                        <w:rFonts w:hint="default" w:ascii="Cambria Math" w:hAnsi="Cambria Math"/>
-                        <w:sz w:val="24"/>
-                      </w:rPr>
-                    </m:ctrlPr>
-                  </m:sub>
-                </m:sSub>
-                <m:r>
-                  <m:rPr/>
-                  <w:rPr>
-                    <w:rFonts w:hint="default" w:ascii="Cambria Math" w:hAnsi="Cambria Math"/>
-                    <w:sz w:val="24"/>
-                  </w:rPr>
-                  <m:t>|,|</m:t>
-                </m:r>
-                <m:sSub>
-                  <m:sSubPr>
-                    <m:ctrlPr>
-                      <w:rPr>
-                        <w:rFonts w:hint="default" w:ascii="Cambria Math" w:hAnsi="Cambria Math"/>
-                        <w:sz w:val="24"/>
-                      </w:rPr>
-                    </m:ctrlPr>
-                  </m:sSubPr>
-                  <m:e>
-                    <m:r>
-                      <m:rPr/>
-                      <w:rPr>
-                        <w:rFonts w:hint="default" w:ascii="Cambria Math" w:hAnsi="Cambria Math"/>
-                        <w:sz w:val="24"/>
-                      </w:rPr>
-                      <m:t>G</m:t>
-                    </m:r>
-                    <m:ctrlPr>
-                      <w:rPr>
-                        <w:rFonts w:hint="default" w:ascii="Cambria Math" w:hAnsi="Cambria Math"/>
-                        <w:sz w:val="24"/>
-                      </w:rPr>
-                    </m:ctrlPr>
-                  </m:e>
-                  <m:sub>
-                    <m:sSub>
-                      <m:sSubPr>
-                        <m:ctrlPr>
-                          <w:rPr>
-                            <w:rFonts w:hint="default" w:ascii="Cambria Math" w:hAnsi="Cambria Math"/>
-                            <w:sz w:val="24"/>
-                          </w:rPr>
-                        </m:ctrlPr>
-                      </m:sSubPr>
-                      <m:e>
-                        <m:r>
-                          <m:rPr/>
-                          <w:rPr>
-                            <w:rFonts w:hint="default" w:ascii="Cambria Math" w:hAnsi="Cambria Math"/>
-                            <w:sz w:val="24"/>
-                          </w:rPr>
-                          <m:t>θ</m:t>
-                        </m:r>
-                        <m:ctrlPr>
-                          <w:rPr>
-                            <w:rFonts w:ascii="Cambria Math" w:hAnsi="Cambria Math"/>
-                            <w:sz w:val="24"/>
-                          </w:rPr>
-                        </m:ctrlPr>
-                      </m:e>
-                      <m:sub>
-                        <m:r>
-                          <m:rPr/>
-                          <w:rPr>
-                            <w:rFonts w:hint="default" w:ascii="Cambria Math" w:hAnsi="Cambria Math"/>
-                            <w:sz w:val="24"/>
-                          </w:rPr>
-                          <m:t>2</m:t>
-                        </m:r>
-                        <m:ctrlPr>
-                          <w:rPr>
-                            <w:rFonts w:ascii="Cambria Math" w:hAnsi="Cambria Math"/>
-                            <w:sz w:val="24"/>
-                          </w:rPr>
-                        </m:ctrlPr>
-                      </m:sub>
-                    </m:sSub>
-                    <m:ctrlPr>
-                      <w:rPr>
-                        <w:rFonts w:hint="default" w:ascii="Cambria Math" w:hAnsi="Cambria Math"/>
-                        <w:sz w:val="24"/>
-                      </w:rPr>
-                    </m:ctrlPr>
-                  </m:sub>
-                </m:sSub>
-                <m:r>
-                  <m:rPr/>
-                  <w:rPr>
-                    <w:rFonts w:hint="default" w:ascii="Cambria Math" w:hAnsi="Cambria Math"/>
-                    <w:sz w:val="24"/>
-                  </w:rPr>
-                  <m:t>|,…,|</m:t>
-                </m:r>
-                <m:sSub>
-                  <m:sSubPr>
-                    <m:ctrlPr>
-                      <w:rPr>
-                        <w:rFonts w:hint="default" w:ascii="Cambria Math" w:hAnsi="Cambria Math"/>
-                        <w:sz w:val="24"/>
-                      </w:rPr>
-                    </m:ctrlPr>
-                  </m:sSubPr>
-                  <m:e>
-                    <m:r>
-                      <m:rPr/>
-                      <w:rPr>
-                        <w:rFonts w:hint="default" w:ascii="Cambria Math" w:hAnsi="Cambria Math"/>
-                        <w:sz w:val="24"/>
-                      </w:rPr>
-                      <m:t>G</m:t>
-                    </m:r>
-                    <m:ctrlPr>
-                      <w:rPr>
-                        <w:rFonts w:hint="default" w:ascii="Cambria Math" w:hAnsi="Cambria Math"/>
-                        <w:sz w:val="24"/>
-                      </w:rPr>
-                    </m:ctrlPr>
-                  </m:e>
-                  <m:sub>
-                    <m:sSub>
-                      <m:sSubPr>
-                        <m:ctrlPr>
-                          <w:rPr>
-                            <w:rFonts w:hint="default" w:ascii="Cambria Math" w:hAnsi="Cambria Math"/>
-                            <w:sz w:val="24"/>
-                          </w:rPr>
-                        </m:ctrlPr>
-                      </m:sSubPr>
-                      <m:e>
-                        <m:r>
-                          <m:rPr/>
-                          <w:rPr>
-                            <w:rFonts w:hint="default" w:ascii="Cambria Math" w:hAnsi="Cambria Math"/>
-                            <w:sz w:val="24"/>
-                          </w:rPr>
-                          <m:t>θ</m:t>
-                        </m:r>
-                        <m:ctrlPr>
-                          <w:rPr>
-                            <w:rFonts w:ascii="Cambria Math" w:hAnsi="Cambria Math"/>
-                            <w:sz w:val="24"/>
-                          </w:rPr>
-                        </m:ctrlPr>
-                      </m:e>
-                      <m:sub>
-                        <m:r>
-                          <m:rPr/>
-                          <w:rPr>
-                            <w:rFonts w:hint="default" w:ascii="Cambria Math" w:hAnsi="Cambria Math"/>
-                            <w:sz w:val="24"/>
-                          </w:rPr>
-                          <m:t>16</m:t>
-                        </m:r>
-                        <m:ctrlPr>
-                          <w:rPr>
-                            <w:rFonts w:ascii="Cambria Math" w:hAnsi="Cambria Math"/>
-                            <w:sz w:val="24"/>
-                          </w:rPr>
-                        </m:ctrlPr>
-                      </m:sub>
-                    </m:sSub>
-                    <m:ctrlPr>
-                      <w:rPr>
-                        <w:rFonts w:hint="default" w:ascii="Cambria Math" w:hAnsi="Cambria Math"/>
-                        <w:sz w:val="24"/>
-                      </w:rPr>
-                    </m:ctrlPr>
-                  </m:sub>
-                </m:sSub>
-                <m:r>
-                  <m:rPr/>
-                  <w:rPr>
-                    <w:rFonts w:hint="default" w:ascii="Cambria Math" w:hAnsi="Cambria Math"/>
-                    <w:sz w:val="24"/>
-                  </w:rPr>
-                  <m:t>|})</m:t>
-                </m:r>
-              </m:oMath>
-            </m:oMathPara>
-          </w:p>
-          <w:p>
-            <w:pPr>
-              <w:pStyle w:val="8"/>
+            <m:oMath>
+              <m:r>
+                <m:rPr/>
+                <w:rPr>
+                  <w:rFonts w:hint="default" w:ascii="Cambria Math" w:hAnsi="Cambria Math"/>
+                  <w:sz w:val="24"/>
+                </w:rPr>
+                <m:t>(</m:t>
+              </m:r>
+              <m:sSub>
+                <m:sSubPr>
+                  <m:ctrlPr>
+                    <w:rPr>
+                      <w:rFonts w:hint="default" w:ascii="Cambria Math" w:hAnsi="Cambria Math"/>
+                      <w:sz w:val="24"/>
+                    </w:rPr>
+                  </m:ctrlPr>
+                </m:sSubPr>
+                <m:e>
+                  <m:r>
+                    <m:rPr/>
+                    <w:rPr>
+                      <w:rFonts w:hint="default" w:ascii="Cambria Math" w:hAnsi="Cambria Math"/>
+                      <w:sz w:val="24"/>
+                    </w:rPr>
+                    <m:t>S</m:t>
+                  </m:r>
+                  <m:ctrlPr>
+                    <w:rPr>
+                      <w:rFonts w:ascii="Cambria Math" w:hAnsi="Cambria Math"/>
+                      <w:sz w:val="24"/>
+                    </w:rPr>
+                  </m:ctrlPr>
+                </m:e>
+                <m:sub>
+                  <m:r>
+                    <m:rPr/>
+                    <w:rPr>
+                      <w:rFonts w:hint="default" w:ascii="Cambria Math" w:hAnsi="Cambria Math"/>
+                      <w:sz w:val="24"/>
+                    </w:rPr>
+                    <m:t>min</m:t>
+                  </m:r>
+                  <m:ctrlPr>
+                    <w:rPr>
+                      <w:rFonts w:ascii="Cambria Math" w:hAnsi="Cambria Math"/>
+                      <w:sz w:val="24"/>
+                    </w:rPr>
+                  </m:ctrlPr>
+                </m:sub>
+              </m:sSub>
+              <m:r>
+                <m:rPr/>
+                <w:rPr>
+                  <w:rFonts w:hint="default" w:ascii="Cambria Math" w:hAnsi="Cambria Math"/>
+                  <w:sz w:val="24"/>
+                </w:rPr>
+                <m:t>=min{|</m:t>
+              </m:r>
+              <m:sSub>
+                <m:sSubPr>
+                  <m:ctrlPr>
+                    <w:rPr>
+                      <w:rFonts w:hint="default" w:ascii="Cambria Math" w:hAnsi="Cambria Math"/>
+                      <w:sz w:val="24"/>
+                    </w:rPr>
+                  </m:ctrlPr>
+                </m:sSubPr>
+                <m:e>
+                  <m:r>
+                    <m:rPr/>
+                    <w:rPr>
+                      <w:rFonts w:hint="default" w:ascii="Cambria Math" w:hAnsi="Cambria Math"/>
+                      <w:sz w:val="24"/>
+                    </w:rPr>
+                    <m:t>G</m:t>
+                  </m:r>
+                  <m:ctrlPr>
+                    <w:rPr>
+                      <w:rFonts w:ascii="Cambria Math" w:hAnsi="Cambria Math"/>
+                      <w:sz w:val="24"/>
+                    </w:rPr>
+                  </m:ctrlPr>
+                </m:e>
+                <m:sub>
+                  <m:sSub>
+                    <m:sSubPr>
+                      <m:ctrlPr>
+                        <w:rPr>
+                          <w:rFonts w:hint="default" w:ascii="Cambria Math" w:hAnsi="Cambria Math"/>
+                          <w:sz w:val="24"/>
+                        </w:rPr>
+                      </m:ctrlPr>
+                    </m:sSubPr>
+                    <m:e>
+                      <m:r>
+                        <m:rPr/>
+                        <w:rPr>
+                          <w:rFonts w:hint="default" w:ascii="Cambria Math" w:hAnsi="Cambria Math"/>
+                          <w:sz w:val="24"/>
+                        </w:rPr>
+                        <m:t>θ</m:t>
+                      </m:r>
+                      <m:ctrlPr>
+                        <w:rPr>
+                          <w:rFonts w:ascii="Cambria Math" w:hAnsi="Cambria Math"/>
+                          <w:sz w:val="24"/>
+                        </w:rPr>
+                      </m:ctrlPr>
+                    </m:e>
+                    <m:sub>
+                      <m:r>
+                        <m:rPr/>
+                        <w:rPr>
+                          <w:rFonts w:hint="default" w:ascii="Cambria Math" w:hAnsi="Cambria Math"/>
+                          <w:sz w:val="24"/>
+                        </w:rPr>
+                        <m:t>1</m:t>
+                      </m:r>
+                      <m:ctrlPr>
+                        <w:rPr>
+                          <w:rFonts w:ascii="Cambria Math" w:hAnsi="Cambria Math"/>
+                          <w:sz w:val="24"/>
+                        </w:rPr>
+                      </m:ctrlPr>
+                    </m:sub>
+                  </m:sSub>
+                  <m:ctrlPr>
+                    <w:rPr>
+                      <w:rFonts w:hint="default" w:ascii="Cambria Math" w:hAnsi="Cambria Math"/>
+                      <w:sz w:val="24"/>
+                    </w:rPr>
+                  </m:ctrlPr>
+                </m:sub>
+              </m:sSub>
+              <m:r>
+                <m:rPr/>
+                <w:rPr>
+                  <w:rFonts w:hint="default" w:ascii="Cambria Math" w:hAnsi="Cambria Math"/>
+                  <w:sz w:val="24"/>
+                </w:rPr>
+                <m:t>|,|</m:t>
+              </m:r>
+              <m:sSub>
+                <m:sSubPr>
+                  <m:ctrlPr>
+                    <w:rPr>
+                      <w:rFonts w:hint="default" w:ascii="Cambria Math" w:hAnsi="Cambria Math"/>
+                      <w:sz w:val="24"/>
+                    </w:rPr>
+                  </m:ctrlPr>
+                </m:sSubPr>
+                <m:e>
+                  <m:r>
+                    <m:rPr/>
+                    <w:rPr>
+                      <w:rFonts w:hint="default" w:ascii="Cambria Math" w:hAnsi="Cambria Math"/>
+                      <w:sz w:val="24"/>
+                    </w:rPr>
+                    <m:t>G</m:t>
+                  </m:r>
+                  <m:ctrlPr>
+                    <w:rPr>
+                      <w:rFonts w:hint="default" w:ascii="Cambria Math" w:hAnsi="Cambria Math"/>
+                      <w:sz w:val="24"/>
+                    </w:rPr>
+                  </m:ctrlPr>
+                </m:e>
+                <m:sub>
+                  <m:sSub>
+                    <m:sSubPr>
+                      <m:ctrlPr>
+                        <w:rPr>
+                          <w:rFonts w:hint="default" w:ascii="Cambria Math" w:hAnsi="Cambria Math"/>
+                          <w:sz w:val="24"/>
+                        </w:rPr>
+                      </m:ctrlPr>
+                    </m:sSubPr>
+                    <m:e>
+                      <m:r>
+                        <m:rPr/>
+                        <w:rPr>
+                          <w:rFonts w:hint="default" w:ascii="Cambria Math" w:hAnsi="Cambria Math"/>
+                          <w:sz w:val="24"/>
+                        </w:rPr>
+                        <m:t>θ</m:t>
+                      </m:r>
+                      <m:ctrlPr>
+                        <w:rPr>
+                          <w:rFonts w:ascii="Cambria Math" w:hAnsi="Cambria Math"/>
+                          <w:sz w:val="24"/>
+                        </w:rPr>
+                      </m:ctrlPr>
+                    </m:e>
+                    <m:sub>
+                      <m:r>
+                        <m:rPr/>
+                        <w:rPr>
+                          <w:rFonts w:hint="default" w:ascii="Cambria Math" w:hAnsi="Cambria Math"/>
+                          <w:sz w:val="24"/>
+                        </w:rPr>
+                        <m:t>2</m:t>
+                      </m:r>
+                      <m:ctrlPr>
+                        <w:rPr>
+                          <w:rFonts w:ascii="Cambria Math" w:hAnsi="Cambria Math"/>
+                          <w:sz w:val="24"/>
+                        </w:rPr>
+                      </m:ctrlPr>
+                    </m:sub>
+                  </m:sSub>
+                  <m:ctrlPr>
+                    <w:rPr>
+                      <w:rFonts w:hint="default" w:ascii="Cambria Math" w:hAnsi="Cambria Math"/>
+                      <w:sz w:val="24"/>
+                    </w:rPr>
+                  </m:ctrlPr>
+                </m:sub>
+              </m:sSub>
+              <m:r>
+                <m:rPr/>
+                <w:rPr>
+                  <w:rFonts w:hint="default" w:ascii="Cambria Math" w:hAnsi="Cambria Math"/>
+                  <w:sz w:val="24"/>
+                </w:rPr>
+                <m:t>|,…,|</m:t>
+              </m:r>
+              <m:sSub>
+                <m:sSubPr>
+                  <m:ctrlPr>
+                    <w:rPr>
+                      <w:rFonts w:hint="default" w:ascii="Cambria Math" w:hAnsi="Cambria Math"/>
+                      <w:sz w:val="24"/>
+                    </w:rPr>
+                  </m:ctrlPr>
+                </m:sSubPr>
+                <m:e>
+                  <m:r>
+                    <m:rPr/>
+                    <w:rPr>
+                      <w:rFonts w:hint="default" w:ascii="Cambria Math" w:hAnsi="Cambria Math"/>
+                      <w:sz w:val="24"/>
+                    </w:rPr>
+                    <m:t>G</m:t>
+                  </m:r>
+                  <m:ctrlPr>
+                    <w:rPr>
+                      <w:rFonts w:hint="default" w:ascii="Cambria Math" w:hAnsi="Cambria Math"/>
+                      <w:sz w:val="24"/>
+                    </w:rPr>
+                  </m:ctrlPr>
+                </m:e>
+                <m:sub>
+                  <m:sSub>
+                    <m:sSubPr>
+                      <m:ctrlPr>
+                        <w:rPr>
+                          <w:rFonts w:hint="default" w:ascii="Cambria Math" w:hAnsi="Cambria Math"/>
+                          <w:sz w:val="24"/>
+                        </w:rPr>
+                      </m:ctrlPr>
+                    </m:sSubPr>
+                    <m:e>
+                      <m:r>
+                        <m:rPr/>
+                        <w:rPr>
+                          <w:rFonts w:hint="default" w:ascii="Cambria Math" w:hAnsi="Cambria Math"/>
+                          <w:sz w:val="24"/>
+                        </w:rPr>
+                        <m:t>θ</m:t>
+                      </m:r>
+                      <m:ctrlPr>
+                        <w:rPr>
+                          <w:rFonts w:ascii="Cambria Math" w:hAnsi="Cambria Math"/>
+                          <w:sz w:val="24"/>
+                        </w:rPr>
+                      </m:ctrlPr>
+                    </m:e>
+                    <m:sub>
+                      <m:r>
+                        <m:rPr/>
+                        <w:rPr>
+                          <w:rFonts w:hint="default" w:ascii="Cambria Math" w:hAnsi="Cambria Math"/>
+                          <w:sz w:val="24"/>
+                        </w:rPr>
+                        <m:t>16</m:t>
+                      </m:r>
+                      <m:ctrlPr>
+                        <w:rPr>
+                          <w:rFonts w:ascii="Cambria Math" w:hAnsi="Cambria Math"/>
+                          <w:sz w:val="24"/>
+                        </w:rPr>
+                      </m:ctrlPr>
+                    </m:sub>
+                  </m:sSub>
+                  <m:ctrlPr>
+                    <w:rPr>
+                      <w:rFonts w:hint="default" w:ascii="Cambria Math" w:hAnsi="Cambria Math"/>
+                      <w:sz w:val="24"/>
+                    </w:rPr>
+                  </m:ctrlPr>
+                </m:sub>
+              </m:sSub>
+              <m:r>
+                <m:rPr/>
+                <w:rPr>
+                  <w:rFonts w:hint="default" w:ascii="Cambria Math" w:hAnsi="Cambria Math"/>
+                  <w:sz w:val="24"/>
+                </w:rPr>
+                <m:t>|})</m:t>
+              </m:r>
+            </m:oMath>
+          </w:p>
+          <w:p>
+            <w:pPr>
+              <w:pStyle w:val="000029"/>
               <w:keepNext w:val="0"/>
               <w:keepLines w:val="0"/>
               <w:pageBreakBefore w:val="0"/>
-              <w:widowControl/>
+              <w:widowControl w:val="1"/>
               <w:suppressLineNumbers w:val="0"/>
-              <w:kinsoku/>
-              <w:wordWrap/>
-              <w:overflowPunct/>
+              <w:kinsoku w:val="1"/>
+              <w:wordWrap w:val="1"/>
+              <w:overflowPunct w:val="1"/>
               <w:topLinePunct w:val="0"/>
-              <w:autoSpaceDE/>
-              <w:autoSpaceDN/>
+              <w:autoSpaceDE w:val="1"/>
+              <w:autoSpaceDN w:val="1"/>
               <w:bidi w:val="0"/>
-              <w:adjustRightInd/>
-              <w:snapToGrid/>
+              <w:adjustRightInd w:val="1"/>
+              <w:snapToGrid w:val="1"/>
               <w:spacing w:line="120" w:lineRule="auto"/>
               <w:textAlignment w:val="auto"/>
             </w:pPr>
             <w:r>
+              <w:rPr>
+                <w:rFonts w:hint="eastAsia"/>
+              </w:rPr>
               <w:t>只有当像素在几乎全部方向都有较大梯度时，才会得到高显著值，可以有效抑制单向背景噪声、孤立纹理干扰。</w:t>
             </w:r>
           </w:p>
           <w:p>
             <w:pPr>
-              <w:pStyle w:val="3"/>
+              <w:pStyle w:val="00001f"/>
               <w:keepNext w:val="0"/>
               <w:keepLines w:val="0"/>
               <w:pageBreakBefore w:val="0"/>
-              <w:widowControl/>
+              <w:widowControl w:val="1"/>
               <w:suppressLineNumbers w:val="0"/>
-              <w:kinsoku/>
-              <w:wordWrap/>
-              <w:overflowPunct/>
+              <w:kinsoku w:val="1"/>
+              <w:wordWrap w:val="1"/>
+              <w:overflowPunct w:val="1"/>
               <w:topLinePunct w:val="0"/>
-              <w:autoSpaceDE/>
-              <w:autoSpaceDN/>
+              <w:autoSpaceDE w:val="1"/>
+              <w:autoSpaceDN w:val="1"/>
               <w:bidi w:val="0"/>
-              <w:adjustRightInd/>
-              <w:snapToGrid/>
+              <w:adjustRightInd w:val="1"/>
+              <w:snapToGrid w:val="1"/>
               <w:spacing w:line="120" w:lineRule="auto"/>
               <w:textAlignment w:val="auto"/>
             </w:pPr>
             <w:r>
+              <w:rPr>
+                <w:rFonts w:hint="eastAsia"/>
+              </w:rPr>
               <w:t>3. 相关技术</w:t>
             </w:r>
           </w:p>
@@ -2216,26 +1793,29 @@
               <w:keepNext w:val="0"/>
               <w:keepLines w:val="0"/>
               <w:pageBreakBefore w:val="0"/>
-              <w:widowControl/>
+              <w:widowControl w:val="1"/>
               <w:numPr>
                 <w:ilvl w:val="0"/>
                 <w:numId w:val="3"/>
               </w:numPr>
               <w:suppressLineNumbers w:val="0"/>
-              <w:kinsoku/>
-              <w:wordWrap/>
-              <w:overflowPunct/>
+              <w:kinsoku w:val="1"/>
+              <w:wordWrap w:val="1"/>
+              <w:overflowPunct w:val="1"/>
               <w:topLinePunct w:val="0"/>
-              <w:autoSpaceDE/>
-              <w:autoSpaceDN/>
+              <w:autoSpaceDE w:val="1"/>
+              <w:autoSpaceDN w:val="1"/>
               <w:bidi w:val="0"/>
-              <w:adjustRightInd/>
-              <w:snapToGrid/>
+              <w:adjustRightInd w:val="1"/>
+              <w:snapToGrid w:val="1"/>
               <w:spacing w:before="0" w:beforeAutospacing="1" w:after="0" w:afterAutospacing="1" w:line="120" w:lineRule="auto"/>
               <w:ind w:left="720" w:hanging="360"/>
               <w:textAlignment w:val="auto"/>
             </w:pPr>
             <w:r>
+              <w:rPr>
+                <w:rFonts w:hint="eastAsia"/>
+              </w:rPr>
               <w:t>Sobel 算子：求取图像水平、竖直方向灰度梯度，反映灰度变化强弱。</w:t>
             </w:r>
           </w:p>
@@ -2244,41 +1824,50 @@
               <w:keepNext w:val="0"/>
               <w:keepLines w:val="0"/>
               <w:pageBreakBefore w:val="0"/>
-              <w:widowControl/>
+              <w:widowControl w:val="1"/>
               <w:numPr>
                 <w:ilvl w:val="0"/>
                 <w:numId w:val="3"/>
               </w:numPr>
               <w:suppressLineNumbers w:val="0"/>
-              <w:kinsoku/>
-              <w:wordWrap/>
-              <w:overflowPunct/>
+              <w:kinsoku w:val="1"/>
+              <w:wordWrap w:val="1"/>
+              <w:overflowPunct w:val="1"/>
               <w:topLinePunct w:val="0"/>
-              <w:autoSpaceDE/>
-              <w:autoSpaceDN/>
+              <w:autoSpaceDE w:val="1"/>
+              <w:autoSpaceDN w:val="1"/>
               <w:bidi w:val="0"/>
-              <w:adjustRightInd/>
-              <w:snapToGrid/>
+              <w:adjustRightInd w:val="1"/>
+              <w:snapToGrid w:val="1"/>
               <w:spacing w:before="0" w:beforeAutospacing="1" w:after="0" w:afterAutospacing="1" w:line="120" w:lineRule="auto"/>
               <w:ind w:left="720" w:hanging="360"/>
               <w:textAlignment w:val="auto"/>
             </w:pPr>
             <w:r>
+              <w:rPr>
+                <w:rFonts w:hint="eastAsia"/>
+              </w:rPr>
               <w:t>归一化</w:t>
             </w:r>
             <w:r>
               <w:rPr>
-                <w:rStyle w:val="13"/>
+                <w:rStyle w:val="00002c"/>
               </w:rPr>
               <w:t>cv2.normalize</w:t>
             </w:r>
             <w:r>
+              <w:rPr>
+                <w:rFonts w:hint="eastAsia"/>
+              </w:rPr>
               <w:t>：将浮点计算结果映射到 0</w:t>
             </w:r>
             <w:r>
               <w:noBreakHyphen/>
             </w:r>
             <w:r>
+              <w:rPr>
+                <w:rFonts w:hint="eastAsia"/>
+              </w:rPr>
               <w:t>255，生成可视化灰度图像。</w:t>
             </w:r>
           </w:p>
@@ -2287,44 +1876,50 @@
               <w:keepNext w:val="0"/>
               <w:keepLines w:val="0"/>
               <w:pageBreakBefore w:val="0"/>
-              <w:widowControl/>
+              <w:widowControl w:val="1"/>
               <w:numPr>
                 <w:ilvl w:val="0"/>
                 <w:numId w:val="3"/>
               </w:numPr>
               <w:suppressLineNumbers w:val="0"/>
-              <w:kinsoku/>
-              <w:wordWrap/>
-              <w:overflowPunct/>
+              <w:kinsoku w:val="1"/>
+              <w:wordWrap w:val="1"/>
+              <w:overflowPunct w:val="1"/>
               <w:topLinePunct w:val="0"/>
-              <w:autoSpaceDE/>
-              <w:autoSpaceDN/>
+              <w:autoSpaceDE w:val="1"/>
+              <w:autoSpaceDN w:val="1"/>
               <w:bidi w:val="0"/>
-              <w:adjustRightInd/>
-              <w:snapToGrid/>
+              <w:adjustRightInd w:val="1"/>
+              <w:snapToGrid w:val="1"/>
               <w:spacing w:before="0" w:beforeAutospacing="1" w:after="0" w:afterAutospacing="1" w:line="120" w:lineRule="auto"/>
               <w:ind w:left="720" w:hanging="360"/>
               <w:textAlignment w:val="auto"/>
             </w:pPr>
             <w:r>
+              <w:rPr>
+                <w:rFonts w:hint="eastAsia"/>
+              </w:rPr>
               <w:t>计时</w:t>
             </w:r>
             <w:r>
               <w:rPr>
-                <w:rStyle w:val="13"/>
+                <w:rStyle w:val="00002c"/>
               </w:rPr>
               <w:t>time.time()</w:t>
             </w:r>
             <w:r>
+              <w:rPr>
+                <w:rFonts w:hint="eastAsia"/>
+              </w:rPr>
               <w:t>：记录每种算法执行消耗时间，评价算法计算效率。</w:t>
             </w:r>
           </w:p>
           <w:p>
             <w:pPr>
-              <w:pStyle w:val="2"/>
+              <w:pStyle w:val="00001e"/>
               <w:keepNext w:val="0"/>
               <w:keepLines w:val="0"/>
-              <w:widowControl/>
+              <w:widowControl w:val="1"/>
               <w:suppressLineNumbers w:val="0"/>
               <w:rPr>
                 <w:sz w:val="28"/>
@@ -2333,6 +1928,7 @@
             </w:pPr>
             <w:r>
               <w:rPr>
+                <w:rFonts w:hint="eastAsia"/>
                 <w:sz w:val="28"/>
                 <w:szCs w:val="28"/>
               </w:rPr>
@@ -2343,7 +1939,7 @@
             <w:pPr>
               <w:keepNext w:val="0"/>
               <w:keepLines w:val="0"/>
-              <w:widowControl/>
+              <w:widowControl w:val="1"/>
               <w:numPr>
                 <w:ilvl w:val="0"/>
                 <w:numId w:val="4"/>
@@ -2353,15 +1949,21 @@
               <w:ind w:left="720" w:hanging="360"/>
             </w:pPr>
             <w:r>
+              <w:rPr>
+                <w:rFonts w:hint="eastAsia"/>
+              </w:rPr>
               <w:t>编写</w:t>
             </w:r>
             <w:r>
               <w:rPr>
-                <w:rStyle w:val="13"/>
+                <w:rStyle w:val="00002c"/>
               </w:rPr>
               <w:t>contrast_distribution_saliency()</w:t>
             </w:r>
             <w:r>
+              <w:rPr>
+                <w:rFonts w:hint="eastAsia"/>
+              </w:rPr>
               <w:t>函数：输入 RGB 图像与方向数量（8/16），输出对比度分布显著图。</w:t>
             </w:r>
           </w:p>
@@ -2369,7 +1971,7 @@
             <w:pPr>
               <w:keepNext w:val="0"/>
               <w:keepLines w:val="0"/>
-              <w:widowControl/>
+              <w:widowControl w:val="1"/>
               <w:numPr>
                 <w:ilvl w:val="0"/>
                 <w:numId w:val="4"/>
@@ -2379,15 +1981,21 @@
               <w:ind w:left="720" w:hanging="360"/>
             </w:pPr>
             <w:r>
+              <w:rPr>
+                <w:rFonts w:hint="eastAsia"/>
+              </w:rPr>
               <w:t>编写</w:t>
             </w:r>
             <w:r>
               <w:rPr>
-                <w:rStyle w:val="13"/>
+                <w:rStyle w:val="00002c"/>
               </w:rPr>
               <w:t>min_direction_contrast_saliency()</w:t>
             </w:r>
             <w:r>
+              <w:rPr>
+                <w:rFonts w:hint="eastAsia"/>
+              </w:rPr>
               <w:t>函数，采用 16 方向梯度，取梯度最小值生成最小方向对比度显著图。</w:t>
             </w:r>
           </w:p>
@@ -2395,7 +2003,7 @@
             <w:pPr>
               <w:keepNext w:val="0"/>
               <w:keepLines w:val="0"/>
-              <w:widowControl/>
+              <w:widowControl w:val="1"/>
               <w:numPr>
                 <w:ilvl w:val="0"/>
                 <w:numId w:val="4"/>
@@ -2405,6 +2013,9 @@
               <w:ind w:left="720" w:hanging="360"/>
             </w:pPr>
             <w:r>
+              <w:rPr>
+                <w:rFonts w:hint="eastAsia"/>
+              </w:rPr>
               <w:t>选取 3 张测试图片，依次读取图像，BGR 转 RGB 格式。</w:t>
             </w:r>
           </w:p>
@@ -2412,7 +2023,7 @@
             <w:pPr>
               <w:keepNext w:val="0"/>
               <w:keepLines w:val="0"/>
-              <w:widowControl/>
+              <w:widowControl w:val="1"/>
               <w:numPr>
                 <w:ilvl w:val="0"/>
                 <w:numId w:val="4"/>
@@ -2422,18 +2033,27 @@
               <w:ind w:left="720" w:hanging="360"/>
             </w:pPr>
             <w:r>
+              <w:rPr>
+                <w:rFonts w:hint="eastAsia"/>
+              </w:rPr>
               <w:t>分别运行：对比度分布</w:t>
             </w:r>
             <w:r>
               <w:noBreakHyphen/>
             </w:r>
             <w:r>
+              <w:rPr>
+                <w:rFonts w:hint="eastAsia"/>
+              </w:rPr>
               <w:t>8 方向、对比度分布</w:t>
             </w:r>
             <w:r>
               <w:noBreakHyphen/>
             </w:r>
             <w:r>
+              <w:rPr>
+                <w:rFonts w:hint="eastAsia"/>
+              </w:rPr>
               <w:t>16 方向、最小方向对比度算法；记录每种算法运行耗时并打印输出。</w:t>
             </w:r>
           </w:p>
@@ -2441,7 +2061,7 @@
             <w:pPr>
               <w:keepNext w:val="0"/>
               <w:keepLines w:val="0"/>
-              <w:widowControl/>
+              <w:widowControl w:val="1"/>
               <w:numPr>
                 <w:ilvl w:val="0"/>
                 <w:numId w:val="4"/>
@@ -2451,6 +2071,9 @@
               <w:ind w:left="720" w:hanging="360"/>
             </w:pPr>
             <w:r>
+              <w:rPr>
+                <w:rFonts w:hint="eastAsia"/>
+              </w:rPr>
               <w:t>使用 matplotlib 绘制子图，一行展示：原图、8 方向显著图、16 方向显著图、最小方向对比度显著图，设置中文显示，关闭坐标轴，直观对比效果。</w:t>
             </w:r>
           </w:p>
@@ -2458,7 +2081,7 @@
             <w:pPr>
               <w:keepNext w:val="0"/>
               <w:keepLines w:val="0"/>
-              <w:widowControl/>
+              <w:widowControl w:val="1"/>
               <w:numPr>
                 <w:ilvl w:val="0"/>
                 <w:numId w:val="4"/>
@@ -2468,6 +2091,9 @@
               <w:ind w:left="720" w:hanging="360"/>
             </w:pPr>
             <w:r>
+              <w:rPr>
+                <w:rFonts w:hint="eastAsia"/>
+              </w:rPr>
               <w:t>分析视觉效果差异以及时间开销差异，总结各算法特点。</w:t>
             </w:r>
           </w:p>
@@ -2476,21 +2102,21 @@
               <w:keepNext w:val="0"/>
               <w:keepLines w:val="0"/>
               <w:pageBreakBefore w:val="0"/>
-              <w:widowControl/>
+              <w:widowControl w:val="1"/>
               <w:numPr>
                 <w:ilvl w:val="0"/>
                 <w:numId w:val="0"/>
               </w:numPr>
               <w:suppressLineNumbers w:val="0"/>
-              <w:kinsoku/>
-              <w:wordWrap/>
-              <w:overflowPunct/>
+              <w:kinsoku w:val="1"/>
+              <w:wordWrap w:val="1"/>
+              <w:overflowPunct w:val="1"/>
               <w:topLinePunct w:val="0"/>
-              <w:autoSpaceDE/>
-              <w:autoSpaceDN/>
+              <w:autoSpaceDE w:val="1"/>
+              <w:autoSpaceDN w:val="1"/>
               <w:bidi w:val="0"/>
-              <w:adjustRightInd/>
-              <w:snapToGrid/>
+              <w:adjustRightInd w:val="1"/>
+              <w:snapToGrid w:val="1"/>
               <w:spacing w:before="0" w:beforeAutospacing="1" w:after="0" w:afterAutospacing="1" w:line="120" w:lineRule="auto"/>
               <w:textAlignment w:val="auto"/>
             </w:pPr>
@@ -2507,24 +2133,8 @@
         </w:tc>
       </w:tr>
       <w:tr>
-        <w:tblPrEx>
-          <w:tblBorders>
-            <w:top w:val="single" w:color="auto" w:sz="4" w:space="0"/>
-            <w:left w:val="single" w:color="auto" w:sz="4" w:space="0"/>
-            <w:bottom w:val="single" w:color="auto" w:sz="4" w:space="0"/>
-            <w:right w:val="single" w:color="auto" w:sz="4" w:space="0"/>
-            <w:insideH w:val="single" w:color="auto" w:sz="4" w:space="0"/>
-            <w:insideV w:val="single" w:color="auto" w:sz="4" w:space="0"/>
-          </w:tblBorders>
-          <w:tblCellMar>
-            <w:top w:w="0" w:type="dxa"/>
-            <w:left w:w="108" w:type="dxa"/>
-            <w:bottom w:w="0" w:type="dxa"/>
-            <w:right w:w="108" w:type="dxa"/>
-          </w:tblCellMar>
-        </w:tblPrEx>
         <w:trPr>
-          <w:cantSplit/>
+          <w:cantSplit w:val="1"/>
           <w:trHeight w:val="3599" w:hRule="atLeast"/>
           <w:jc w:val="center"/>
         </w:trPr>
@@ -2556,7 +2166,7 @@
             <w:pPr>
               <w:keepNext w:val="0"/>
               <w:keepLines w:val="0"/>
-              <w:widowControl/>
+              <w:widowControl w:val="1"/>
               <w:numPr>
                 <w:ilvl w:val="0"/>
                 <w:numId w:val="5"/>
@@ -2566,74 +2176,92 @@
               <w:ind w:left="720" w:hanging="360"/>
             </w:pPr>
             <w:r>
+              <w:rPr>
+                <w:rFonts w:hint="eastAsia"/>
+              </w:rPr>
               <w:t>环境准备：Python 环境安装</w:t>
             </w:r>
             <w:r>
               <w:rPr>
-                <w:rStyle w:val="13"/>
+                <w:rStyle w:val="00002c"/>
               </w:rPr>
               <w:t>opencv</w:t>
             </w:r>
             <w:r>
               <w:rPr>
-                <w:rStyle w:val="13"/>
+                <w:rStyle w:val="00002c"/>
               </w:rPr>
               <w:noBreakHyphen/>
             </w:r>
             <w:r>
               <w:rPr>
-                <w:rStyle w:val="13"/>
+                <w:rStyle w:val="00002c"/>
               </w:rPr>
               <w:t>python</w:t>
             </w:r>
             <w:r>
+              <w:rPr>
+                <w:rFonts w:hint="eastAsia"/>
+              </w:rPr>
               <w:t>、</w:t>
             </w:r>
             <w:r>
               <w:rPr>
-                <w:rStyle w:val="13"/>
+                <w:rStyle w:val="00002c"/>
               </w:rPr>
               <w:t>numpy</w:t>
             </w:r>
             <w:r>
+              <w:rPr>
+                <w:rFonts w:hint="eastAsia"/>
+              </w:rPr>
               <w:t>、</w:t>
             </w:r>
             <w:r>
               <w:rPr>
-                <w:rStyle w:val="13"/>
+                <w:rStyle w:val="00002c"/>
               </w:rPr>
               <w:t>matplotlib</w:t>
             </w:r>
             <w:r>
+              <w:rPr>
+                <w:rFonts w:hint="eastAsia"/>
+              </w:rPr>
               <w:t>库；准备 3 张测试图片，放在程序同级目录，命名为</w:t>
             </w:r>
             <w:r>
               <w:rPr>
-                <w:rStyle w:val="13"/>
+                <w:rStyle w:val="00002c"/>
               </w:rPr>
               <w:t>test1.jpg</w:t>
             </w:r>
             <w:r>
+              <w:rPr>
+                <w:rFonts w:hint="eastAsia"/>
+              </w:rPr>
               <w:t>、</w:t>
             </w:r>
             <w:r>
               <w:rPr>
-                <w:rStyle w:val="13"/>
+                <w:rStyle w:val="00002c"/>
               </w:rPr>
               <w:t>test2.jpg</w:t>
             </w:r>
             <w:r>
+              <w:rPr>
+                <w:rFonts w:hint="eastAsia"/>
+              </w:rPr>
               <w:t>、</w:t>
             </w:r>
             <w:r>
               <w:rPr>
-                <w:rStyle w:val="13"/>
+                <w:rStyle w:val="00002c"/>
               </w:rPr>
               <w:t>test</w:t>
             </w:r>
             <w:r>
               <w:rPr>
-                <w:rStyle w:val="13"/>
+                <w:rStyle w:val="00002c"/>
                 <w:rFonts w:hint="eastAsia"/>
                 <w:lang w:val="en-US" w:eastAsia="zh-CN"/>
               </w:rPr>
@@ -2641,11 +2269,14 @@
             </w:r>
             <w:r>
               <w:rPr>
-                <w:rStyle w:val="13"/>
+                <w:rStyle w:val="00002c"/>
               </w:rPr>
               <w:t>.jpg</w:t>
             </w:r>
             <w:r>
+              <w:rPr>
+                <w:rFonts w:hint="eastAsia"/>
+              </w:rPr>
               <w:t>。</w:t>
             </w:r>
           </w:p>
@@ -2653,7 +2284,7 @@
             <w:pPr>
               <w:keepNext w:val="0"/>
               <w:keepLines w:val="0"/>
-              <w:widowControl/>
+              <w:widowControl w:val="1"/>
               <w:numPr>
                 <w:ilvl w:val="0"/>
                 <w:numId w:val="5"/>
@@ -2663,24 +2294,33 @@
               <w:ind w:left="720" w:hanging="360"/>
             </w:pPr>
             <w:r>
+              <w:rPr>
+                <w:rFonts w:hint="eastAsia"/>
+              </w:rPr>
               <w:t>代码编写： 1）导入需要的库，配置 matplotlib 中文显示，解决中文乱码。 2）定义</w:t>
             </w:r>
             <w:r>
               <w:rPr>
-                <w:rStyle w:val="13"/>
+                <w:rStyle w:val="00002c"/>
               </w:rPr>
               <w:t>contrast_distribution_saliency</w:t>
             </w:r>
             <w:r>
+              <w:rPr>
+                <w:rFonts w:hint="eastAsia"/>
+              </w:rPr>
               <w:t>函数，实现多方向梯度累加，返回显著图。 3）定义</w:t>
             </w:r>
             <w:r>
               <w:rPr>
-                <w:rStyle w:val="13"/>
+                <w:rStyle w:val="00002c"/>
               </w:rPr>
               <w:t>min_direction_contrast_saliency</w:t>
             </w:r>
             <w:r>
+              <w:rPr>
+                <w:rFonts w:hint="eastAsia"/>
+              </w:rPr>
               <w:t>函数，多方向梯度保存列表，stack 堆叠，取每个像素梯度最小值，归一化输出显著图。</w:t>
             </w:r>
           </w:p>
@@ -2688,7 +2328,7 @@
             <w:pPr>
               <w:keepNext w:val="0"/>
               <w:keepLines w:val="0"/>
-              <w:widowControl/>
+              <w:widowControl w:val="1"/>
               <w:numPr>
                 <w:ilvl w:val="0"/>
                 <w:numId w:val="5"/>
@@ -2698,6 +2338,9 @@
               <w:ind w:left="720" w:hanging="360"/>
             </w:pPr>
             <w:r>
+              <w:rPr>
+                <w:rFonts w:hint="eastAsia"/>
+              </w:rPr>
               <w:t xml:space="preserve">主程序循环读取三张图片： </w:t>
             </w:r>
           </w:p>
@@ -2705,7 +2348,7 @@
             <w:pPr>
               <w:keepNext w:val="0"/>
               <w:keepLines w:val="0"/>
-              <w:widowControl/>
+              <w:widowControl w:val="1"/>
               <w:numPr>
                 <w:ilvl w:val="1"/>
                 <w:numId w:val="5"/>
@@ -2716,11 +2359,14 @@
             </w:pPr>
             <w:r>
               <w:rPr>
-                <w:rStyle w:val="13"/>
+                <w:rStyle w:val="00002c"/>
               </w:rPr>
               <w:t>cv2.imread</w:t>
             </w:r>
             <w:r>
+              <w:rPr>
+                <w:rFonts w:hint="eastAsia"/>
+              </w:rPr>
               <w:t>读取图片，BGR 转为 RGB；</w:t>
             </w:r>
           </w:p>
@@ -2728,7 +2374,7 @@
             <w:pPr>
               <w:keepNext w:val="0"/>
               <w:keepLines w:val="0"/>
-              <w:widowControl/>
+              <w:widowControl w:val="1"/>
               <w:numPr>
                 <w:ilvl w:val="1"/>
                 <w:numId w:val="5"/>
@@ -2738,15 +2384,21 @@
               <w:ind w:left="1440" w:hanging="360"/>
             </w:pPr>
             <w:r>
+              <w:rPr>
+                <w:rFonts w:hint="eastAsia"/>
+              </w:rPr>
               <w:t>使用</w:t>
             </w:r>
             <w:r>
               <w:rPr>
-                <w:rStyle w:val="13"/>
+                <w:rStyle w:val="00002c"/>
               </w:rPr>
               <w:t>time.time()</w:t>
             </w:r>
             <w:r>
+              <w:rPr>
+                <w:rFonts w:hint="eastAsia"/>
+              </w:rPr>
               <w:t>分别计时三种算法；</w:t>
             </w:r>
           </w:p>
@@ -2754,7 +2406,7 @@
             <w:pPr>
               <w:keepNext w:val="0"/>
               <w:keepLines w:val="0"/>
-              <w:widowControl/>
+              <w:widowControl w:val="1"/>
               <w:numPr>
                 <w:ilvl w:val="1"/>
                 <w:numId w:val="5"/>
@@ -2764,6 +2416,9 @@
               <w:ind w:left="1440" w:hanging="360"/>
             </w:pPr>
             <w:r>
+              <w:rPr>
+                <w:rFonts w:hint="eastAsia"/>
+              </w:rPr>
               <w:t>打印每张图片下三种算法的运行时间；</w:t>
             </w:r>
           </w:p>
@@ -2771,7 +2426,7 @@
             <w:pPr>
               <w:keepNext w:val="0"/>
               <w:keepLines w:val="0"/>
-              <w:widowControl/>
+              <w:widowControl w:val="1"/>
               <w:numPr>
                 <w:ilvl w:val="1"/>
                 <w:numId w:val="5"/>
@@ -2781,6 +2436,9 @@
               <w:ind w:left="1440" w:hanging="360"/>
             </w:pPr>
             <w:r>
+              <w:rPr>
+                <w:rFonts w:hint="eastAsia"/>
+              </w:rPr>
               <w:t>绘图，一行 4 个子图，展示原图与 3 种显著图结果；</w:t>
             </w:r>
           </w:p>
@@ -2788,7 +2446,7 @@
             <w:pPr>
               <w:keepNext w:val="0"/>
               <w:keepLines w:val="0"/>
-              <w:widowControl/>
+              <w:widowControl w:val="1"/>
               <w:numPr>
                 <w:ilvl w:val="0"/>
                 <w:numId w:val="5"/>
@@ -2798,6 +2456,9 @@
               <w:ind w:left="720" w:hanging="360"/>
             </w:pPr>
             <w:r>
+              <w:rPr>
+                <w:rFonts w:hint="eastAsia"/>
+              </w:rPr>
               <w:t>运行程序，观察控制台输出耗时，观察弹窗图像结果。</w:t>
             </w:r>
           </w:p>
@@ -2805,7 +2466,7 @@
             <w:pPr>
               <w:keepNext w:val="0"/>
               <w:keepLines w:val="0"/>
-              <w:widowControl/>
+              <w:widowControl w:val="1"/>
               <w:numPr>
                 <w:ilvl w:val="0"/>
                 <w:numId w:val="5"/>
@@ -2815,6 +2476,9 @@
               <w:ind w:left="720" w:hanging="360"/>
             </w:pPr>
             <w:r>
+              <w:rPr>
+                <w:rFonts w:hint="eastAsia"/>
+              </w:rPr>
               <w:t>记录运行数据，对比显著图，完成结果分析。</w:t>
             </w:r>
           </w:p>
@@ -2833,24 +2497,8 @@
         </w:tc>
       </w:tr>
       <w:tr>
-        <w:tblPrEx>
-          <w:tblBorders>
-            <w:top w:val="single" w:color="auto" w:sz="4" w:space="0"/>
-            <w:left w:val="single" w:color="auto" w:sz="4" w:space="0"/>
-            <w:bottom w:val="single" w:color="auto" w:sz="4" w:space="0"/>
-            <w:right w:val="single" w:color="auto" w:sz="4" w:space="0"/>
-            <w:insideH w:val="single" w:color="auto" w:sz="4" w:space="0"/>
-            <w:insideV w:val="single" w:color="auto" w:sz="4" w:space="0"/>
-          </w:tblBorders>
-          <w:tblCellMar>
-            <w:top w:w="0" w:type="dxa"/>
-            <w:left w:w="108" w:type="dxa"/>
-            <w:bottom w:w="0" w:type="dxa"/>
-            <w:right w:w="108" w:type="dxa"/>
-          </w:tblCellMar>
-        </w:tblPrEx>
         <w:trPr>
-          <w:cantSplit/>
+          <w:cantSplit w:val="1"/>
           <w:trHeight w:val="3599" w:hRule="atLeast"/>
           <w:jc w:val="center"/>
         </w:trPr>
@@ -5124,24 +4772,8 @@
         </w:tc>
       </w:tr>
       <w:tr>
-        <w:tblPrEx>
-          <w:tblBorders>
-            <w:top w:val="single" w:color="auto" w:sz="4" w:space="0"/>
-            <w:left w:val="single" w:color="auto" w:sz="4" w:space="0"/>
-            <w:bottom w:val="single" w:color="auto" w:sz="4" w:space="0"/>
-            <w:right w:val="single" w:color="auto" w:sz="4" w:space="0"/>
-            <w:insideH w:val="single" w:color="auto" w:sz="4" w:space="0"/>
-            <w:insideV w:val="single" w:color="auto" w:sz="4" w:space="0"/>
-          </w:tblBorders>
-          <w:tblCellMar>
-            <w:top w:w="0" w:type="dxa"/>
-            <w:left w:w="108" w:type="dxa"/>
-            <w:bottom w:w="0" w:type="dxa"/>
-            <w:right w:w="108" w:type="dxa"/>
-          </w:tblCellMar>
-        </w:tblPrEx>
         <w:trPr>
-          <w:cantSplit/>
+          <w:cantSplit w:val="1"/>
           <w:trHeight w:val="8142" w:hRule="atLeast"/>
           <w:jc w:val="center"/>
         </w:trPr>
@@ -5221,21 +4853,21 @@
                 <wp:inline distT="0" distB="0" distL="114300" distR="114300">
                   <wp:extent cx="2084705" cy="3369310"/>
                   <wp:effectExtent l="0" t="0" r="9525" b="9525"/>
-                  <wp:docPr id="1" name="图片 1" descr="6.4"/>
+                  <wp:docPr id="2" name="图片 1" descr="6.4"/>
                   <wp:cNvGraphicFramePr>
-                    <a:graphicFrameLocks xmlns:a="http://schemas.openxmlformats.org/drawingml/2006/main" noChangeAspect="1"/>
+                    <a:graphicFrameLocks noChangeAspect="1"/>
                   </wp:cNvGraphicFramePr>
-                  <a:graphic xmlns:a="http://schemas.openxmlformats.org/drawingml/2006/main">
+                  <a:graphic>
                     <a:graphicData uri="http://schemas.openxmlformats.org/drawingml/2006/picture">
-                      <pic:pic xmlns:pic="http://schemas.openxmlformats.org/drawingml/2006/picture">
+                      <pic:pic>
                         <pic:nvPicPr>
-                          <pic:cNvPr id="1" name="图片 1" descr="6.4"/>
+                          <pic:cNvPr id="3" name="图片 1" descr="6.4"/>
                           <pic:cNvPicPr>
                             <a:picLocks noChangeAspect="1"/>
                           </pic:cNvPicPr>
                         </pic:nvPicPr>
                         <pic:blipFill>
-                          <a:blip r:embed="rId6"/>
+                          <a:blip r:embed="rId7"/>
                           <a:stretch>
                             <a:fillRect/>
                           </a:stretch>
@@ -5271,7 +4903,7 @@
             </w:pPr>
             <w:r>
               <w:rPr>
-                <w:rFonts w:ascii="宋体" w:hAnsi="宋体" w:eastAsia="宋体" w:cs="宋体"/>
+                <w:rFonts w:hint="eastAsia" w:ascii="宋体" w:hAnsi="宋体" w:eastAsia="宋体" w:cs="宋体"/>
                 <w:sz w:val="24"/>
                 <w:szCs w:val="24"/>
               </w:rPr>
@@ -5279,8 +4911,8 @@
             </w:r>
             <w:r>
               <w:rPr>
-                <w:rStyle w:val="12"/>
-                <w:rFonts w:ascii="宋体" w:hAnsi="宋体" w:eastAsia="宋体" w:cs="宋体"/>
+                <w:rStyle w:val="00002b"/>
+                <w:rFonts w:hint="eastAsia" w:ascii="宋体" w:hAnsi="宋体" w:eastAsia="宋体" w:cs="宋体"/>
                 <w:sz w:val="24"/>
                 <w:szCs w:val="24"/>
               </w:rPr>
@@ -5288,7 +4920,7 @@
             </w:r>
             <w:r>
               <w:rPr>
-                <w:rFonts w:ascii="宋体" w:hAnsi="宋体" w:eastAsia="宋体" w:cs="宋体"/>
+                <w:rFonts w:hint="eastAsia" w:ascii="宋体" w:hAnsi="宋体" w:eastAsia="宋体" w:cs="宋体"/>
                 <w:sz w:val="24"/>
                 <w:szCs w:val="24"/>
               </w:rPr>
@@ -5320,10 +4952,10 @@
           </w:p>
           <w:p>
             <w:pPr>
-              <w:pStyle w:val="8"/>
+              <w:pStyle w:val="000029"/>
               <w:keepNext w:val="0"/>
               <w:keepLines w:val="0"/>
-              <w:widowControl/>
+              <w:widowControl w:val="1"/>
               <w:suppressLineNumbers w:val="0"/>
               <w:rPr>
                 <w:rFonts w:hint="eastAsia" w:eastAsia="宋体"/>
@@ -5339,71 +4971,15 @@
                 <wp:inline distT="0" distB="0" distL="114300" distR="114300">
                   <wp:extent cx="5440680" cy="1356360"/>
                   <wp:effectExtent l="0" t="0" r="0" b="3810"/>
-                  <wp:docPr id="2" name="图片 2" descr="6.1"/>
+                  <wp:docPr id="5" name="图片 2" descr="6.1"/>
                   <wp:cNvGraphicFramePr>
-                    <a:graphicFrameLocks xmlns:a="http://schemas.openxmlformats.org/drawingml/2006/main" noChangeAspect="1"/>
+                    <a:graphicFrameLocks noChangeAspect="1"/>
                   </wp:cNvGraphicFramePr>
-                  <a:graphic xmlns:a="http://schemas.openxmlformats.org/drawingml/2006/main">
+                  <a:graphic>
                     <a:graphicData uri="http://schemas.openxmlformats.org/drawingml/2006/picture">
-                      <pic:pic xmlns:pic="http://schemas.openxmlformats.org/drawingml/2006/picture">
+                      <pic:pic>
                         <pic:nvPicPr>
-                          <pic:cNvPr id="2" name="图片 2" descr="6.1"/>
-                          <pic:cNvPicPr>
-                            <a:picLocks noChangeAspect="1"/>
-                          </pic:cNvPicPr>
-                        </pic:nvPicPr>
-                        <pic:blipFill>
-                          <a:blip r:embed="rId7"/>
-                          <a:stretch>
-                            <a:fillRect/>
-                          </a:stretch>
-                        </pic:blipFill>
-                        <pic:spPr>
-                          <a:xfrm>
-                            <a:off x="0" y="0"/>
-                            <a:ext cx="5440680" cy="1356360"/>
-                          </a:xfrm>
-                          <a:prstGeom prst="rect">
-                            <a:avLst/>
-                          </a:prstGeom>
-                        </pic:spPr>
-                      </pic:pic>
-                    </a:graphicData>
-                  </a:graphic>
-                </wp:inline>
-              </w:drawing>
-            </w:r>
-          </w:p>
-          <w:p>
-            <w:pPr>
-              <w:pStyle w:val="8"/>
-              <w:keepNext w:val="0"/>
-              <w:keepLines w:val="0"/>
-              <w:widowControl/>
-              <w:suppressLineNumbers w:val="0"/>
-              <w:rPr>
-                <w:rFonts w:hint="eastAsia" w:eastAsia="宋体"/>
-                <w:lang w:eastAsia="zh-CN"/>
-              </w:rPr>
-            </w:pPr>
-            <w:r>
-              <w:rPr>
-                <w:rFonts w:hint="eastAsia" w:eastAsia="宋体"/>
-                <w:lang w:eastAsia="zh-CN"/>
-              </w:rPr>
-              <w:drawing>
-                <wp:inline distT="0" distB="0" distL="114300" distR="114300">
-                  <wp:extent cx="5440680" cy="1356360"/>
-                  <wp:effectExtent l="0" t="0" r="0" b="3810"/>
-                  <wp:docPr id="3" name="图片 3" descr="6.2"/>
-                  <wp:cNvGraphicFramePr>
-                    <a:graphicFrameLocks xmlns:a="http://schemas.openxmlformats.org/drawingml/2006/main" noChangeAspect="1"/>
-                  </wp:cNvGraphicFramePr>
-                  <a:graphic xmlns:a="http://schemas.openxmlformats.org/drawingml/2006/main">
-                    <a:graphicData uri="http://schemas.openxmlformats.org/drawingml/2006/picture">
-                      <pic:pic xmlns:pic="http://schemas.openxmlformats.org/drawingml/2006/picture">
-                        <pic:nvPicPr>
-                          <pic:cNvPr id="3" name="图片 3" descr="6.2"/>
+                          <pic:cNvPr id="6" name="图片 2" descr="6.1"/>
                           <pic:cNvPicPr>
                             <a:picLocks noChangeAspect="1"/>
                           </pic:cNvPicPr>
@@ -5432,10 +5008,10 @@
           </w:p>
           <w:p>
             <w:pPr>
-              <w:pStyle w:val="8"/>
+              <w:pStyle w:val="000029"/>
               <w:keepNext w:val="0"/>
               <w:keepLines w:val="0"/>
-              <w:widowControl/>
+              <w:widowControl w:val="1"/>
               <w:suppressLineNumbers w:val="0"/>
               <w:rPr>
                 <w:rFonts w:hint="eastAsia" w:eastAsia="宋体"/>
@@ -5451,15 +5027,15 @@
                 <wp:inline distT="0" distB="0" distL="114300" distR="114300">
                   <wp:extent cx="5440680" cy="1356360"/>
                   <wp:effectExtent l="0" t="0" r="0" b="3810"/>
-                  <wp:docPr id="4" name="图片 4" descr="6.3"/>
+                  <wp:docPr id="8" name="图片 3" descr="6.2"/>
                   <wp:cNvGraphicFramePr>
-                    <a:graphicFrameLocks xmlns:a="http://schemas.openxmlformats.org/drawingml/2006/main" noChangeAspect="1"/>
+                    <a:graphicFrameLocks noChangeAspect="1"/>
                   </wp:cNvGraphicFramePr>
-                  <a:graphic xmlns:a="http://schemas.openxmlformats.org/drawingml/2006/main">
+                  <a:graphic>
                     <a:graphicData uri="http://schemas.openxmlformats.org/drawingml/2006/picture">
-                      <pic:pic xmlns:pic="http://schemas.openxmlformats.org/drawingml/2006/picture">
+                      <pic:pic>
                         <pic:nvPicPr>
-                          <pic:cNvPr id="4" name="图片 4" descr="6.3"/>
+                          <pic:cNvPr id="9" name="图片 3" descr="6.2"/>
                           <pic:cNvPicPr>
                             <a:picLocks noChangeAspect="1"/>
                           </pic:cNvPicPr>
@@ -5488,21 +5064,80 @@
           </w:p>
           <w:p>
             <w:pPr>
-              <w:pStyle w:val="8"/>
+              <w:pStyle w:val="000029"/>
               <w:keepNext w:val="0"/>
               <w:keepLines w:val="0"/>
-              <w:widowControl/>
+              <w:widowControl w:val="1"/>
               <w:suppressLineNumbers w:val="0"/>
-            </w:pPr>
-            <w:r>
-              <w:t>程序弹出绘图窗口，每行 4 张子图： 1）原图；2）对比度分布 8 方向显著图；3）对比度分布 16 方向显著图；4）最小方向对比度显著图</w:t>
-            </w:r>
-          </w:p>
-          <w:p>
-            <w:pPr>
+              <w:rPr>
+                <w:rFonts w:hint="eastAsia" w:eastAsia="宋体"/>
+                <w:lang w:eastAsia="zh-CN"/>
+              </w:rPr>
+            </w:pPr>
+            <w:r>
+              <w:rPr>
+                <w:rFonts w:hint="eastAsia" w:eastAsia="宋体"/>
+                <w:lang w:eastAsia="zh-CN"/>
+              </w:rPr>
+              <w:drawing>
+                <wp:inline distT="0" distB="0" distL="114300" distR="114300">
+                  <wp:extent cx="5440680" cy="1356360"/>
+                  <wp:effectExtent l="0" t="0" r="0" b="3810"/>
+                  <wp:docPr id="11" name="图片 4" descr="6.3"/>
+                  <wp:cNvGraphicFramePr>
+                    <a:graphicFrameLocks noChangeAspect="1"/>
+                  </wp:cNvGraphicFramePr>
+                  <a:graphic>
+                    <a:graphicData uri="http://schemas.openxmlformats.org/drawingml/2006/picture">
+                      <pic:pic>
+                        <pic:nvPicPr>
+                          <pic:cNvPr id="12" name="图片 4" descr="6.3"/>
+                          <pic:cNvPicPr>
+                            <a:picLocks noChangeAspect="1"/>
+                          </pic:cNvPicPr>
+                        </pic:nvPicPr>
+                        <pic:blipFill>
+                          <a:blip r:embed="rId10"/>
+                          <a:stretch>
+                            <a:fillRect/>
+                          </a:stretch>
+                        </pic:blipFill>
+                        <pic:spPr>
+                          <a:xfrm>
+                            <a:off x="0" y="0"/>
+                            <a:ext cx="5440680" cy="1356360"/>
+                          </a:xfrm>
+                          <a:prstGeom prst="rect">
+                            <a:avLst/>
+                          </a:prstGeom>
+                        </pic:spPr>
+                      </pic:pic>
+                    </a:graphicData>
+                  </a:graphic>
+                </wp:inline>
+              </w:drawing>
+            </w:r>
+          </w:p>
+          <w:p>
+            <w:pPr>
+              <w:pStyle w:val="000029"/>
               <w:keepNext w:val="0"/>
               <w:keepLines w:val="0"/>
-              <w:widowControl/>
+              <w:widowControl w:val="1"/>
+              <w:suppressLineNumbers w:val="0"/>
+            </w:pPr>
+            <w:r>
+              <w:rPr>
+                <w:rFonts w:hint="eastAsia"/>
+              </w:rPr>
+              <w:t>程序弹出绘图窗口，每行 4 张子图： 1）原图；2）对比度分布 8 方向显著图；3）对比度分布 16 方向显著图；4）最小方向对比度显著图</w:t>
+            </w:r>
+          </w:p>
+          <w:p>
+            <w:pPr>
+              <w:keepNext w:val="0"/>
+              <w:keepLines w:val="0"/>
+              <w:widowControl w:val="1"/>
               <w:numPr>
                 <w:ilvl w:val="0"/>
                 <w:numId w:val="6"/>
@@ -5512,6 +5147,9 @@
               <w:ind w:left="720" w:hanging="360"/>
             </w:pPr>
             <w:r>
+              <w:rPr>
+                <w:rFonts w:hint="eastAsia"/>
+              </w:rPr>
               <w:t>对比度分布（8 方向）：能检出物体边缘轮廓，部分细小边缘丢失，部分背景纹理也会被高亮。</w:t>
             </w:r>
           </w:p>
@@ -5519,7 +5157,7 @@
             <w:pPr>
               <w:keepNext w:val="0"/>
               <w:keepLines w:val="0"/>
-              <w:widowControl/>
+              <w:widowControl w:val="1"/>
               <w:numPr>
                 <w:ilvl w:val="0"/>
                 <w:numId w:val="6"/>
@@ -5529,6 +5167,9 @@
               <w:ind w:left="720" w:hanging="360"/>
             </w:pPr>
             <w:r>
+              <w:rPr>
+                <w:rFonts w:hint="eastAsia"/>
+              </w:rPr>
               <w:t>对比度分布（16 方向）：物体轮廓更连续完整，细节边缘保留更好，背景噪声相比 8 方向略有增加。</w:t>
             </w:r>
           </w:p>
@@ -5536,7 +5177,7 @@
             <w:pPr>
               <w:keepNext w:val="0"/>
               <w:keepLines w:val="0"/>
-              <w:widowControl/>
+              <w:widowControl w:val="1"/>
               <w:numPr>
                 <w:ilvl w:val="0"/>
                 <w:numId w:val="6"/>
@@ -5546,6 +5187,9 @@
               <w:ind w:left="720" w:hanging="360"/>
             </w:pPr>
             <w:r>
+              <w:rPr>
+                <w:rFonts w:hint="eastAsia"/>
+              </w:rPr>
               <w:t>最小方向对比度显著图：抑制了很多背景单向纹理噪声；显著区域集中在目标物体；但部分弱边缘、细小目标会被抑制，亮度变暗。</w:t>
             </w:r>
           </w:p>
@@ -5561,7 +5205,6 @@
                 <w:sz w:val="24"/>
                 <w:szCs w:val="24"/>
                 <w:lang w:val="en-US" w:eastAsia="zh-CN" w:bidi="ar-SA"/>
-                <w14:ligatures w14:val="none"/>
               </w:rPr>
             </w:pPr>
           </w:p>
@@ -5597,25 +5240,28 @@
           </w:p>
           <w:p>
             <w:pPr>
-              <w:pStyle w:val="3"/>
+              <w:pStyle w:val="00001f"/>
               <w:keepNext w:val="0"/>
               <w:keepLines w:val="0"/>
               <w:pageBreakBefore w:val="0"/>
-              <w:widowControl/>
+              <w:widowControl w:val="1"/>
               <w:suppressLineNumbers w:val="0"/>
-              <w:kinsoku/>
-              <w:wordWrap/>
-              <w:overflowPunct/>
+              <w:kinsoku w:val="1"/>
+              <w:wordWrap w:val="1"/>
+              <w:overflowPunct w:val="1"/>
               <w:topLinePunct w:val="0"/>
-              <w:autoSpaceDE/>
-              <w:autoSpaceDN/>
+              <w:autoSpaceDE w:val="1"/>
+              <w:autoSpaceDN w:val="1"/>
               <w:bidi w:val="0"/>
-              <w:adjustRightInd/>
-              <w:snapToGrid/>
+              <w:adjustRightInd w:val="1"/>
+              <w:snapToGrid w:val="1"/>
               <w:spacing w:line="120" w:lineRule="auto"/>
               <w:textAlignment w:val="auto"/>
             </w:pPr>
             <w:r>
+              <w:rPr>
+                <w:rFonts w:hint="eastAsia"/>
+              </w:rPr>
               <w:t>1. 视觉效果分析</w:t>
             </w:r>
           </w:p>
@@ -5624,26 +5270,29 @@
               <w:keepNext w:val="0"/>
               <w:keepLines w:val="0"/>
               <w:pageBreakBefore w:val="0"/>
-              <w:widowControl/>
+              <w:widowControl w:val="1"/>
               <w:numPr>
                 <w:ilvl w:val="0"/>
                 <w:numId w:val="7"/>
               </w:numPr>
               <w:suppressLineNumbers w:val="0"/>
-              <w:kinsoku/>
-              <w:wordWrap/>
-              <w:overflowPunct/>
+              <w:kinsoku w:val="1"/>
+              <w:wordWrap w:val="1"/>
+              <w:overflowPunct w:val="1"/>
               <w:topLinePunct w:val="0"/>
-              <w:autoSpaceDE/>
-              <w:autoSpaceDN/>
+              <w:autoSpaceDE w:val="1"/>
+              <w:autoSpaceDN w:val="1"/>
               <w:bidi w:val="0"/>
-              <w:adjustRightInd/>
-              <w:snapToGrid/>
+              <w:adjustRightInd w:val="1"/>
+              <w:snapToGrid w:val="1"/>
               <w:spacing w:before="0" w:beforeAutospacing="1" w:after="0" w:afterAutospacing="1" w:line="120" w:lineRule="auto"/>
               <w:ind w:left="720" w:hanging="360"/>
               <w:textAlignment w:val="auto"/>
             </w:pPr>
             <w:r>
+              <w:rPr>
+                <w:rFonts w:hint="eastAsia"/>
+              </w:rPr>
               <w:t xml:space="preserve">对比度分布算法（累加梯度） </w:t>
             </w:r>
           </w:p>
@@ -5652,26 +5301,29 @@
               <w:keepNext w:val="0"/>
               <w:keepLines w:val="0"/>
               <w:pageBreakBefore w:val="0"/>
-              <w:widowControl/>
+              <w:widowControl w:val="1"/>
               <w:numPr>
                 <w:ilvl w:val="1"/>
                 <w:numId w:val="7"/>
               </w:numPr>
               <w:suppressLineNumbers w:val="0"/>
-              <w:kinsoku/>
-              <w:wordWrap/>
-              <w:overflowPunct/>
+              <w:kinsoku w:val="1"/>
+              <w:wordWrap w:val="1"/>
+              <w:overflowPunct w:val="1"/>
               <w:topLinePunct w:val="0"/>
-              <w:autoSpaceDE/>
-              <w:autoSpaceDN/>
+              <w:autoSpaceDE w:val="1"/>
+              <w:autoSpaceDN w:val="1"/>
               <w:bidi w:val="0"/>
-              <w:adjustRightInd/>
-              <w:snapToGrid/>
+              <w:adjustRightInd w:val="1"/>
+              <w:snapToGrid w:val="1"/>
               <w:spacing w:before="0" w:beforeAutospacing="1" w:after="0" w:afterAutospacing="1" w:line="120" w:lineRule="auto"/>
               <w:ind w:left="1440" w:hanging="360"/>
               <w:textAlignment w:val="auto"/>
             </w:pPr>
             <w:r>
+              <w:rPr>
+                <w:rFonts w:hint="eastAsia"/>
+              </w:rPr>
               <w:t>8 方向：采样角度少，计算速度快；但部分倾斜边缘没有被充分采样，轮廓会断裂丢失，适合追求速度的实时场景。</w:t>
             </w:r>
           </w:p>
@@ -5680,26 +5332,29 @@
               <w:keepNext w:val="0"/>
               <w:keepLines w:val="0"/>
               <w:pageBreakBefore w:val="0"/>
-              <w:widowControl/>
+              <w:widowControl w:val="1"/>
               <w:numPr>
                 <w:ilvl w:val="1"/>
                 <w:numId w:val="7"/>
               </w:numPr>
               <w:suppressLineNumbers w:val="0"/>
-              <w:kinsoku/>
-              <w:wordWrap/>
-              <w:overflowPunct/>
+              <w:kinsoku w:val="1"/>
+              <w:wordWrap w:val="1"/>
+              <w:overflowPunct w:val="1"/>
               <w:topLinePunct w:val="0"/>
-              <w:autoSpaceDE/>
-              <w:autoSpaceDN/>
+              <w:autoSpaceDE w:val="1"/>
+              <w:autoSpaceDN w:val="1"/>
               <w:bidi w:val="0"/>
-              <w:adjustRightInd/>
-              <w:snapToGrid/>
+              <w:adjustRightInd w:val="1"/>
+              <w:snapToGrid w:val="1"/>
               <w:spacing w:before="0" w:beforeAutospacing="1" w:after="0" w:afterAutospacing="1" w:line="120" w:lineRule="auto"/>
               <w:ind w:left="1440" w:hanging="360"/>
               <w:textAlignment w:val="auto"/>
             </w:pPr>
             <w:r>
+              <w:rPr>
+                <w:rFonts w:hint="eastAsia"/>
+              </w:rPr>
               <w:t>16 方向：方向采样更加密集，各个角度的边缘都可以得到响应，物体轮廓连续、细节更丰富；但是背景的纹理噪声同样被累加，显著图中背景杂点变多。</w:t>
             </w:r>
           </w:p>
@@ -5708,55 +5363,62 @@
               <w:keepNext w:val="0"/>
               <w:keepLines w:val="0"/>
               <w:pageBreakBefore w:val="0"/>
-              <w:widowControl/>
+              <w:widowControl w:val="1"/>
               <w:numPr>
                 <w:ilvl w:val="0"/>
                 <w:numId w:val="7"/>
               </w:numPr>
               <w:suppressLineNumbers w:val="0"/>
-              <w:kinsoku/>
-              <w:wordWrap/>
-              <w:overflowPunct/>
+              <w:kinsoku w:val="1"/>
+              <w:wordWrap w:val="1"/>
+              <w:overflowPunct w:val="1"/>
               <w:topLinePunct w:val="0"/>
-              <w:autoSpaceDE/>
-              <w:autoSpaceDN/>
+              <w:autoSpaceDE w:val="1"/>
+              <w:autoSpaceDN w:val="1"/>
               <w:bidi w:val="0"/>
-              <w:adjustRightInd/>
-              <w:snapToGrid/>
+              <w:adjustRightInd w:val="1"/>
+              <w:snapToGrid w:val="1"/>
               <w:spacing w:before="0" w:beforeAutospacing="1" w:after="0" w:afterAutospacing="1" w:line="120" w:lineRule="auto"/>
               <w:ind w:left="720" w:hanging="360"/>
               <w:textAlignment w:val="auto"/>
             </w:pPr>
             <w:r>
+              <w:rPr>
+                <w:rFonts w:hint="eastAsia"/>
+              </w:rPr>
               <w:t>最小方向对比度算法 该算法取各方向梯度最小值，只有像素在几乎全部方向都有明显灰度跳变，才输出高显著值，因此</w:t>
             </w:r>
             <w:r>
               <w:rPr>
-                <w:rStyle w:val="12"/>
+                <w:rStyle w:val="00002b"/>
+                <w:rFonts w:hint="eastAsia"/>
               </w:rPr>
               <w:t>抗背景纹理噪声能力强</w:t>
             </w:r>
             <w:r>
+              <w:rPr>
+                <w:rFonts w:hint="eastAsia"/>
+              </w:rPr>
               <w:t>，可以过滤掉大量背景杂点。 缺点：物体弱边缘、细小目标，无法在全部方向产生大梯度，显著性被压低，容易出现目标部分区域变暗、丢失细节。</w:t>
             </w:r>
           </w:p>
           <w:p>
             <w:pPr>
-              <w:pStyle w:val="8"/>
+              <w:pStyle w:val="000029"/>
               <w:keepNext w:val="0"/>
               <w:keepLines w:val="0"/>
               <w:pageBreakBefore w:val="0"/>
-              <w:widowControl/>
+              <w:widowControl w:val="1"/>
               <w:suppressLineNumbers w:val="0"/>
-              <w:kinsoku/>
-              <w:wordWrap/>
-              <w:overflowPunct/>
+              <w:kinsoku w:val="1"/>
+              <w:wordWrap w:val="1"/>
+              <w:overflowPunct w:val="1"/>
               <w:topLinePunct w:val="0"/>
-              <w:autoSpaceDE/>
-              <w:autoSpaceDN/>
+              <w:autoSpaceDE w:val="1"/>
+              <w:autoSpaceDN w:val="1"/>
               <w:bidi w:val="0"/>
-              <w:adjustRightInd/>
-              <w:snapToGrid/>
+              <w:adjustRightInd w:val="1"/>
+              <w:snapToGrid w:val="1"/>
               <w:spacing w:line="120" w:lineRule="auto"/>
               <w:ind w:left="720" w:right="720"/>
               <w:textAlignment w:val="auto"/>
@@ -5775,21 +5437,21 @@
               <w:keepNext w:val="0"/>
               <w:keepLines w:val="0"/>
               <w:pageBreakBefore w:val="0"/>
-              <w:widowControl/>
+              <w:widowControl w:val="1"/>
               <w:numPr>
                 <w:ilvl w:val="0"/>
                 <w:numId w:val="8"/>
               </w:numPr>
               <w:suppressLineNumbers w:val="0"/>
-              <w:kinsoku/>
-              <w:wordWrap/>
-              <w:overflowPunct/>
+              <w:kinsoku w:val="1"/>
+              <w:wordWrap w:val="1"/>
+              <w:overflowPunct w:val="1"/>
               <w:topLinePunct w:val="0"/>
-              <w:autoSpaceDE/>
-              <w:autoSpaceDN/>
+              <w:autoSpaceDE w:val="1"/>
+              <w:autoSpaceDN w:val="1"/>
               <w:bidi w:val="0"/>
-              <w:adjustRightInd/>
-              <w:snapToGrid/>
+              <w:adjustRightInd w:val="1"/>
+              <w:snapToGrid w:val="1"/>
               <w:spacing w:before="0" w:beforeAutospacing="1" w:after="0" w:afterAutospacing="1" w:line="120" w:lineRule="auto"/>
               <w:ind w:left="1440" w:right="720" w:hanging="360"/>
               <w:textAlignment w:val="auto"/>
@@ -5808,21 +5470,21 @@
               <w:keepNext w:val="0"/>
               <w:keepLines w:val="0"/>
               <w:pageBreakBefore w:val="0"/>
-              <w:widowControl/>
+              <w:widowControl w:val="1"/>
               <w:numPr>
                 <w:ilvl w:val="0"/>
                 <w:numId w:val="8"/>
               </w:numPr>
               <w:suppressLineNumbers w:val="0"/>
-              <w:kinsoku/>
-              <w:wordWrap/>
-              <w:overflowPunct/>
+              <w:kinsoku w:val="1"/>
+              <w:wordWrap w:val="1"/>
+              <w:overflowPunct w:val="1"/>
               <w:topLinePunct w:val="0"/>
-              <w:autoSpaceDE/>
-              <w:autoSpaceDN/>
+              <w:autoSpaceDE w:val="1"/>
+              <w:autoSpaceDN w:val="1"/>
               <w:bidi w:val="0"/>
-              <w:adjustRightInd/>
-              <w:snapToGrid/>
+              <w:adjustRightInd w:val="1"/>
+              <w:snapToGrid w:val="1"/>
               <w:spacing w:before="0" w:beforeAutospacing="1" w:after="0" w:afterAutospacing="1" w:line="120" w:lineRule="auto"/>
               <w:ind w:left="1440" w:right="720" w:hanging="360"/>
               <w:textAlignment w:val="auto"/>
@@ -5841,21 +5503,21 @@
               <w:keepNext w:val="0"/>
               <w:keepLines w:val="0"/>
               <w:pageBreakBefore w:val="0"/>
-              <w:widowControl/>
+              <w:widowControl w:val="1"/>
               <w:numPr>
                 <w:ilvl w:val="0"/>
                 <w:numId w:val="8"/>
               </w:numPr>
               <w:suppressLineNumbers w:val="0"/>
-              <w:kinsoku/>
-              <w:wordWrap/>
-              <w:overflowPunct/>
+              <w:kinsoku w:val="1"/>
+              <w:wordWrap w:val="1"/>
+              <w:overflowPunct w:val="1"/>
               <w:topLinePunct w:val="0"/>
-              <w:autoSpaceDE/>
-              <w:autoSpaceDN/>
+              <w:autoSpaceDE w:val="1"/>
+              <w:autoSpaceDN w:val="1"/>
               <w:bidi w:val="0"/>
-              <w:adjustRightInd/>
-              <w:snapToGrid/>
+              <w:adjustRightInd w:val="1"/>
+              <w:snapToGrid w:val="1"/>
               <w:spacing w:before="0" w:beforeAutospacing="1" w:after="0" w:afterAutospacing="1" w:line="120" w:lineRule="auto"/>
               <w:ind w:left="1440" w:right="720" w:hanging="360"/>
               <w:textAlignment w:val="auto"/>
@@ -5871,69 +5533,75 @@
           </w:p>
           <w:p>
             <w:pPr>
-              <w:pStyle w:val="3"/>
+              <w:pStyle w:val="00001f"/>
               <w:keepNext w:val="0"/>
               <w:keepLines w:val="0"/>
               <w:pageBreakBefore w:val="0"/>
-              <w:widowControl/>
+              <w:widowControl w:val="1"/>
               <w:suppressLineNumbers w:val="0"/>
-              <w:kinsoku/>
-              <w:wordWrap/>
-              <w:overflowPunct/>
+              <w:kinsoku w:val="1"/>
+              <w:wordWrap w:val="1"/>
+              <w:overflowPunct w:val="1"/>
               <w:topLinePunct w:val="0"/>
-              <w:autoSpaceDE/>
-              <w:autoSpaceDN/>
+              <w:autoSpaceDE w:val="1"/>
+              <w:autoSpaceDN w:val="1"/>
               <w:bidi w:val="0"/>
-              <w:adjustRightInd/>
-              <w:snapToGrid/>
+              <w:adjustRightInd w:val="1"/>
+              <w:snapToGrid w:val="1"/>
               <w:spacing w:line="120" w:lineRule="auto"/>
               <w:textAlignment w:val="auto"/>
             </w:pPr>
             <w:r>
+              <w:rPr>
+                <w:rFonts w:hint="eastAsia"/>
+              </w:rPr>
               <w:t>2. 计算效率（时间）分析</w:t>
             </w:r>
           </w:p>
           <w:p>
             <w:pPr>
-              <w:pStyle w:val="8"/>
+              <w:pStyle w:val="000029"/>
               <w:keepNext w:val="0"/>
               <w:keepLines w:val="0"/>
               <w:pageBreakBefore w:val="0"/>
-              <w:widowControl/>
+              <w:widowControl w:val="1"/>
               <w:suppressLineNumbers w:val="0"/>
-              <w:kinsoku/>
-              <w:wordWrap/>
-              <w:overflowPunct/>
+              <w:kinsoku w:val="1"/>
+              <w:wordWrap w:val="1"/>
+              <w:overflowPunct w:val="1"/>
               <w:topLinePunct w:val="0"/>
-              <w:autoSpaceDE/>
-              <w:autoSpaceDN/>
+              <w:autoSpaceDE w:val="1"/>
+              <w:autoSpaceDN w:val="1"/>
               <w:bidi w:val="0"/>
-              <w:adjustRightInd/>
-              <w:snapToGrid/>
+              <w:adjustRightInd w:val="1"/>
+              <w:snapToGrid w:val="1"/>
               <w:spacing w:line="120" w:lineRule="auto"/>
               <w:textAlignment w:val="auto"/>
             </w:pPr>
             <w:r>
+              <w:rPr>
+                <w:rFonts w:hint="eastAsia"/>
+              </w:rPr>
               <w:t>8 方向循环次数最少，运行时间最短；16 方向循环加倍，耗时接近翻倍；最小方向对比度同样是 16 次方向计算，因此耗时与对比度分布 16 方向接近。</w:t>
             </w:r>
           </w:p>
           <w:p>
             <w:pPr>
-              <w:pStyle w:val="8"/>
+              <w:pStyle w:val="000029"/>
               <w:keepNext w:val="0"/>
               <w:keepLines w:val="0"/>
               <w:pageBreakBefore w:val="0"/>
-              <w:widowControl/>
+              <w:widowControl w:val="1"/>
               <w:suppressLineNumbers w:val="0"/>
-              <w:kinsoku/>
-              <w:wordWrap/>
-              <w:overflowPunct/>
+              <w:kinsoku w:val="1"/>
+              <w:wordWrap w:val="1"/>
+              <w:overflowPunct w:val="1"/>
               <w:topLinePunct w:val="0"/>
-              <w:autoSpaceDE/>
-              <w:autoSpaceDN/>
+              <w:autoSpaceDE w:val="1"/>
+              <w:autoSpaceDN w:val="1"/>
               <w:bidi w:val="0"/>
-              <w:adjustRightInd/>
-              <w:snapToGrid/>
+              <w:adjustRightInd w:val="1"/>
+              <w:snapToGrid w:val="1"/>
               <w:spacing w:line="120" w:lineRule="auto"/>
               <w:ind w:left="720" w:right="720"/>
               <w:textAlignment w:val="auto"/>
@@ -5949,25 +5617,28 @@
           </w:p>
           <w:p>
             <w:pPr>
-              <w:pStyle w:val="3"/>
+              <w:pStyle w:val="00001f"/>
               <w:keepNext w:val="0"/>
               <w:keepLines w:val="0"/>
               <w:pageBreakBefore w:val="0"/>
-              <w:widowControl/>
+              <w:widowControl w:val="1"/>
               <w:suppressLineNumbers w:val="0"/>
-              <w:kinsoku/>
-              <w:wordWrap/>
-              <w:overflowPunct/>
+              <w:kinsoku w:val="1"/>
+              <w:wordWrap w:val="1"/>
+              <w:overflowPunct w:val="1"/>
               <w:topLinePunct w:val="0"/>
-              <w:autoSpaceDE/>
-              <w:autoSpaceDN/>
+              <w:autoSpaceDE w:val="1"/>
+              <w:autoSpaceDN w:val="1"/>
               <w:bidi w:val="0"/>
-              <w:adjustRightInd/>
-              <w:snapToGrid/>
+              <w:adjustRightInd w:val="1"/>
+              <w:snapToGrid w:val="1"/>
               <w:spacing w:line="120" w:lineRule="auto"/>
               <w:textAlignment w:val="auto"/>
             </w:pPr>
             <w:r>
+              <w:rPr>
+                <w:rFonts w:hint="eastAsia"/>
+              </w:rPr>
               <w:t>3. 实验存在不足</w:t>
             </w:r>
           </w:p>
@@ -5976,26 +5647,29 @@
               <w:keepNext w:val="0"/>
               <w:keepLines w:val="0"/>
               <w:pageBreakBefore w:val="0"/>
-              <w:widowControl/>
+              <w:widowControl w:val="1"/>
               <w:numPr>
                 <w:ilvl w:val="0"/>
                 <w:numId w:val="9"/>
               </w:numPr>
               <w:suppressLineNumbers w:val="0"/>
-              <w:kinsoku/>
-              <w:wordWrap/>
-              <w:overflowPunct/>
+              <w:kinsoku w:val="1"/>
+              <w:wordWrap w:val="1"/>
+              <w:overflowPunct w:val="1"/>
               <w:topLinePunct w:val="0"/>
-              <w:autoSpaceDE/>
-              <w:autoSpaceDN/>
+              <w:autoSpaceDE w:val="1"/>
+              <w:autoSpaceDN w:val="1"/>
               <w:bidi w:val="0"/>
-              <w:adjustRightInd/>
-              <w:snapToGrid/>
+              <w:adjustRightInd w:val="1"/>
+              <w:snapToGrid w:val="1"/>
               <w:spacing w:before="0" w:beforeAutospacing="1" w:after="0" w:afterAutospacing="1" w:line="120" w:lineRule="auto"/>
               <w:ind w:left="720" w:hanging="360"/>
               <w:textAlignment w:val="auto"/>
             </w:pPr>
             <w:r>
+              <w:rPr>
+                <w:rFonts w:hint="eastAsia"/>
+              </w:rPr>
               <w:t>本实验仅使用灰度梯度信息，没有利用颜色特征；复杂彩色图像上检测效果有限。</w:t>
             </w:r>
           </w:p>
@@ -6004,26 +5678,29 @@
               <w:keepNext w:val="0"/>
               <w:keepLines w:val="0"/>
               <w:pageBreakBefore w:val="0"/>
-              <w:widowControl/>
+              <w:widowControl w:val="1"/>
               <w:numPr>
                 <w:ilvl w:val="0"/>
                 <w:numId w:val="9"/>
               </w:numPr>
               <w:suppressLineNumbers w:val="0"/>
-              <w:kinsoku/>
-              <w:wordWrap/>
-              <w:overflowPunct/>
+              <w:kinsoku w:val="1"/>
+              <w:wordWrap w:val="1"/>
+              <w:overflowPunct w:val="1"/>
               <w:topLinePunct w:val="0"/>
-              <w:autoSpaceDE/>
-              <w:autoSpaceDN/>
+              <w:autoSpaceDE w:val="1"/>
+              <w:autoSpaceDN w:val="1"/>
               <w:bidi w:val="0"/>
-              <w:adjustRightInd/>
-              <w:snapToGrid/>
+              <w:adjustRightInd w:val="1"/>
+              <w:snapToGrid w:val="1"/>
               <w:spacing w:before="0" w:beforeAutospacing="1" w:after="0" w:afterAutospacing="1" w:line="120" w:lineRule="auto"/>
               <w:ind w:left="720" w:hanging="360"/>
               <w:textAlignment w:val="auto"/>
             </w:pPr>
             <w:r>
+              <w:rPr>
+                <w:rFonts w:hint="eastAsia"/>
+              </w:rPr>
               <w:t>没有做后续平滑、后处理操作，显著图存在部分噪点。</w:t>
             </w:r>
           </w:p>
@@ -6032,50 +5709,56 @@
               <w:keepNext w:val="0"/>
               <w:keepLines w:val="0"/>
               <w:pageBreakBefore w:val="0"/>
-              <w:widowControl/>
+              <w:widowControl w:val="1"/>
               <w:numPr>
                 <w:ilvl w:val="0"/>
                 <w:numId w:val="9"/>
               </w:numPr>
               <w:suppressLineNumbers w:val="0"/>
-              <w:kinsoku/>
-              <w:wordWrap/>
-              <w:overflowPunct/>
+              <w:kinsoku w:val="1"/>
+              <w:wordWrap w:val="1"/>
+              <w:overflowPunct w:val="1"/>
               <w:topLinePunct w:val="0"/>
-              <w:autoSpaceDE/>
-              <w:autoSpaceDN/>
+              <w:autoSpaceDE w:val="1"/>
+              <w:autoSpaceDN w:val="1"/>
               <w:bidi w:val="0"/>
-              <w:adjustRightInd/>
-              <w:snapToGrid/>
+              <w:adjustRightInd w:val="1"/>
+              <w:snapToGrid w:val="1"/>
               <w:spacing w:before="0" w:beforeAutospacing="1" w:after="0" w:afterAutospacing="1" w:line="120" w:lineRule="auto"/>
               <w:ind w:left="720" w:hanging="360"/>
               <w:textAlignment w:val="auto"/>
             </w:pPr>
             <w:r>
+              <w:rPr>
+                <w:rFonts w:hint="eastAsia"/>
+              </w:rPr>
               <w:t>只做定性视觉观察，没有采用客观评价指标（Precision、Recall）做定量评估。</w:t>
             </w:r>
           </w:p>
           <w:p>
             <w:pPr>
-              <w:pStyle w:val="3"/>
+              <w:pStyle w:val="00001f"/>
               <w:keepNext w:val="0"/>
               <w:keepLines w:val="0"/>
               <w:pageBreakBefore w:val="0"/>
-              <w:widowControl/>
+              <w:widowControl w:val="1"/>
               <w:suppressLineNumbers w:val="0"/>
-              <w:kinsoku/>
-              <w:wordWrap/>
-              <w:overflowPunct/>
+              <w:kinsoku w:val="1"/>
+              <w:wordWrap w:val="1"/>
+              <w:overflowPunct w:val="1"/>
               <w:topLinePunct w:val="0"/>
-              <w:autoSpaceDE/>
-              <w:autoSpaceDN/>
+              <w:autoSpaceDE w:val="1"/>
+              <w:autoSpaceDN w:val="1"/>
               <w:bidi w:val="0"/>
-              <w:adjustRightInd/>
-              <w:snapToGrid/>
+              <w:adjustRightInd w:val="1"/>
+              <w:snapToGrid w:val="1"/>
               <w:spacing w:line="120" w:lineRule="auto"/>
               <w:textAlignment w:val="auto"/>
             </w:pPr>
             <w:r>
+              <w:rPr>
+                <w:rFonts w:hint="eastAsia"/>
+              </w:rPr>
               <w:t>4. 实验结论</w:t>
             </w:r>
           </w:p>
@@ -6084,26 +5767,29 @@
               <w:keepNext w:val="0"/>
               <w:keepLines w:val="0"/>
               <w:pageBreakBefore w:val="0"/>
-              <w:widowControl/>
+              <w:widowControl w:val="1"/>
               <w:numPr>
                 <w:ilvl w:val="0"/>
                 <w:numId w:val="10"/>
               </w:numPr>
               <w:suppressLineNumbers w:val="0"/>
-              <w:kinsoku/>
-              <w:wordWrap/>
-              <w:overflowPunct/>
+              <w:kinsoku w:val="1"/>
+              <w:wordWrap w:val="1"/>
+              <w:overflowPunct w:val="1"/>
               <w:topLinePunct w:val="0"/>
-              <w:autoSpaceDE/>
-              <w:autoSpaceDN/>
+              <w:autoSpaceDE w:val="1"/>
+              <w:autoSpaceDN w:val="1"/>
               <w:bidi w:val="0"/>
-              <w:adjustRightInd/>
-              <w:snapToGrid/>
+              <w:adjustRightInd w:val="1"/>
+              <w:snapToGrid w:val="1"/>
               <w:spacing w:before="0" w:beforeAutospacing="1" w:after="0" w:afterAutospacing="1" w:line="120" w:lineRule="auto"/>
               <w:ind w:left="720" w:hanging="360"/>
               <w:textAlignment w:val="auto"/>
             </w:pPr>
             <w:r>
+              <w:rPr>
+                <w:rFonts w:hint="eastAsia"/>
+              </w:rPr>
               <w:t>在基于方向梯度的对比度分布显著性检测中，增加采样方向数量，能够改善显著图轮廓完整性，但会增加计算时间开销。</w:t>
             </w:r>
           </w:p>
@@ -6112,26 +5798,29 @@
               <w:keepNext w:val="0"/>
               <w:keepLines w:val="0"/>
               <w:pageBreakBefore w:val="0"/>
-              <w:widowControl/>
+              <w:widowControl w:val="1"/>
               <w:numPr>
                 <w:ilvl w:val="0"/>
                 <w:numId w:val="10"/>
               </w:numPr>
               <w:suppressLineNumbers w:val="0"/>
-              <w:kinsoku/>
-              <w:wordWrap/>
-              <w:overflowPunct/>
+              <w:kinsoku w:val="1"/>
+              <w:wordWrap w:val="1"/>
+              <w:overflowPunct w:val="1"/>
               <w:topLinePunct w:val="0"/>
-              <w:autoSpaceDE/>
-              <w:autoSpaceDN/>
+              <w:autoSpaceDE w:val="1"/>
+              <w:autoSpaceDN w:val="1"/>
               <w:bidi w:val="0"/>
-              <w:adjustRightInd/>
-              <w:snapToGrid/>
+              <w:adjustRightInd w:val="1"/>
+              <w:snapToGrid w:val="1"/>
               <w:spacing w:before="0" w:beforeAutospacing="1" w:after="0" w:afterAutospacing="1" w:line="120" w:lineRule="auto"/>
               <w:ind w:left="720" w:hanging="360"/>
               <w:textAlignment w:val="auto"/>
             </w:pPr>
             <w:r>
+              <w:rPr>
+                <w:rFonts w:hint="eastAsia"/>
+              </w:rPr>
               <w:t>最小方向对比度利用 “多方向均有梯度才判定显著” 的思想，可以有效抑制单向纹理噪声，但会抑制弱边缘细节。</w:t>
             </w:r>
           </w:p>
@@ -6140,26 +5829,29 @@
               <w:keepNext w:val="0"/>
               <w:keepLines w:val="0"/>
               <w:pageBreakBefore w:val="0"/>
-              <w:widowControl/>
+              <w:widowControl w:val="1"/>
               <w:numPr>
                 <w:ilvl w:val="0"/>
                 <w:numId w:val="10"/>
               </w:numPr>
               <w:suppressLineNumbers w:val="0"/>
-              <w:kinsoku/>
-              <w:wordWrap/>
-              <w:overflowPunct/>
+              <w:kinsoku w:val="1"/>
+              <w:wordWrap w:val="1"/>
+              <w:overflowPunct w:val="1"/>
               <w:topLinePunct w:val="0"/>
-              <w:autoSpaceDE/>
-              <w:autoSpaceDN/>
+              <w:autoSpaceDE w:val="1"/>
+              <w:autoSpaceDN w:val="1"/>
               <w:bidi w:val="0"/>
-              <w:adjustRightInd/>
-              <w:snapToGrid/>
+              <w:adjustRightInd w:val="1"/>
+              <w:snapToGrid w:val="1"/>
               <w:spacing w:before="0" w:beforeAutospacing="1" w:after="0" w:afterAutospacing="1" w:line="120" w:lineRule="auto"/>
               <w:ind w:left="720" w:hanging="360"/>
               <w:textAlignment w:val="auto"/>
             </w:pPr>
             <w:r>
+              <w:rPr>
+                <w:rFonts w:hint="eastAsia"/>
+              </w:rPr>
               <w:t>三种算法各有取舍，实际工程中，可以根据任务需求，在检测效果与运行速度之间权衡选择。</w:t>
             </w:r>
           </w:p>
@@ -6181,8 +5873,8 @@
     <w:p>
       <w:pPr>
         <w:rPr>
-          <w:b/>
-          <w:bCs/>
+          <w:b w:val="1"/>
+          <w:bCs w:val="1"/>
           <w:color w:val="C00000"/>
           <w:sz w:val="32"/>
           <w:szCs w:val="32"/>
@@ -6190,7 +5882,9 @@
         </w:rPr>
       </w:pPr>
     </w:p>
-    <w:p/>
+    <w:p>
+      <w:pPr/>
+    </w:p>
     <w:sectPr>
       <w:pgSz w:w="11906" w:h="16838"/>
       <w:pgMar w:top="1440" w:right="1800" w:bottom="1440" w:left="1800" w:header="851" w:footer="992" w:gutter="0"/>
@@ -6202,24 +5896,24 @@
 </file>
 
 <file path=word/endnotes.xml><?xml version="1.0" encoding="utf-8"?>
-<w:endnotes xmlns:wpc="http://schemas.microsoft.com/office/word/2010/wordprocessingCanvas" xmlns:mc="http://schemas.openxmlformats.org/markup-compatibility/2006" xmlns:o="urn:schemas-microsoft-com:office:office" xmlns:r="http://schemas.openxmlformats.org/officeDocument/2006/relationships" xmlns:m="http://schemas.openxmlformats.org/officeDocument/2006/math" xmlns:v="urn:schemas-microsoft-com:vml" xmlns:wp14="http://schemas.microsoft.com/office/word/2010/wordprocessingDrawing" xmlns:wp="http://schemas.openxmlformats.org/drawingml/2006/wordprocessingDrawing" xmlns:w="http://schemas.openxmlformats.org/wordprocessingml/2006/main" xmlns:w14="http://schemas.microsoft.com/office/word/2010/wordml" xmlns:w15="http://schemas.microsoft.com/office/word/2012/wordml" xmlns:w10="urn:schemas-microsoft-com:office:word" xmlns:wpg="http://schemas.microsoft.com/office/word/2010/wordprocessingGroup" xmlns:wpi="http://schemas.microsoft.com/office/word/2010/wordprocessingInk" xmlns:wne="http://schemas.microsoft.com/office/word/2006/wordml" xmlns:wps="http://schemas.microsoft.com/office/word/2010/wordprocessingShape" xmlns:wpsCustomData="http://www.wps.cn/officeDocument/2013/wpsCustomData" mc:Ignorable="w14 w15 wp14">
-  <w:endnote w:type="separator" w:id="0">
+<w:endnotes xmlns:w="http://schemas.openxmlformats.org/wordprocessingml/2006/main" xmlns:w14="http://schemas.microsoft.com/office/word/2010/wordml" xmlns:mc="http://schemas.openxmlformats.org/markup-compatibility/2006" mc:Ignorable="w14">
+  <w:endnote w:type="continuationSeparator" w:id="1">
     <w:p>
       <w:pPr>
         <w:spacing w:line="240" w:lineRule="auto"/>
       </w:pPr>
       <w:r>
-        <w:separator/>
+        <w:continuationSeparator/>
       </w:r>
     </w:p>
   </w:endnote>
-  <w:endnote w:type="continuationSeparator" w:id="1">
+  <w:endnote w:type="separator" w:id="0">
     <w:p>
       <w:pPr>
         <w:spacing w:line="240" w:lineRule="auto"/>
       </w:pPr>
       <w:r>
-        <w:continuationSeparator/>
+        <w:separator/>
       </w:r>
     </w:p>
   </w:endnote>
@@ -6227,24 +5921,24 @@
 </file>
 
 <file path=word/footnotes.xml><?xml version="1.0" encoding="utf-8"?>
-<w:footnotes xmlns:wpc="http://schemas.microsoft.com/office/word/2010/wordprocessingCanvas" xmlns:mc="http://schemas.openxmlformats.org/markup-compatibility/2006" xmlns:o="urn:schemas-microsoft-com:office:office" xmlns:r="http://schemas.openxmlformats.org/officeDocument/2006/relationships" xmlns:m="http://schemas.openxmlformats.org/officeDocument/2006/math" xmlns:v="urn:schemas-microsoft-com:vml" xmlns:wp14="http://schemas.microsoft.com/office/word/2010/wordprocessingDrawing" xmlns:wp="http://schemas.openxmlformats.org/drawingml/2006/wordprocessingDrawing" xmlns:w="http://schemas.openxmlformats.org/wordprocessingml/2006/main" xmlns:w14="http://schemas.microsoft.com/office/word/2010/wordml" xmlns:w15="http://schemas.microsoft.com/office/word/2012/wordml" xmlns:w10="urn:schemas-microsoft-com:office:word" xmlns:wpg="http://schemas.microsoft.com/office/word/2010/wordprocessingGroup" xmlns:wpi="http://schemas.microsoft.com/office/word/2010/wordprocessingInk" xmlns:wne="http://schemas.microsoft.com/office/word/2006/wordml" xmlns:wps="http://schemas.microsoft.com/office/word/2010/wordprocessingShape" xmlns:wpsCustomData="http://www.wps.cn/officeDocument/2013/wpsCustomData" mc:Ignorable="w14 w15 wp14">
-  <w:footnote w:type="separator" w:id="0">
+<w:footnotes xmlns:w="http://schemas.openxmlformats.org/wordprocessingml/2006/main" xmlns:w14="http://schemas.microsoft.com/office/word/2010/wordml" xmlns:mc="http://schemas.openxmlformats.org/markup-compatibility/2006" mc:Ignorable="w14">
+  <w:footnote w:type="continuationSeparator" w:id="0">
     <w:p>
       <w:pPr>
         <w:spacing w:before="0" w:after="0" w:line="240" w:lineRule="auto"/>
       </w:pPr>
       <w:r>
-        <w:separator/>
+        <w:continuationSeparator/>
       </w:r>
     </w:p>
   </w:footnote>
-  <w:footnote w:type="continuationSeparator" w:id="1">
+  <w:footnote w:type="separator" w:id="1">
     <w:p>
       <w:pPr>
         <w:spacing w:before="0" w:after="0" w:line="240" w:lineRule="auto"/>
       </w:pPr>
       <w:r>
-        <w:continuationSeparator/>
+        <w:separator/>
       </w:r>
     </w:p>
   </w:footnote>
@@ -6252,11 +5946,703 @@
 </file>
 
 <file path=word/numbering.xml><?xml version="1.0" encoding="utf-8"?>
-<w:numbering xmlns:wpc="http://schemas.microsoft.com/office/word/2010/wordprocessingCanvas" xmlns:mc="http://schemas.openxmlformats.org/markup-compatibility/2006" xmlns:o="urn:schemas-microsoft-com:office:office" xmlns:r="http://schemas.openxmlformats.org/officeDocument/2006/relationships" xmlns:m="http://schemas.openxmlformats.org/officeDocument/2006/math" xmlns:v="urn:schemas-microsoft-com:vml" xmlns:wp14="http://schemas.microsoft.com/office/word/2010/wordprocessingDrawing" xmlns:wp="http://schemas.openxmlformats.org/drawingml/2006/wordprocessingDrawing" xmlns:w10="urn:schemas-microsoft-com:office:word" xmlns:w="http://schemas.openxmlformats.org/wordprocessingml/2006/main" xmlns:w14="http://schemas.microsoft.com/office/word/2010/wordml" xmlns:wpg="http://schemas.microsoft.com/office/word/2010/wordprocessingGroup" xmlns:wpi="http://schemas.microsoft.com/office/word/2010/wordprocessingInk" xmlns:wne="http://schemas.microsoft.com/office/word/2006/wordml" xmlns:wps="http://schemas.microsoft.com/office/word/2010/wordprocessingShape" xmlns:wpsCustomData="http://www.wps.cn/officeDocument/2013/wpsCustomData" mc:Ignorable="w14 wp14">
+<w:numbering xmlns:w="http://schemas.openxmlformats.org/wordprocessingml/2006/main">
   <w:abstractNum w:abstractNumId="0">
+    <w:nsid w:val="0495779C"/>
+    <w:multiLevelType w:val="multilevel"/>
+    <w:tmpl w:val="0495779C"/>
+    <w:lvl w:ilvl="5" w:tentative="0">
+      <w:start w:val="1"/>
+      <w:numFmt w:val="decimal"/>
+      <w:lvlText w:val="%6."/>
+      <w:lvlJc w:val="left"/>
+      <w:pPr>
+        <w:tabs>
+          <w:tab w:val="left" w:pos="3958"/>
+        </w:tabs>
+        <w:ind w:left="4320" w:hanging="360"/>
+      </w:pPr>
+      <w:rPr>
+        <w:sz w:val="24"/>
+        <w:szCs w:val="24"/>
+      </w:rPr>
+    </w:lvl>
+    <w:lvl w:ilvl="2" w:tentative="0">
+      <w:start w:val="1"/>
+      <w:numFmt w:val="decimal"/>
+      <w:lvlText w:val="%3."/>
+      <w:lvlJc w:val="left"/>
+      <w:pPr>
+        <w:tabs>
+          <w:tab w:val="left" w:pos="2160"/>
+        </w:tabs>
+        <w:ind w:left="2160" w:hanging="360"/>
+      </w:pPr>
+      <w:rPr>
+        <w:sz w:val="24"/>
+        <w:szCs w:val="24"/>
+      </w:rPr>
+    </w:lvl>
+    <w:lvl w:ilvl="3" w:tentative="0">
+      <w:start w:val="1"/>
+      <w:numFmt w:val="decimal"/>
+      <w:lvlText w:val="%4."/>
+      <w:lvlJc w:val="left"/>
+      <w:pPr>
+        <w:tabs>
+          <w:tab w:val="left" w:pos="2517"/>
+        </w:tabs>
+        <w:ind w:left="2880" w:hanging="360"/>
+      </w:pPr>
+      <w:rPr>
+        <w:sz w:val="24"/>
+        <w:szCs w:val="24"/>
+      </w:rPr>
+    </w:lvl>
+    <w:lvl w:ilvl="1" w:tentative="0">
+      <w:start w:val="1"/>
+      <w:numFmt w:val="decimal"/>
+      <w:lvlText w:val="%2."/>
+      <w:lvlJc w:val="left"/>
+      <w:pPr>
+        <w:tabs>
+          <w:tab w:val="left" w:pos="1440"/>
+        </w:tabs>
+        <w:ind w:left="1440" w:hanging="360"/>
+      </w:pPr>
+      <w:rPr>
+        <w:sz w:val="24"/>
+        <w:szCs w:val="24"/>
+      </w:rPr>
+    </w:lvl>
+    <w:lvl w:ilvl="4" w:tentative="0">
+      <w:start w:val="1"/>
+      <w:numFmt w:val="decimal"/>
+      <w:lvlText w:val="%5."/>
+      <w:lvlJc w:val="left"/>
+      <w:pPr>
+        <w:tabs>
+          <w:tab w:val="left" w:pos="3238"/>
+        </w:tabs>
+        <w:ind w:left="3600" w:hanging="360"/>
+      </w:pPr>
+      <w:rPr>
+        <w:sz w:val="24"/>
+        <w:szCs w:val="24"/>
+      </w:rPr>
+    </w:lvl>
+    <w:lvl w:ilvl="8" w:tentative="0">
+      <w:start w:val="1"/>
+      <w:numFmt w:val="decimal"/>
+      <w:lvlText w:val="%9."/>
+      <w:lvlJc w:val="left"/>
+      <w:pPr>
+        <w:tabs>
+          <w:tab w:val="left" w:pos="6118"/>
+        </w:tabs>
+        <w:ind w:left="6480" w:hanging="360"/>
+      </w:pPr>
+      <w:rPr>
+        <w:sz w:val="24"/>
+        <w:szCs w:val="24"/>
+      </w:rPr>
+    </w:lvl>
+    <w:lvl w:ilvl="7" w:tentative="0">
+      <w:start w:val="1"/>
+      <w:numFmt w:val="decimal"/>
+      <w:lvlText w:val="%8."/>
+      <w:lvlJc w:val="left"/>
+      <w:pPr>
+        <w:tabs>
+          <w:tab w:val="left" w:pos="5398"/>
+        </w:tabs>
+        <w:ind w:left="5760" w:hanging="360"/>
+      </w:pPr>
+      <w:rPr>
+        <w:sz w:val="24"/>
+        <w:szCs w:val="24"/>
+      </w:rPr>
+    </w:lvl>
+    <w:lvl w:ilvl="0" w:tentative="0">
+      <w:start w:val="1"/>
+      <w:numFmt w:val="decimal"/>
+      <w:lvlText w:val="%1."/>
+      <w:lvlJc w:val="left"/>
+      <w:pPr>
+        <w:tabs>
+          <w:tab w:val="left" w:pos="720"/>
+        </w:tabs>
+        <w:ind w:left="720" w:hanging="360"/>
+      </w:pPr>
+      <w:rPr>
+        <w:sz w:val="24"/>
+        <w:szCs w:val="24"/>
+      </w:rPr>
+    </w:lvl>
+    <w:lvl w:ilvl="6" w:tentative="0">
+      <w:start w:val="1"/>
+      <w:numFmt w:val="decimal"/>
+      <w:lvlText w:val="%7."/>
+      <w:lvlJc w:val="left"/>
+      <w:pPr>
+        <w:tabs>
+          <w:tab w:val="left" w:pos="4678"/>
+        </w:tabs>
+        <w:ind w:left="5040" w:hanging="360"/>
+      </w:pPr>
+      <w:rPr>
+        <w:sz w:val="24"/>
+        <w:szCs w:val="24"/>
+      </w:rPr>
+    </w:lvl>
+  </w:abstractNum>
+  <w:abstractNum w:abstractNumId="1">
+    <w:nsid w:val="25208179"/>
+    <w:multiLevelType w:val="multilevel"/>
+    <w:tmpl w:val="25208179"/>
+    <w:lvl w:ilvl="7" w:tentative="0">
+      <w:start w:val="1"/>
+      <w:numFmt w:val="decimal"/>
+      <w:lvlText w:val="%8."/>
+      <w:lvlJc w:val="left"/>
+      <w:pPr>
+        <w:tabs>
+          <w:tab w:val="left" w:pos="5398"/>
+        </w:tabs>
+        <w:ind w:left="5760" w:hanging="360"/>
+      </w:pPr>
+      <w:rPr>
+        <w:sz w:val="24"/>
+        <w:szCs w:val="24"/>
+      </w:rPr>
+    </w:lvl>
+    <w:lvl w:ilvl="1" w:tentative="0">
+      <w:start w:val="1"/>
+      <w:numFmt w:val="decimal"/>
+      <w:lvlText w:val="%2."/>
+      <w:lvlJc w:val="left"/>
+      <w:pPr>
+        <w:tabs>
+          <w:tab w:val="left" w:pos="1440"/>
+        </w:tabs>
+        <w:ind w:left="1440" w:hanging="360"/>
+      </w:pPr>
+      <w:rPr>
+        <w:sz w:val="24"/>
+        <w:szCs w:val="24"/>
+      </w:rPr>
+    </w:lvl>
+    <w:lvl w:ilvl="2" w:tentative="0">
+      <w:start w:val="1"/>
+      <w:numFmt w:val="decimal"/>
+      <w:lvlText w:val="%3."/>
+      <w:lvlJc w:val="left"/>
+      <w:pPr>
+        <w:tabs>
+          <w:tab w:val="left" w:pos="2160"/>
+        </w:tabs>
+        <w:ind w:left="2160" w:hanging="360"/>
+      </w:pPr>
+      <w:rPr>
+        <w:sz w:val="24"/>
+        <w:szCs w:val="24"/>
+      </w:rPr>
+    </w:lvl>
+    <w:lvl w:ilvl="0" w:tentative="0">
+      <w:start w:val="1"/>
+      <w:numFmt w:val="decimal"/>
+      <w:lvlText w:val="%1."/>
+      <w:lvlJc w:val="left"/>
+      <w:pPr>
+        <w:tabs>
+          <w:tab w:val="left" w:pos="720"/>
+        </w:tabs>
+        <w:ind w:left="720" w:hanging="360"/>
+      </w:pPr>
+      <w:rPr>
+        <w:sz w:val="24"/>
+        <w:szCs w:val="24"/>
+      </w:rPr>
+    </w:lvl>
+    <w:lvl w:ilvl="5" w:tentative="0">
+      <w:start w:val="1"/>
+      <w:numFmt w:val="decimal"/>
+      <w:lvlText w:val="%6."/>
+      <w:lvlJc w:val="left"/>
+      <w:pPr>
+        <w:tabs>
+          <w:tab w:val="left" w:pos="3958"/>
+        </w:tabs>
+        <w:ind w:left="4320" w:hanging="360"/>
+      </w:pPr>
+      <w:rPr>
+        <w:sz w:val="24"/>
+        <w:szCs w:val="24"/>
+      </w:rPr>
+    </w:lvl>
+    <w:lvl w:ilvl="4" w:tentative="0">
+      <w:start w:val="1"/>
+      <w:numFmt w:val="decimal"/>
+      <w:lvlText w:val="%5."/>
+      <w:lvlJc w:val="left"/>
+      <w:pPr>
+        <w:tabs>
+          <w:tab w:val="left" w:pos="3238"/>
+        </w:tabs>
+        <w:ind w:left="3600" w:hanging="360"/>
+      </w:pPr>
+      <w:rPr>
+        <w:sz w:val="24"/>
+        <w:szCs w:val="24"/>
+      </w:rPr>
+    </w:lvl>
+    <w:lvl w:ilvl="8" w:tentative="0">
+      <w:start w:val="1"/>
+      <w:numFmt w:val="decimal"/>
+      <w:lvlText w:val="%9."/>
+      <w:lvlJc w:val="left"/>
+      <w:pPr>
+        <w:tabs>
+          <w:tab w:val="left" w:pos="6118"/>
+        </w:tabs>
+        <w:ind w:left="6480" w:hanging="360"/>
+      </w:pPr>
+      <w:rPr>
+        <w:sz w:val="24"/>
+        <w:szCs w:val="24"/>
+      </w:rPr>
+    </w:lvl>
+    <w:lvl w:ilvl="6" w:tentative="0">
+      <w:start w:val="1"/>
+      <w:numFmt w:val="decimal"/>
+      <w:lvlText w:val="%7."/>
+      <w:lvlJc w:val="left"/>
+      <w:pPr>
+        <w:tabs>
+          <w:tab w:val="left" w:pos="4678"/>
+        </w:tabs>
+        <w:ind w:left="5040" w:hanging="360"/>
+      </w:pPr>
+      <w:rPr>
+        <w:sz w:val="24"/>
+        <w:szCs w:val="24"/>
+      </w:rPr>
+    </w:lvl>
+    <w:lvl w:ilvl="3" w:tentative="0">
+      <w:start w:val="1"/>
+      <w:numFmt w:val="decimal"/>
+      <w:lvlText w:val="%4."/>
+      <w:lvlJc w:val="left"/>
+      <w:pPr>
+        <w:tabs>
+          <w:tab w:val="left" w:pos="2517"/>
+        </w:tabs>
+        <w:ind w:left="2880" w:hanging="360"/>
+      </w:pPr>
+      <w:rPr>
+        <w:sz w:val="24"/>
+        <w:szCs w:val="24"/>
+      </w:rPr>
+    </w:lvl>
+  </w:abstractNum>
+  <w:abstractNum w:abstractNumId="2">
+    <w:nsid w:val="202A6F85"/>
+    <w:multiLevelType w:val="multilevel"/>
+    <w:tmpl w:val="202A6F85"/>
+    <w:lvl w:ilvl="2" w:tentative="0">
+      <w:start w:val="1"/>
+      <w:numFmt w:val="bullet"/>
+      <w:lvlText w:val=""/>
+      <w:lvlJc w:val="left"/>
+      <w:pPr>
+        <w:tabs>
+          <w:tab w:val="left" w:pos="2160"/>
+        </w:tabs>
+        <w:ind w:left="2160" w:hanging="360"/>
+      </w:pPr>
+      <w:rPr>
+        <w:rFonts w:hint="default" w:ascii="Symbol" w:hAnsi="Symbol" w:cs="Symbol"/>
+        <w:sz w:val="20"/>
+      </w:rPr>
+    </w:lvl>
+    <w:lvl w:ilvl="3" w:tentative="0">
+      <w:start w:val="1"/>
+      <w:numFmt w:val="bullet"/>
+      <w:lvlText w:val=""/>
+      <w:lvlJc w:val="left"/>
+      <w:pPr>
+        <w:tabs>
+          <w:tab w:val="left" w:pos="2880"/>
+        </w:tabs>
+        <w:ind w:left="2880" w:hanging="360"/>
+      </w:pPr>
+      <w:rPr>
+        <w:rFonts w:hint="default" w:ascii="Symbol" w:hAnsi="Symbol" w:cs="Symbol"/>
+        <w:sz w:val="20"/>
+      </w:rPr>
+    </w:lvl>
+    <w:lvl w:ilvl="0" w:tentative="0">
+      <w:start w:val="1"/>
+      <w:numFmt w:val="bullet"/>
+      <w:lvlText w:val=""/>
+      <w:lvlJc w:val="left"/>
+      <w:pPr>
+        <w:tabs>
+          <w:tab w:val="left" w:pos="720"/>
+        </w:tabs>
+        <w:ind w:left="720" w:hanging="360"/>
+      </w:pPr>
+      <w:rPr>
+        <w:rFonts w:ascii="Symbol" w:hAnsi="Symbol" w:cs="Symbol"/>
+        <w:sz w:val="20"/>
+      </w:rPr>
+    </w:lvl>
+    <w:lvl w:ilvl="1" w:tentative="0">
+      <w:start w:val="1"/>
+      <w:numFmt w:val="bullet"/>
+      <w:lvlText w:val=""/>
+      <w:lvlJc w:val="left"/>
+      <w:pPr>
+        <w:tabs>
+          <w:tab w:val="left" w:pos="1440"/>
+        </w:tabs>
+        <w:ind w:left="1440" w:hanging="360"/>
+      </w:pPr>
+      <w:rPr>
+        <w:rFonts w:hint="default" w:ascii="Symbol" w:hAnsi="Symbol" w:cs="Symbol"/>
+        <w:sz w:val="20"/>
+      </w:rPr>
+    </w:lvl>
+    <w:lvl w:ilvl="4" w:tentative="0">
+      <w:start w:val="1"/>
+      <w:numFmt w:val="bullet"/>
+      <w:lvlText w:val=""/>
+      <w:lvlJc w:val="left"/>
+      <w:pPr>
+        <w:tabs>
+          <w:tab w:val="left" w:pos="3600"/>
+        </w:tabs>
+        <w:ind w:left="3600" w:hanging="360"/>
+      </w:pPr>
+      <w:rPr>
+        <w:rFonts w:hint="default" w:ascii="Symbol" w:hAnsi="Symbol" w:cs="Symbol"/>
+        <w:sz w:val="20"/>
+      </w:rPr>
+    </w:lvl>
+    <w:lvl w:ilvl="5" w:tentative="0">
+      <w:start w:val="1"/>
+      <w:numFmt w:val="bullet"/>
+      <w:lvlText w:val=""/>
+      <w:lvlJc w:val="left"/>
+      <w:pPr>
+        <w:tabs>
+          <w:tab w:val="left" w:pos="4320"/>
+        </w:tabs>
+        <w:ind w:left="4320" w:hanging="360"/>
+      </w:pPr>
+      <w:rPr>
+        <w:rFonts w:hint="default" w:ascii="Symbol" w:hAnsi="Symbol" w:cs="Symbol"/>
+        <w:sz w:val="20"/>
+      </w:rPr>
+    </w:lvl>
+    <w:lvl w:ilvl="8" w:tentative="0">
+      <w:start w:val="1"/>
+      <w:numFmt w:val="bullet"/>
+      <w:lvlText w:val=""/>
+      <w:lvlJc w:val="left"/>
+      <w:pPr>
+        <w:tabs>
+          <w:tab w:val="left" w:pos="6480"/>
+        </w:tabs>
+        <w:ind w:left="6480" w:hanging="360"/>
+      </w:pPr>
+      <w:rPr>
+        <w:rFonts w:hint="default" w:ascii="Symbol" w:hAnsi="Symbol" w:cs="Symbol"/>
+        <w:sz w:val="20"/>
+      </w:rPr>
+    </w:lvl>
+    <w:lvl w:ilvl="6" w:tentative="0">
+      <w:start w:val="1"/>
+      <w:numFmt w:val="bullet"/>
+      <w:lvlText w:val=""/>
+      <w:lvlJc w:val="left"/>
+      <w:pPr>
+        <w:tabs>
+          <w:tab w:val="left" w:pos="5040"/>
+        </w:tabs>
+        <w:ind w:left="5040" w:hanging="360"/>
+      </w:pPr>
+      <w:rPr>
+        <w:rFonts w:hint="default" w:ascii="Symbol" w:hAnsi="Symbol" w:cs="Symbol"/>
+        <w:sz w:val="20"/>
+      </w:rPr>
+    </w:lvl>
+    <w:lvl w:ilvl="7" w:tentative="0">
+      <w:start w:val="1"/>
+      <w:numFmt w:val="bullet"/>
+      <w:lvlText w:val=""/>
+      <w:lvlJc w:val="left"/>
+      <w:pPr>
+        <w:tabs>
+          <w:tab w:val="left" w:pos="5760"/>
+        </w:tabs>
+        <w:ind w:left="5760" w:hanging="360"/>
+      </w:pPr>
+      <w:rPr>
+        <w:rFonts w:hint="default" w:ascii="Symbol" w:hAnsi="Symbol" w:cs="Symbol"/>
+        <w:sz w:val="20"/>
+      </w:rPr>
+    </w:lvl>
+  </w:abstractNum>
+  <w:abstractNum w:abstractNumId="3">
+    <w:nsid w:val="76C146DA"/>
+    <w:multiLevelType w:val="multilevel"/>
+    <w:tmpl w:val="76C146DA"/>
+    <w:lvl w:ilvl="4" w:tentative="0">
+      <w:start w:val="1"/>
+      <w:numFmt w:val="decimal"/>
+      <w:lvlText w:val="%5."/>
+      <w:lvlJc w:val="left"/>
+      <w:pPr>
+        <w:tabs>
+          <w:tab w:val="left" w:pos="3238"/>
+        </w:tabs>
+        <w:ind w:left="3600" w:hanging="360"/>
+      </w:pPr>
+      <w:rPr>
+        <w:sz w:val="24"/>
+        <w:szCs w:val="24"/>
+      </w:rPr>
+    </w:lvl>
+    <w:lvl w:ilvl="6" w:tentative="0">
+      <w:start w:val="1"/>
+      <w:numFmt w:val="decimal"/>
+      <w:lvlText w:val="%7."/>
+      <w:lvlJc w:val="left"/>
+      <w:pPr>
+        <w:tabs>
+          <w:tab w:val="left" w:pos="4678"/>
+        </w:tabs>
+        <w:ind w:left="5040" w:hanging="360"/>
+      </w:pPr>
+      <w:rPr>
+        <w:sz w:val="24"/>
+        <w:szCs w:val="24"/>
+      </w:rPr>
+    </w:lvl>
+    <w:lvl w:ilvl="5" w:tentative="0">
+      <w:start w:val="1"/>
+      <w:numFmt w:val="decimal"/>
+      <w:lvlText w:val="%6."/>
+      <w:lvlJc w:val="left"/>
+      <w:pPr>
+        <w:tabs>
+          <w:tab w:val="left" w:pos="3958"/>
+        </w:tabs>
+        <w:ind w:left="4320" w:hanging="360"/>
+      </w:pPr>
+      <w:rPr>
+        <w:sz w:val="24"/>
+        <w:szCs w:val="24"/>
+      </w:rPr>
+    </w:lvl>
+    <w:lvl w:ilvl="0" w:tentative="0">
+      <w:start w:val="1"/>
+      <w:numFmt w:val="decimal"/>
+      <w:lvlText w:val="%1."/>
+      <w:lvlJc w:val="left"/>
+      <w:pPr>
+        <w:tabs>
+          <w:tab w:val="left" w:pos="720"/>
+        </w:tabs>
+        <w:ind w:left="720" w:hanging="360"/>
+      </w:pPr>
+      <w:rPr>
+        <w:sz w:val="24"/>
+        <w:szCs w:val="24"/>
+      </w:rPr>
+    </w:lvl>
+    <w:lvl w:ilvl="8" w:tentative="0">
+      <w:start w:val="1"/>
+      <w:numFmt w:val="decimal"/>
+      <w:lvlText w:val="%9."/>
+      <w:lvlJc w:val="left"/>
+      <w:pPr>
+        <w:tabs>
+          <w:tab w:val="left" w:pos="6118"/>
+        </w:tabs>
+        <w:ind w:left="6480" w:hanging="360"/>
+      </w:pPr>
+      <w:rPr>
+        <w:sz w:val="24"/>
+        <w:szCs w:val="24"/>
+      </w:rPr>
+    </w:lvl>
+    <w:lvl w:ilvl="7" w:tentative="0">
+      <w:start w:val="1"/>
+      <w:numFmt w:val="decimal"/>
+      <w:lvlText w:val="%8."/>
+      <w:lvlJc w:val="left"/>
+      <w:pPr>
+        <w:tabs>
+          <w:tab w:val="left" w:pos="5398"/>
+        </w:tabs>
+        <w:ind w:left="5760" w:hanging="360"/>
+      </w:pPr>
+      <w:rPr>
+        <w:sz w:val="24"/>
+        <w:szCs w:val="24"/>
+      </w:rPr>
+    </w:lvl>
+    <w:lvl w:ilvl="1" w:tentative="0">
+      <w:start w:val="1"/>
+      <w:numFmt w:val="bullet"/>
+      <w:lvlText w:val=""/>
+      <w:lvlJc w:val="left"/>
+      <w:pPr>
+        <w:tabs>
+          <w:tab w:val="left" w:pos="1440"/>
+        </w:tabs>
+        <w:ind w:left="1440" w:hanging="360"/>
+      </w:pPr>
+      <w:rPr>
+        <w:rFonts w:ascii="Symbol" w:hAnsi="Symbol" w:cs="Symbol"/>
+        <w:sz w:val="20"/>
+      </w:rPr>
+    </w:lvl>
+    <w:lvl w:ilvl="2" w:tentative="0">
+      <w:start w:val="1"/>
+      <w:numFmt w:val="decimal"/>
+      <w:lvlText w:val="%3."/>
+      <w:lvlJc w:val="left"/>
+      <w:pPr>
+        <w:tabs>
+          <w:tab w:val="left" w:pos="2160"/>
+        </w:tabs>
+        <w:ind w:left="2160" w:hanging="360"/>
+      </w:pPr>
+      <w:rPr>
+        <w:sz w:val="24"/>
+        <w:szCs w:val="24"/>
+      </w:rPr>
+    </w:lvl>
+    <w:lvl w:ilvl="3" w:tentative="0">
+      <w:start w:val="1"/>
+      <w:numFmt w:val="decimal"/>
+      <w:lvlText w:val="%4."/>
+      <w:lvlJc w:val="left"/>
+      <w:pPr>
+        <w:tabs>
+          <w:tab w:val="left" w:pos="2517"/>
+        </w:tabs>
+        <w:ind w:left="2880" w:hanging="360"/>
+      </w:pPr>
+      <w:rPr>
+        <w:sz w:val="24"/>
+        <w:szCs w:val="24"/>
+      </w:rPr>
+    </w:lvl>
+  </w:abstractNum>
+  <w:abstractNum w:abstractNumId="4">
     <w:nsid w:val="85D71763"/>
     <w:multiLevelType w:val="multilevel"/>
     <w:tmpl w:val="85D71763"/>
+    <w:lvl w:ilvl="5" w:tentative="0">
+      <w:start w:val="1"/>
+      <w:numFmt w:val="decimal"/>
+      <w:lvlText w:val="%6."/>
+      <w:lvlJc w:val="left"/>
+      <w:pPr>
+        <w:tabs>
+          <w:tab w:val="left" w:pos="3958"/>
+        </w:tabs>
+        <w:ind w:left="4320" w:hanging="360"/>
+      </w:pPr>
+      <w:rPr>
+        <w:sz w:val="24"/>
+        <w:szCs w:val="24"/>
+      </w:rPr>
+    </w:lvl>
+    <w:lvl w:ilvl="2" w:tentative="0">
+      <w:start w:val="1"/>
+      <w:numFmt w:val="decimal"/>
+      <w:lvlText w:val="%3."/>
+      <w:lvlJc w:val="left"/>
+      <w:pPr>
+        <w:tabs>
+          <w:tab w:val="left" w:pos="2160"/>
+        </w:tabs>
+        <w:ind w:left="2160" w:hanging="360"/>
+      </w:pPr>
+      <w:rPr>
+        <w:sz w:val="24"/>
+        <w:szCs w:val="24"/>
+      </w:rPr>
+    </w:lvl>
+    <w:lvl w:ilvl="4" w:tentative="0">
+      <w:start w:val="1"/>
+      <w:numFmt w:val="decimal"/>
+      <w:lvlText w:val="%5."/>
+      <w:lvlJc w:val="left"/>
+      <w:pPr>
+        <w:tabs>
+          <w:tab w:val="left" w:pos="3238"/>
+        </w:tabs>
+        <w:ind w:left="3600" w:hanging="360"/>
+      </w:pPr>
+      <w:rPr>
+        <w:sz w:val="24"/>
+        <w:szCs w:val="24"/>
+      </w:rPr>
+    </w:lvl>
+    <w:lvl w:ilvl="3" w:tentative="0">
+      <w:start w:val="1"/>
+      <w:numFmt w:val="decimal"/>
+      <w:lvlText w:val="%4."/>
+      <w:lvlJc w:val="left"/>
+      <w:pPr>
+        <w:tabs>
+          <w:tab w:val="left" w:pos="2517"/>
+        </w:tabs>
+        <w:ind w:left="2880" w:hanging="360"/>
+      </w:pPr>
+      <w:rPr>
+        <w:sz w:val="24"/>
+        <w:szCs w:val="24"/>
+      </w:rPr>
+    </w:lvl>
+    <w:lvl w:ilvl="1" w:tentative="0">
+      <w:start w:val="1"/>
+      <w:numFmt w:val="decimal"/>
+      <w:lvlText w:val="%2."/>
+      <w:lvlJc w:val="left"/>
+      <w:pPr>
+        <w:tabs>
+          <w:tab w:val="left" w:pos="1440"/>
+        </w:tabs>
+        <w:ind w:left="1440" w:hanging="360"/>
+      </w:pPr>
+      <w:rPr>
+        <w:sz w:val="24"/>
+        <w:szCs w:val="24"/>
+      </w:rPr>
+    </w:lvl>
+    <w:lvl w:ilvl="8" w:tentative="0">
+      <w:start w:val="1"/>
+      <w:numFmt w:val="decimal"/>
+      <w:lvlText w:val="%9."/>
+      <w:lvlJc w:val="left"/>
+      <w:pPr>
+        <w:tabs>
+          <w:tab w:val="left" w:pos="6118"/>
+        </w:tabs>
+        <w:ind w:left="6480" w:hanging="360"/>
+      </w:pPr>
+      <w:rPr>
+        <w:sz w:val="24"/>
+        <w:szCs w:val="24"/>
+      </w:rPr>
+    </w:lvl>
     <w:lvl w:ilvl="0" w:tentative="0">
       <w:start w:val="1"/>
       <w:numFmt w:val="decimal"/>
@@ -6273,891 +6659,146 @@
         <w:szCs w:val="24"/>
       </w:rPr>
     </w:lvl>
-    <w:lvl w:ilvl="1" w:tentative="0">
+    <w:lvl w:ilvl="6" w:tentative="0">
       <w:start w:val="1"/>
       <w:numFmt w:val="decimal"/>
-      <w:lvlText w:val="%2."/>
-      <w:lvlJc w:val="left"/>
-      <w:pPr>
-        <w:tabs>
-          <w:tab w:val="left" w:pos="1440"/>
-        </w:tabs>
-        <w:ind w:left="1440" w:hanging="360"/>
+      <w:lvlText w:val="%7."/>
+      <w:lvlJc w:val="left"/>
+      <w:pPr>
+        <w:tabs>
+          <w:tab w:val="left" w:pos="4678"/>
+        </w:tabs>
+        <w:ind w:left="5040" w:hanging="360"/>
       </w:pPr>
       <w:rPr>
         <w:sz w:val="24"/>
         <w:szCs w:val="24"/>
       </w:rPr>
     </w:lvl>
-    <w:lvl w:ilvl="2" w:tentative="0">
+    <w:lvl w:ilvl="7" w:tentative="0">
       <w:start w:val="1"/>
       <w:numFmt w:val="decimal"/>
-      <w:lvlText w:val="%3."/>
-      <w:lvlJc w:val="left"/>
-      <w:pPr>
-        <w:tabs>
-          <w:tab w:val="left" w:pos="2160"/>
-        </w:tabs>
-        <w:ind w:left="2160" w:hanging="360"/>
+      <w:lvlText w:val="%8."/>
+      <w:lvlJc w:val="left"/>
+      <w:pPr>
+        <w:tabs>
+          <w:tab w:val="left" w:pos="5398"/>
+        </w:tabs>
+        <w:ind w:left="5760" w:hanging="360"/>
       </w:pPr>
       <w:rPr>
         <w:sz w:val="24"/>
         <w:szCs w:val="24"/>
       </w:rPr>
     </w:lvl>
-    <w:lvl w:ilvl="3" w:tentative="0">
-      <w:start w:val="1"/>
-      <w:numFmt w:val="decimal"/>
-      <w:lvlText w:val="%4."/>
-      <w:lvlJc w:val="left"/>
-      <w:pPr>
-        <w:tabs>
-          <w:tab w:val="left" w:pos="2517"/>
-        </w:tabs>
-        <w:ind w:left="2880" w:hanging="360"/>
-      </w:pPr>
-      <w:rPr>
-        <w:sz w:val="24"/>
-        <w:szCs w:val="24"/>
-      </w:rPr>
-    </w:lvl>
-    <w:lvl w:ilvl="4" w:tentative="0">
-      <w:start w:val="1"/>
-      <w:numFmt w:val="decimal"/>
-      <w:lvlText w:val="%5."/>
-      <w:lvlJc w:val="left"/>
-      <w:pPr>
-        <w:tabs>
-          <w:tab w:val="left" w:pos="3238"/>
-        </w:tabs>
-        <w:ind w:left="3600" w:hanging="360"/>
-      </w:pPr>
-      <w:rPr>
-        <w:sz w:val="24"/>
-        <w:szCs w:val="24"/>
-      </w:rPr>
-    </w:lvl>
-    <w:lvl w:ilvl="5" w:tentative="0">
-      <w:start w:val="1"/>
-      <w:numFmt w:val="decimal"/>
-      <w:lvlText w:val="%6."/>
-      <w:lvlJc w:val="left"/>
-      <w:pPr>
-        <w:tabs>
-          <w:tab w:val="left" w:pos="3958"/>
-        </w:tabs>
-        <w:ind w:left="4320" w:hanging="360"/>
-      </w:pPr>
-      <w:rPr>
-        <w:sz w:val="24"/>
-        <w:szCs w:val="24"/>
-      </w:rPr>
-    </w:lvl>
-    <w:lvl w:ilvl="6" w:tentative="0">
-      <w:start w:val="1"/>
-      <w:numFmt w:val="decimal"/>
-      <w:lvlText w:val="%7."/>
-      <w:lvlJc w:val="left"/>
-      <w:pPr>
-        <w:tabs>
-          <w:tab w:val="left" w:pos="4678"/>
-        </w:tabs>
-        <w:ind w:left="5040" w:hanging="360"/>
-      </w:pPr>
-      <w:rPr>
-        <w:sz w:val="24"/>
-        <w:szCs w:val="24"/>
-      </w:rPr>
-    </w:lvl>
-    <w:lvl w:ilvl="7" w:tentative="0">
-      <w:start w:val="1"/>
-      <w:numFmt w:val="decimal"/>
-      <w:lvlText w:val="%8."/>
-      <w:lvlJc w:val="left"/>
-      <w:pPr>
-        <w:tabs>
-          <w:tab w:val="left" w:pos="5398"/>
-        </w:tabs>
-        <w:ind w:left="5760" w:hanging="360"/>
-      </w:pPr>
-      <w:rPr>
-        <w:sz w:val="24"/>
-        <w:szCs w:val="24"/>
-      </w:rPr>
-    </w:lvl>
-    <w:lvl w:ilvl="8" w:tentative="0">
-      <w:start w:val="1"/>
-      <w:numFmt w:val="decimal"/>
-      <w:lvlText w:val="%9."/>
-      <w:lvlJc w:val="left"/>
-      <w:pPr>
-        <w:tabs>
-          <w:tab w:val="left" w:pos="6118"/>
-        </w:tabs>
-        <w:ind w:left="6480" w:hanging="360"/>
-      </w:pPr>
-      <w:rPr>
-        <w:sz w:val="24"/>
-        <w:szCs w:val="24"/>
-      </w:rPr>
-    </w:lvl>
-  </w:abstractNum>
-  <w:abstractNum w:abstractNumId="1">
-    <w:nsid w:val="A52C232C"/>
-    <w:multiLevelType w:val="multilevel"/>
-    <w:tmpl w:val="A52C232C"/>
-    <w:lvl w:ilvl="0" w:tentative="0">
-      <w:start w:val="1"/>
-      <w:numFmt w:val="decimal"/>
-      <w:lvlText w:val="%1."/>
-      <w:lvlJc w:val="left"/>
-      <w:pPr>
-        <w:tabs>
-          <w:tab w:val="left" w:pos="720"/>
-        </w:tabs>
-        <w:ind w:left="720" w:hanging="360"/>
-      </w:pPr>
-      <w:rPr>
-        <w:sz w:val="24"/>
-        <w:szCs w:val="24"/>
-      </w:rPr>
-    </w:lvl>
-    <w:lvl w:ilvl="1" w:tentative="0">
-      <w:start w:val="1"/>
-      <w:numFmt w:val="bullet"/>
-      <w:lvlText w:val=""/>
-      <w:lvlJc w:val="left"/>
-      <w:pPr>
-        <w:tabs>
-          <w:tab w:val="left" w:pos="1440"/>
-        </w:tabs>
-        <w:ind w:left="1440" w:hanging="360"/>
-      </w:pPr>
-      <w:rPr>
-        <w:rFonts w:ascii="Symbol" w:hAnsi="Symbol" w:cs="Symbol"/>
-        <w:sz w:val="20"/>
-      </w:rPr>
-    </w:lvl>
-    <w:lvl w:ilvl="2" w:tentative="0">
-      <w:start w:val="1"/>
-      <w:numFmt w:val="decimal"/>
-      <w:lvlText w:val="%3."/>
-      <w:lvlJc w:val="left"/>
-      <w:pPr>
-        <w:tabs>
-          <w:tab w:val="left" w:pos="2160"/>
-        </w:tabs>
-        <w:ind w:left="2160" w:hanging="360"/>
-      </w:pPr>
-      <w:rPr>
-        <w:sz w:val="24"/>
-        <w:szCs w:val="24"/>
-      </w:rPr>
-    </w:lvl>
-    <w:lvl w:ilvl="3" w:tentative="0">
-      <w:start w:val="1"/>
-      <w:numFmt w:val="decimal"/>
-      <w:lvlText w:val="%4."/>
-      <w:lvlJc w:val="left"/>
-      <w:pPr>
-        <w:tabs>
-          <w:tab w:val="left" w:pos="2517"/>
-        </w:tabs>
-        <w:ind w:left="2880" w:hanging="360"/>
-      </w:pPr>
-      <w:rPr>
-        <w:sz w:val="24"/>
-        <w:szCs w:val="24"/>
-      </w:rPr>
-    </w:lvl>
-    <w:lvl w:ilvl="4" w:tentative="0">
-      <w:start w:val="1"/>
-      <w:numFmt w:val="decimal"/>
-      <w:lvlText w:val="%5."/>
-      <w:lvlJc w:val="left"/>
-      <w:pPr>
-        <w:tabs>
-          <w:tab w:val="left" w:pos="3238"/>
-        </w:tabs>
-        <w:ind w:left="3600" w:hanging="360"/>
-      </w:pPr>
-      <w:rPr>
-        <w:sz w:val="24"/>
-        <w:szCs w:val="24"/>
-      </w:rPr>
-    </w:lvl>
-    <w:lvl w:ilvl="5" w:tentative="0">
-      <w:start w:val="1"/>
-      <w:numFmt w:val="decimal"/>
-      <w:lvlText w:val="%6."/>
-      <w:lvlJc w:val="left"/>
-      <w:pPr>
-        <w:tabs>
-          <w:tab w:val="left" w:pos="3958"/>
-        </w:tabs>
-        <w:ind w:left="4320" w:hanging="360"/>
-      </w:pPr>
-      <w:rPr>
-        <w:sz w:val="24"/>
-        <w:szCs w:val="24"/>
-      </w:rPr>
-    </w:lvl>
-    <w:lvl w:ilvl="6" w:tentative="0">
-      <w:start w:val="1"/>
-      <w:numFmt w:val="decimal"/>
-      <w:lvlText w:val="%7."/>
-      <w:lvlJc w:val="left"/>
-      <w:pPr>
-        <w:tabs>
-          <w:tab w:val="left" w:pos="4678"/>
-        </w:tabs>
-        <w:ind w:left="5040" w:hanging="360"/>
-      </w:pPr>
-      <w:rPr>
-        <w:sz w:val="24"/>
-        <w:szCs w:val="24"/>
-      </w:rPr>
-    </w:lvl>
-    <w:lvl w:ilvl="7" w:tentative="0">
-      <w:start w:val="1"/>
-      <w:numFmt w:val="decimal"/>
-      <w:lvlText w:val="%8."/>
-      <w:lvlJc w:val="left"/>
-      <w:pPr>
-        <w:tabs>
-          <w:tab w:val="left" w:pos="5398"/>
-        </w:tabs>
-        <w:ind w:left="5760" w:hanging="360"/>
-      </w:pPr>
-      <w:rPr>
-        <w:sz w:val="24"/>
-        <w:szCs w:val="24"/>
-      </w:rPr>
-    </w:lvl>
-    <w:lvl w:ilvl="8" w:tentative="0">
-      <w:start w:val="1"/>
-      <w:numFmt w:val="decimal"/>
-      <w:lvlText w:val="%9."/>
-      <w:lvlJc w:val="left"/>
-      <w:pPr>
-        <w:tabs>
-          <w:tab w:val="left" w:pos="6118"/>
-        </w:tabs>
-        <w:ind w:left="6480" w:hanging="360"/>
-      </w:pPr>
-      <w:rPr>
-        <w:sz w:val="24"/>
-        <w:szCs w:val="24"/>
-      </w:rPr>
-    </w:lvl>
-  </w:abstractNum>
-  <w:abstractNum w:abstractNumId="2">
-    <w:nsid w:val="F7E245B0"/>
-    <w:multiLevelType w:val="multilevel"/>
-    <w:tmpl w:val="F7E245B0"/>
-    <w:lvl w:ilvl="0" w:tentative="0">
-      <w:start w:val="1"/>
-      <w:numFmt w:val="bullet"/>
-      <w:lvlText w:val=""/>
-      <w:lvlJc w:val="left"/>
-      <w:pPr>
-        <w:tabs>
-          <w:tab w:val="left" w:pos="720"/>
-        </w:tabs>
-        <w:ind w:left="720" w:hanging="360"/>
-      </w:pPr>
-      <w:rPr>
-        <w:rFonts w:hint="default" w:ascii="Symbol" w:hAnsi="Symbol" w:cs="Symbol"/>
-        <w:sz w:val="20"/>
-      </w:rPr>
-    </w:lvl>
-    <w:lvl w:ilvl="1" w:tentative="0">
-      <w:start w:val="1"/>
-      <w:numFmt w:val="bullet"/>
-      <w:lvlText w:val=""/>
-      <w:lvlJc w:val="left"/>
-      <w:pPr>
-        <w:tabs>
-          <w:tab w:val="left" w:pos="1440"/>
-        </w:tabs>
-        <w:ind w:left="1440" w:hanging="360"/>
-      </w:pPr>
-      <w:rPr>
-        <w:rFonts w:hint="default" w:ascii="Symbol" w:hAnsi="Symbol" w:cs="Symbol"/>
-        <w:sz w:val="20"/>
-      </w:rPr>
-    </w:lvl>
-    <w:lvl w:ilvl="2" w:tentative="0">
-      <w:start w:val="1"/>
-      <w:numFmt w:val="bullet"/>
-      <w:lvlText w:val=""/>
-      <w:lvlJc w:val="left"/>
-      <w:pPr>
-        <w:tabs>
-          <w:tab w:val="left" w:pos="2160"/>
-        </w:tabs>
-        <w:ind w:left="2160" w:hanging="360"/>
-      </w:pPr>
-      <w:rPr>
-        <w:rFonts w:hint="default" w:ascii="Symbol" w:hAnsi="Symbol" w:cs="Symbol"/>
-        <w:sz w:val="20"/>
-      </w:rPr>
-    </w:lvl>
-    <w:lvl w:ilvl="3" w:tentative="0">
-      <w:start w:val="1"/>
-      <w:numFmt w:val="bullet"/>
-      <w:lvlText w:val=""/>
-      <w:lvlJc w:val="left"/>
-      <w:pPr>
-        <w:tabs>
-          <w:tab w:val="left" w:pos="2880"/>
-        </w:tabs>
-        <w:ind w:left="2880" w:hanging="360"/>
-      </w:pPr>
-      <w:rPr>
-        <w:rFonts w:hint="default" w:ascii="Symbol" w:hAnsi="Symbol" w:cs="Symbol"/>
-        <w:sz w:val="20"/>
-      </w:rPr>
-    </w:lvl>
-    <w:lvl w:ilvl="4" w:tentative="0">
-      <w:start w:val="1"/>
-      <w:numFmt w:val="bullet"/>
-      <w:lvlText w:val=""/>
-      <w:lvlJc w:val="left"/>
-      <w:pPr>
-        <w:tabs>
-          <w:tab w:val="left" w:pos="3600"/>
-        </w:tabs>
-        <w:ind w:left="3600" w:hanging="360"/>
-      </w:pPr>
-      <w:rPr>
-        <w:rFonts w:hint="default" w:ascii="Symbol" w:hAnsi="Symbol" w:cs="Symbol"/>
-        <w:sz w:val="20"/>
-      </w:rPr>
-    </w:lvl>
-    <w:lvl w:ilvl="5" w:tentative="0">
-      <w:start w:val="1"/>
-      <w:numFmt w:val="bullet"/>
-      <w:lvlText w:val=""/>
-      <w:lvlJc w:val="left"/>
-      <w:pPr>
-        <w:tabs>
-          <w:tab w:val="left" w:pos="4320"/>
-        </w:tabs>
-        <w:ind w:left="4320" w:hanging="360"/>
-      </w:pPr>
-      <w:rPr>
-        <w:rFonts w:hint="default" w:ascii="Symbol" w:hAnsi="Symbol" w:cs="Symbol"/>
-        <w:sz w:val="20"/>
-      </w:rPr>
-    </w:lvl>
-    <w:lvl w:ilvl="6" w:tentative="0">
-      <w:start w:val="1"/>
-      <w:numFmt w:val="bullet"/>
-      <w:lvlText w:val=""/>
-      <w:lvlJc w:val="left"/>
-      <w:pPr>
-        <w:tabs>
-          <w:tab w:val="left" w:pos="5040"/>
-        </w:tabs>
-        <w:ind w:left="5040" w:hanging="360"/>
-      </w:pPr>
-      <w:rPr>
-        <w:rFonts w:hint="default" w:ascii="Symbol" w:hAnsi="Symbol" w:cs="Symbol"/>
-        <w:sz w:val="20"/>
-      </w:rPr>
-    </w:lvl>
-    <w:lvl w:ilvl="7" w:tentative="0">
-      <w:start w:val="1"/>
-      <w:numFmt w:val="bullet"/>
-      <w:lvlText w:val=""/>
-      <w:lvlJc w:val="left"/>
-      <w:pPr>
-        <w:tabs>
-          <w:tab w:val="left" w:pos="5760"/>
-        </w:tabs>
-        <w:ind w:left="5760" w:hanging="360"/>
-      </w:pPr>
-      <w:rPr>
-        <w:rFonts w:hint="default" w:ascii="Symbol" w:hAnsi="Symbol" w:cs="Symbol"/>
-        <w:sz w:val="20"/>
-      </w:rPr>
-    </w:lvl>
-    <w:lvl w:ilvl="8" w:tentative="0">
-      <w:start w:val="1"/>
-      <w:numFmt w:val="bullet"/>
-      <w:lvlText w:val=""/>
-      <w:lvlJc w:val="left"/>
-      <w:pPr>
-        <w:tabs>
-          <w:tab w:val="left" w:pos="6480"/>
-        </w:tabs>
-        <w:ind w:left="6480" w:hanging="360"/>
-      </w:pPr>
-      <w:rPr>
-        <w:rFonts w:hint="default" w:ascii="Symbol" w:hAnsi="Symbol" w:cs="Symbol"/>
-        <w:sz w:val="20"/>
-      </w:rPr>
-    </w:lvl>
-  </w:abstractNum>
-  <w:abstractNum w:abstractNumId="3">
-    <w:nsid w:val="0495779C"/>
-    <w:multiLevelType w:val="multilevel"/>
-    <w:tmpl w:val="0495779C"/>
-    <w:lvl w:ilvl="0" w:tentative="0">
-      <w:start w:val="1"/>
-      <w:numFmt w:val="decimal"/>
-      <w:lvlText w:val="%1."/>
-      <w:lvlJc w:val="left"/>
-      <w:pPr>
-        <w:tabs>
-          <w:tab w:val="left" w:pos="720"/>
-        </w:tabs>
-        <w:ind w:left="720" w:hanging="360"/>
-      </w:pPr>
-      <w:rPr>
-        <w:sz w:val="24"/>
-        <w:szCs w:val="24"/>
-      </w:rPr>
-    </w:lvl>
-    <w:lvl w:ilvl="1" w:tentative="0">
-      <w:start w:val="1"/>
-      <w:numFmt w:val="decimal"/>
-      <w:lvlText w:val="%2."/>
-      <w:lvlJc w:val="left"/>
-      <w:pPr>
-        <w:tabs>
-          <w:tab w:val="left" w:pos="1440"/>
-        </w:tabs>
-        <w:ind w:left="1440" w:hanging="360"/>
-      </w:pPr>
-      <w:rPr>
-        <w:sz w:val="24"/>
-        <w:szCs w:val="24"/>
-      </w:rPr>
-    </w:lvl>
-    <w:lvl w:ilvl="2" w:tentative="0">
-      <w:start w:val="1"/>
-      <w:numFmt w:val="decimal"/>
-      <w:lvlText w:val="%3."/>
-      <w:lvlJc w:val="left"/>
-      <w:pPr>
-        <w:tabs>
-          <w:tab w:val="left" w:pos="2160"/>
-        </w:tabs>
-        <w:ind w:left="2160" w:hanging="360"/>
-      </w:pPr>
-      <w:rPr>
-        <w:sz w:val="24"/>
-        <w:szCs w:val="24"/>
-      </w:rPr>
-    </w:lvl>
-    <w:lvl w:ilvl="3" w:tentative="0">
-      <w:start w:val="1"/>
-      <w:numFmt w:val="decimal"/>
-      <w:lvlText w:val="%4."/>
-      <w:lvlJc w:val="left"/>
-      <w:pPr>
-        <w:tabs>
-          <w:tab w:val="left" w:pos="2517"/>
-        </w:tabs>
-        <w:ind w:left="2880" w:hanging="360"/>
-      </w:pPr>
-      <w:rPr>
-        <w:sz w:val="24"/>
-        <w:szCs w:val="24"/>
-      </w:rPr>
-    </w:lvl>
-    <w:lvl w:ilvl="4" w:tentative="0">
-      <w:start w:val="1"/>
-      <w:numFmt w:val="decimal"/>
-      <w:lvlText w:val="%5."/>
-      <w:lvlJc w:val="left"/>
-      <w:pPr>
-        <w:tabs>
-          <w:tab w:val="left" w:pos="3238"/>
-        </w:tabs>
-        <w:ind w:left="3600" w:hanging="360"/>
-      </w:pPr>
-      <w:rPr>
-        <w:sz w:val="24"/>
-        <w:szCs w:val="24"/>
-      </w:rPr>
-    </w:lvl>
-    <w:lvl w:ilvl="5" w:tentative="0">
-      <w:start w:val="1"/>
-      <w:numFmt w:val="decimal"/>
-      <w:lvlText w:val="%6."/>
-      <w:lvlJc w:val="left"/>
-      <w:pPr>
-        <w:tabs>
-          <w:tab w:val="left" w:pos="3958"/>
-        </w:tabs>
-        <w:ind w:left="4320" w:hanging="360"/>
-      </w:pPr>
-      <w:rPr>
-        <w:sz w:val="24"/>
-        <w:szCs w:val="24"/>
-      </w:rPr>
-    </w:lvl>
-    <w:lvl w:ilvl="6" w:tentative="0">
-      <w:start w:val="1"/>
-      <w:numFmt w:val="decimal"/>
-      <w:lvlText w:val="%7."/>
-      <w:lvlJc w:val="left"/>
-      <w:pPr>
-        <w:tabs>
-          <w:tab w:val="left" w:pos="4678"/>
-        </w:tabs>
-        <w:ind w:left="5040" w:hanging="360"/>
-      </w:pPr>
-      <w:rPr>
-        <w:sz w:val="24"/>
-        <w:szCs w:val="24"/>
-      </w:rPr>
-    </w:lvl>
-    <w:lvl w:ilvl="7" w:tentative="0">
-      <w:start w:val="1"/>
-      <w:numFmt w:val="decimal"/>
-      <w:lvlText w:val="%8."/>
-      <w:lvlJc w:val="left"/>
-      <w:pPr>
-        <w:tabs>
-          <w:tab w:val="left" w:pos="5398"/>
-        </w:tabs>
-        <w:ind w:left="5760" w:hanging="360"/>
-      </w:pPr>
-      <w:rPr>
-        <w:sz w:val="24"/>
-        <w:szCs w:val="24"/>
-      </w:rPr>
-    </w:lvl>
-    <w:lvl w:ilvl="8" w:tentative="0">
-      <w:start w:val="1"/>
-      <w:numFmt w:val="decimal"/>
-      <w:lvlText w:val="%9."/>
-      <w:lvlJc w:val="left"/>
-      <w:pPr>
-        <w:tabs>
-          <w:tab w:val="left" w:pos="6118"/>
-        </w:tabs>
-        <w:ind w:left="6480" w:hanging="360"/>
-      </w:pPr>
-      <w:rPr>
-        <w:sz w:val="24"/>
-        <w:szCs w:val="24"/>
-      </w:rPr>
-    </w:lvl>
-  </w:abstractNum>
-  <w:abstractNum w:abstractNumId="4">
-    <w:nsid w:val="202A6F85"/>
-    <w:multiLevelType w:val="multilevel"/>
-    <w:tmpl w:val="202A6F85"/>
-    <w:lvl w:ilvl="0" w:tentative="0">
-      <w:start w:val="1"/>
-      <w:numFmt w:val="bullet"/>
-      <w:lvlText w:val=""/>
-      <w:lvlJc w:val="left"/>
-      <w:pPr>
-        <w:tabs>
-          <w:tab w:val="left" w:pos="720"/>
-        </w:tabs>
-        <w:ind w:left="720" w:hanging="360"/>
-      </w:pPr>
-      <w:rPr>
-        <w:rFonts w:ascii="Symbol" w:hAnsi="Symbol" w:cs="Symbol"/>
-        <w:sz w:val="20"/>
-      </w:rPr>
-    </w:lvl>
-    <w:lvl w:ilvl="1" w:tentative="0">
-      <w:start w:val="1"/>
-      <w:numFmt w:val="bullet"/>
-      <w:lvlText w:val=""/>
-      <w:lvlJc w:val="left"/>
-      <w:pPr>
-        <w:tabs>
-          <w:tab w:val="left" w:pos="1440"/>
-        </w:tabs>
-        <w:ind w:left="1440" w:hanging="360"/>
-      </w:pPr>
-      <w:rPr>
-        <w:rFonts w:hint="default" w:ascii="Symbol" w:hAnsi="Symbol" w:cs="Symbol"/>
-        <w:sz w:val="20"/>
-      </w:rPr>
-    </w:lvl>
-    <w:lvl w:ilvl="2" w:tentative="0">
-      <w:start w:val="1"/>
-      <w:numFmt w:val="bullet"/>
-      <w:lvlText w:val=""/>
-      <w:lvlJc w:val="left"/>
-      <w:pPr>
-        <w:tabs>
-          <w:tab w:val="left" w:pos="2160"/>
-        </w:tabs>
-        <w:ind w:left="2160" w:hanging="360"/>
-      </w:pPr>
-      <w:rPr>
-        <w:rFonts w:hint="default" w:ascii="Symbol" w:hAnsi="Symbol" w:cs="Symbol"/>
-        <w:sz w:val="20"/>
-      </w:rPr>
-    </w:lvl>
-    <w:lvl w:ilvl="3" w:tentative="0">
-      <w:start w:val="1"/>
-      <w:numFmt w:val="bullet"/>
-      <w:lvlText w:val=""/>
-      <w:lvlJc w:val="left"/>
-      <w:pPr>
-        <w:tabs>
-          <w:tab w:val="left" w:pos="2880"/>
-        </w:tabs>
-        <w:ind w:left="2880" w:hanging="360"/>
-      </w:pPr>
-      <w:rPr>
-        <w:rFonts w:hint="default" w:ascii="Symbol" w:hAnsi="Symbol" w:cs="Symbol"/>
-        <w:sz w:val="20"/>
-      </w:rPr>
-    </w:lvl>
-    <w:lvl w:ilvl="4" w:tentative="0">
-      <w:start w:val="1"/>
-      <w:numFmt w:val="bullet"/>
-      <w:lvlText w:val=""/>
-      <w:lvlJc w:val="left"/>
-      <w:pPr>
-        <w:tabs>
-          <w:tab w:val="left" w:pos="3600"/>
-        </w:tabs>
-        <w:ind w:left="3600" w:hanging="360"/>
-      </w:pPr>
-      <w:rPr>
-        <w:rFonts w:hint="default" w:ascii="Symbol" w:hAnsi="Symbol" w:cs="Symbol"/>
-        <w:sz w:val="20"/>
-      </w:rPr>
-    </w:lvl>
-    <w:lvl w:ilvl="5" w:tentative="0">
-      <w:start w:val="1"/>
-      <w:numFmt w:val="bullet"/>
-      <w:lvlText w:val=""/>
-      <w:lvlJc w:val="left"/>
-      <w:pPr>
-        <w:tabs>
-          <w:tab w:val="left" w:pos="4320"/>
-        </w:tabs>
-        <w:ind w:left="4320" w:hanging="360"/>
-      </w:pPr>
-      <w:rPr>
-        <w:rFonts w:hint="default" w:ascii="Symbol" w:hAnsi="Symbol" w:cs="Symbol"/>
-        <w:sz w:val="20"/>
-      </w:rPr>
-    </w:lvl>
-    <w:lvl w:ilvl="6" w:tentative="0">
-      <w:start w:val="1"/>
-      <w:numFmt w:val="bullet"/>
-      <w:lvlText w:val=""/>
-      <w:lvlJc w:val="left"/>
-      <w:pPr>
-        <w:tabs>
-          <w:tab w:val="left" w:pos="5040"/>
-        </w:tabs>
-        <w:ind w:left="5040" w:hanging="360"/>
-      </w:pPr>
-      <w:rPr>
-        <w:rFonts w:hint="default" w:ascii="Symbol" w:hAnsi="Symbol" w:cs="Symbol"/>
-        <w:sz w:val="20"/>
-      </w:rPr>
-    </w:lvl>
-    <w:lvl w:ilvl="7" w:tentative="0">
-      <w:start w:val="1"/>
-      <w:numFmt w:val="bullet"/>
-      <w:lvlText w:val=""/>
-      <w:lvlJc w:val="left"/>
-      <w:pPr>
-        <w:tabs>
-          <w:tab w:val="left" w:pos="5760"/>
-        </w:tabs>
-        <w:ind w:left="5760" w:hanging="360"/>
-      </w:pPr>
-      <w:rPr>
-        <w:rFonts w:hint="default" w:ascii="Symbol" w:hAnsi="Symbol" w:cs="Symbol"/>
-        <w:sz w:val="20"/>
-      </w:rPr>
-    </w:lvl>
-    <w:lvl w:ilvl="8" w:tentative="0">
-      <w:start w:val="1"/>
-      <w:numFmt w:val="bullet"/>
-      <w:lvlText w:val=""/>
-      <w:lvlJc w:val="left"/>
-      <w:pPr>
-        <w:tabs>
-          <w:tab w:val="left" w:pos="6480"/>
-        </w:tabs>
-        <w:ind w:left="6480" w:hanging="360"/>
-      </w:pPr>
-      <w:rPr>
-        <w:rFonts w:hint="default" w:ascii="Symbol" w:hAnsi="Symbol" w:cs="Symbol"/>
-        <w:sz w:val="20"/>
-      </w:rPr>
-    </w:lvl>
   </w:abstractNum>
   <w:abstractNum w:abstractNumId="5">
-    <w:nsid w:val="25208179"/>
-    <w:multiLevelType w:val="multilevel"/>
-    <w:tmpl w:val="25208179"/>
-    <w:lvl w:ilvl="0" w:tentative="0">
-      <w:start w:val="1"/>
-      <w:numFmt w:val="decimal"/>
-      <w:lvlText w:val="%1."/>
-      <w:lvlJc w:val="left"/>
-      <w:pPr>
-        <w:tabs>
-          <w:tab w:val="left" w:pos="720"/>
-        </w:tabs>
-        <w:ind w:left="720" w:hanging="360"/>
-      </w:pPr>
-      <w:rPr>
-        <w:sz w:val="24"/>
-        <w:szCs w:val="24"/>
-      </w:rPr>
-    </w:lvl>
-    <w:lvl w:ilvl="1" w:tentative="0">
-      <w:start w:val="1"/>
-      <w:numFmt w:val="decimal"/>
-      <w:lvlText w:val="%2."/>
-      <w:lvlJc w:val="left"/>
-      <w:pPr>
-        <w:tabs>
-          <w:tab w:val="left" w:pos="1440"/>
-        </w:tabs>
-        <w:ind w:left="1440" w:hanging="360"/>
-      </w:pPr>
-      <w:rPr>
-        <w:sz w:val="24"/>
-        <w:szCs w:val="24"/>
-      </w:rPr>
-    </w:lvl>
-    <w:lvl w:ilvl="2" w:tentative="0">
-      <w:start w:val="1"/>
-      <w:numFmt w:val="decimal"/>
-      <w:lvlText w:val="%3."/>
-      <w:lvlJc w:val="left"/>
-      <w:pPr>
-        <w:tabs>
-          <w:tab w:val="left" w:pos="2160"/>
-        </w:tabs>
-        <w:ind w:left="2160" w:hanging="360"/>
-      </w:pPr>
-      <w:rPr>
-        <w:sz w:val="24"/>
-        <w:szCs w:val="24"/>
-      </w:rPr>
-    </w:lvl>
-    <w:lvl w:ilvl="3" w:tentative="0">
-      <w:start w:val="1"/>
-      <w:numFmt w:val="decimal"/>
-      <w:lvlText w:val="%4."/>
-      <w:lvlJc w:val="left"/>
-      <w:pPr>
-        <w:tabs>
-          <w:tab w:val="left" w:pos="2517"/>
-        </w:tabs>
-        <w:ind w:left="2880" w:hanging="360"/>
-      </w:pPr>
-      <w:rPr>
-        <w:sz w:val="24"/>
-        <w:szCs w:val="24"/>
-      </w:rPr>
-    </w:lvl>
-    <w:lvl w:ilvl="4" w:tentative="0">
-      <w:start w:val="1"/>
-      <w:numFmt w:val="decimal"/>
-      <w:lvlText w:val="%5."/>
-      <w:lvlJc w:val="left"/>
-      <w:pPr>
-        <w:tabs>
-          <w:tab w:val="left" w:pos="3238"/>
-        </w:tabs>
-        <w:ind w:left="3600" w:hanging="360"/>
-      </w:pPr>
-      <w:rPr>
-        <w:sz w:val="24"/>
-        <w:szCs w:val="24"/>
-      </w:rPr>
-    </w:lvl>
-    <w:lvl w:ilvl="5" w:tentative="0">
-      <w:start w:val="1"/>
-      <w:numFmt w:val="decimal"/>
-      <w:lvlText w:val="%6."/>
-      <w:lvlJc w:val="left"/>
-      <w:pPr>
-        <w:tabs>
-          <w:tab w:val="left" w:pos="3958"/>
-        </w:tabs>
-        <w:ind w:left="4320" w:hanging="360"/>
-      </w:pPr>
-      <w:rPr>
-        <w:sz w:val="24"/>
-        <w:szCs w:val="24"/>
-      </w:rPr>
-    </w:lvl>
-    <w:lvl w:ilvl="6" w:tentative="0">
-      <w:start w:val="1"/>
-      <w:numFmt w:val="decimal"/>
-      <w:lvlText w:val="%7."/>
-      <w:lvlJc w:val="left"/>
-      <w:pPr>
-        <w:tabs>
-          <w:tab w:val="left" w:pos="4678"/>
-        </w:tabs>
-        <w:ind w:left="5040" w:hanging="360"/>
-      </w:pPr>
-      <w:rPr>
-        <w:sz w:val="24"/>
-        <w:szCs w:val="24"/>
-      </w:rPr>
-    </w:lvl>
-    <w:lvl w:ilvl="7" w:tentative="0">
-      <w:start w:val="1"/>
-      <w:numFmt w:val="decimal"/>
-      <w:lvlText w:val="%8."/>
-      <w:lvlJc w:val="left"/>
-      <w:pPr>
-        <w:tabs>
-          <w:tab w:val="left" w:pos="5398"/>
-        </w:tabs>
-        <w:ind w:left="5760" w:hanging="360"/>
-      </w:pPr>
-      <w:rPr>
-        <w:sz w:val="24"/>
-        <w:szCs w:val="24"/>
-      </w:rPr>
-    </w:lvl>
-    <w:lvl w:ilvl="8" w:tentative="0">
-      <w:start w:val="1"/>
-      <w:numFmt w:val="decimal"/>
-      <w:lvlText w:val="%9."/>
-      <w:lvlJc w:val="left"/>
-      <w:pPr>
-        <w:tabs>
-          <w:tab w:val="left" w:pos="6118"/>
-        </w:tabs>
-        <w:ind w:left="6480" w:hanging="360"/>
-      </w:pPr>
-      <w:rPr>
-        <w:sz w:val="24"/>
-        <w:szCs w:val="24"/>
-      </w:rPr>
-    </w:lvl>
-  </w:abstractNum>
-  <w:abstractNum w:abstractNumId="6">
     <w:nsid w:val="2592133C"/>
     <w:multiLevelType w:val="multilevel"/>
     <w:tmpl w:val="2592133C"/>
-    <w:lvl w:ilvl="0" w:tentative="0">
+    <w:lvl w:ilvl="4" w:tentative="0">
       <w:start w:val="1"/>
       <w:numFmt w:val="bullet"/>
       <w:lvlText w:val=""/>
       <w:lvlJc w:val="left"/>
       <w:pPr>
         <w:tabs>
+          <w:tab w:val="left" w:pos="3600"/>
+        </w:tabs>
+        <w:ind w:left="3600" w:hanging="360"/>
+      </w:pPr>
+      <w:rPr>
+        <w:rFonts w:hint="default" w:ascii="Symbol" w:hAnsi="Symbol" w:cs="Symbol"/>
+        <w:sz w:val="20"/>
+      </w:rPr>
+    </w:lvl>
+    <w:lvl w:ilvl="8" w:tentative="0">
+      <w:start w:val="1"/>
+      <w:numFmt w:val="bullet"/>
+      <w:lvlText w:val=""/>
+      <w:lvlJc w:val="left"/>
+      <w:pPr>
+        <w:tabs>
+          <w:tab w:val="left" w:pos="6480"/>
+        </w:tabs>
+        <w:ind w:left="6480" w:hanging="360"/>
+      </w:pPr>
+      <w:rPr>
+        <w:rFonts w:hint="default" w:ascii="Symbol" w:hAnsi="Symbol" w:cs="Symbol"/>
+        <w:sz w:val="20"/>
+      </w:rPr>
+    </w:lvl>
+    <w:lvl w:ilvl="2" w:tentative="0">
+      <w:start w:val="1"/>
+      <w:numFmt w:val="bullet"/>
+      <w:lvlText w:val=""/>
+      <w:lvlJc w:val="left"/>
+      <w:pPr>
+        <w:tabs>
+          <w:tab w:val="left" w:pos="2160"/>
+        </w:tabs>
+        <w:ind w:left="2160" w:hanging="360"/>
+      </w:pPr>
+      <w:rPr>
+        <w:rFonts w:hint="default" w:ascii="Symbol" w:hAnsi="Symbol" w:cs="Symbol"/>
+        <w:sz w:val="20"/>
+      </w:rPr>
+    </w:lvl>
+    <w:lvl w:ilvl="6" w:tentative="0">
+      <w:start w:val="1"/>
+      <w:numFmt w:val="bullet"/>
+      <w:lvlText w:val=""/>
+      <w:lvlJc w:val="left"/>
+      <w:pPr>
+        <w:tabs>
+          <w:tab w:val="left" w:pos="5040"/>
+        </w:tabs>
+        <w:ind w:left="5040" w:hanging="360"/>
+      </w:pPr>
+      <w:rPr>
+        <w:rFonts w:hint="default" w:ascii="Symbol" w:hAnsi="Symbol" w:cs="Symbol"/>
+        <w:sz w:val="20"/>
+      </w:rPr>
+    </w:lvl>
+    <w:lvl w:ilvl="7" w:tentative="0">
+      <w:start w:val="1"/>
+      <w:numFmt w:val="bullet"/>
+      <w:lvlText w:val=""/>
+      <w:lvlJc w:val="left"/>
+      <w:pPr>
+        <w:tabs>
+          <w:tab w:val="left" w:pos="5760"/>
+        </w:tabs>
+        <w:ind w:left="5760" w:hanging="360"/>
+      </w:pPr>
+      <w:rPr>
+        <w:rFonts w:hint="default" w:ascii="Symbol" w:hAnsi="Symbol" w:cs="Symbol"/>
+        <w:sz w:val="20"/>
+      </w:rPr>
+    </w:lvl>
+    <w:lvl w:ilvl="1" w:tentative="0">
+      <w:start w:val="1"/>
+      <w:numFmt w:val="bullet"/>
+      <w:lvlText w:val=""/>
+      <w:lvlJc w:val="left"/>
+      <w:pPr>
+        <w:tabs>
+          <w:tab w:val="left" w:pos="1440"/>
+        </w:tabs>
+        <w:ind w:left="1440" w:hanging="360"/>
+      </w:pPr>
+      <w:rPr>
+        <w:rFonts w:hint="default" w:ascii="Symbol" w:hAnsi="Symbol" w:cs="Symbol"/>
+        <w:sz w:val="20"/>
+      </w:rPr>
+    </w:lvl>
+    <w:lvl w:ilvl="0" w:tentative="0">
+      <w:start w:val="1"/>
+      <w:numFmt w:val="bullet"/>
+      <w:lvlText w:val=""/>
+      <w:lvlJc w:val="left"/>
+      <w:pPr>
+        <w:tabs>
           <w:tab w:val="left" w:pos="720"/>
         </w:tabs>
         <w:ind w:left="720" w:hanging="360"/>
@@ -7167,136 +6808,40 @@
         <w:sz w:val="20"/>
       </w:rPr>
     </w:lvl>
-    <w:lvl w:ilvl="1" w:tentative="0">
+    <w:lvl w:ilvl="5" w:tentative="0">
       <w:start w:val="1"/>
       <w:numFmt w:val="bullet"/>
       <w:lvlText w:val=""/>
       <w:lvlJc w:val="left"/>
       <w:pPr>
         <w:tabs>
-          <w:tab w:val="left" w:pos="1440"/>
-        </w:tabs>
-        <w:ind w:left="1440" w:hanging="360"/>
+          <w:tab w:val="left" w:pos="4320"/>
+        </w:tabs>
+        <w:ind w:left="4320" w:hanging="360"/>
       </w:pPr>
       <w:rPr>
         <w:rFonts w:hint="default" w:ascii="Symbol" w:hAnsi="Symbol" w:cs="Symbol"/>
         <w:sz w:val="20"/>
       </w:rPr>
     </w:lvl>
-    <w:lvl w:ilvl="2" w:tentative="0">
+    <w:lvl w:ilvl="3" w:tentative="0">
       <w:start w:val="1"/>
       <w:numFmt w:val="bullet"/>
       <w:lvlText w:val=""/>
       <w:lvlJc w:val="left"/>
       <w:pPr>
         <w:tabs>
-          <w:tab w:val="left" w:pos="2160"/>
-        </w:tabs>
-        <w:ind w:left="2160" w:hanging="360"/>
+          <w:tab w:val="left" w:pos="2880"/>
+        </w:tabs>
+        <w:ind w:left="2880" w:hanging="360"/>
       </w:pPr>
       <w:rPr>
         <w:rFonts w:hint="default" w:ascii="Symbol" w:hAnsi="Symbol" w:cs="Symbol"/>
         <w:sz w:val="20"/>
       </w:rPr>
     </w:lvl>
-    <w:lvl w:ilvl="3" w:tentative="0">
-      <w:start w:val="1"/>
-      <w:numFmt w:val="bullet"/>
-      <w:lvlText w:val=""/>
-      <w:lvlJc w:val="left"/>
-      <w:pPr>
-        <w:tabs>
-          <w:tab w:val="left" w:pos="2880"/>
-        </w:tabs>
-        <w:ind w:left="2880" w:hanging="360"/>
-      </w:pPr>
-      <w:rPr>
-        <w:rFonts w:hint="default" w:ascii="Symbol" w:hAnsi="Symbol" w:cs="Symbol"/>
-        <w:sz w:val="20"/>
-      </w:rPr>
-    </w:lvl>
-    <w:lvl w:ilvl="4" w:tentative="0">
-      <w:start w:val="1"/>
-      <w:numFmt w:val="bullet"/>
-      <w:lvlText w:val=""/>
-      <w:lvlJc w:val="left"/>
-      <w:pPr>
-        <w:tabs>
-          <w:tab w:val="left" w:pos="3600"/>
-        </w:tabs>
-        <w:ind w:left="3600" w:hanging="360"/>
-      </w:pPr>
-      <w:rPr>
-        <w:rFonts w:hint="default" w:ascii="Symbol" w:hAnsi="Symbol" w:cs="Symbol"/>
-        <w:sz w:val="20"/>
-      </w:rPr>
-    </w:lvl>
-    <w:lvl w:ilvl="5" w:tentative="0">
-      <w:start w:val="1"/>
-      <w:numFmt w:val="bullet"/>
-      <w:lvlText w:val=""/>
-      <w:lvlJc w:val="left"/>
-      <w:pPr>
-        <w:tabs>
-          <w:tab w:val="left" w:pos="4320"/>
-        </w:tabs>
-        <w:ind w:left="4320" w:hanging="360"/>
-      </w:pPr>
-      <w:rPr>
-        <w:rFonts w:hint="default" w:ascii="Symbol" w:hAnsi="Symbol" w:cs="Symbol"/>
-        <w:sz w:val="20"/>
-      </w:rPr>
-    </w:lvl>
-    <w:lvl w:ilvl="6" w:tentative="0">
-      <w:start w:val="1"/>
-      <w:numFmt w:val="bullet"/>
-      <w:lvlText w:val=""/>
-      <w:lvlJc w:val="left"/>
-      <w:pPr>
-        <w:tabs>
-          <w:tab w:val="left" w:pos="5040"/>
-        </w:tabs>
-        <w:ind w:left="5040" w:hanging="360"/>
-      </w:pPr>
-      <w:rPr>
-        <w:rFonts w:hint="default" w:ascii="Symbol" w:hAnsi="Symbol" w:cs="Symbol"/>
-        <w:sz w:val="20"/>
-      </w:rPr>
-    </w:lvl>
-    <w:lvl w:ilvl="7" w:tentative="0">
-      <w:start w:val="1"/>
-      <w:numFmt w:val="bullet"/>
-      <w:lvlText w:val=""/>
-      <w:lvlJc w:val="left"/>
-      <w:pPr>
-        <w:tabs>
-          <w:tab w:val="left" w:pos="5760"/>
-        </w:tabs>
-        <w:ind w:left="5760" w:hanging="360"/>
-      </w:pPr>
-      <w:rPr>
-        <w:rFonts w:hint="default" w:ascii="Symbol" w:hAnsi="Symbol" w:cs="Symbol"/>
-        <w:sz w:val="20"/>
-      </w:rPr>
-    </w:lvl>
-    <w:lvl w:ilvl="8" w:tentative="0">
-      <w:start w:val="1"/>
-      <w:numFmt w:val="bullet"/>
-      <w:lvlText w:val=""/>
-      <w:lvlJc w:val="left"/>
-      <w:pPr>
-        <w:tabs>
-          <w:tab w:val="left" w:pos="6480"/>
-        </w:tabs>
-        <w:ind w:left="6480" w:hanging="360"/>
-      </w:pPr>
-      <w:rPr>
-        <w:rFonts w:hint="default" w:ascii="Symbol" w:hAnsi="Symbol" w:cs="Symbol"/>
-        <w:sz w:val="20"/>
-      </w:rPr>
-    </w:lvl>
   </w:abstractNum>
-  <w:abstractNum w:abstractNumId="7">
+  <w:abstractNum w:abstractNumId="6">
     <w:nsid w:val="5ACD503C"/>
     <w:multiLevelType w:val="multilevel"/>
     <w:tmpl w:val="5ACD503C"/>
@@ -7316,6 +6861,70 @@
         <w:szCs w:val="24"/>
       </w:rPr>
     </w:lvl>
+    <w:lvl w:ilvl="7" w:tentative="0">
+      <w:start w:val="1"/>
+      <w:numFmt w:val="decimal"/>
+      <w:lvlText w:val="%8."/>
+      <w:lvlJc w:val="left"/>
+      <w:pPr>
+        <w:tabs>
+          <w:tab w:val="left" w:pos="5398"/>
+        </w:tabs>
+        <w:ind w:left="5760" w:hanging="360"/>
+      </w:pPr>
+      <w:rPr>
+        <w:sz w:val="24"/>
+        <w:szCs w:val="24"/>
+      </w:rPr>
+    </w:lvl>
+    <w:lvl w:ilvl="6" w:tentative="0">
+      <w:start w:val="1"/>
+      <w:numFmt w:val="decimal"/>
+      <w:lvlText w:val="%7."/>
+      <w:lvlJc w:val="left"/>
+      <w:pPr>
+        <w:tabs>
+          <w:tab w:val="left" w:pos="4678"/>
+        </w:tabs>
+        <w:ind w:left="5040" w:hanging="360"/>
+      </w:pPr>
+      <w:rPr>
+        <w:sz w:val="24"/>
+        <w:szCs w:val="24"/>
+      </w:rPr>
+    </w:lvl>
+    <w:lvl w:ilvl="3" w:tentative="0">
+      <w:start w:val="1"/>
+      <w:numFmt w:val="decimal"/>
+      <w:lvlText w:val="%4."/>
+      <w:lvlJc w:val="left"/>
+      <w:pPr>
+        <w:tabs>
+          <w:tab w:val="left" w:pos="2517"/>
+        </w:tabs>
+        <w:ind w:left="2880" w:hanging="360"/>
+      </w:pPr>
+      <w:rPr>
+        <w:sz w:val="24"/>
+        <w:szCs w:val="24"/>
+      </w:rPr>
+    </w:lvl>
+    <w:lvl w:ilvl="5" w:tentative="0">
+      <w:start w:val="1"/>
+      <w:numFmt w:val="decimal"/>
+      <w:lvlText w:val="%6."/>
+      <w:lvlJc w:val="left"/>
+      <w:pPr>
+        <w:tabs>
+          <w:tab w:val="left" w:pos="3958"/>
+        </w:tabs>
+        <w:ind w:left="4320" w:hanging="360"/>
+      </w:pPr>
+      <w:rPr>
+        <w:sz w:val="24"/>
+        <w:szCs w:val="24"/>
+      </w:rPr>
+    </w:lvl>
     <w:lvl w:ilvl="1" w:tentative="0">
       <w:start w:val="1"/>
       <w:numFmt w:val="decimal"/>
@@ -7332,6 +6941,22 @@
         <w:szCs w:val="24"/>
       </w:rPr>
     </w:lvl>
+    <w:lvl w:ilvl="4" w:tentative="0">
+      <w:start w:val="1"/>
+      <w:numFmt w:val="decimal"/>
+      <w:lvlText w:val="%5."/>
+      <w:lvlJc w:val="left"/>
+      <w:pPr>
+        <w:tabs>
+          <w:tab w:val="left" w:pos="3238"/>
+        </w:tabs>
+        <w:ind w:left="3600" w:hanging="360"/>
+      </w:pPr>
+      <w:rPr>
+        <w:sz w:val="24"/>
+        <w:szCs w:val="24"/>
+      </w:rPr>
+    </w:lvl>
     <w:lvl w:ilvl="2" w:tentative="0">
       <w:start w:val="1"/>
       <w:numFmt w:val="decimal"/>
@@ -7348,6 +6973,75 @@
         <w:szCs w:val="24"/>
       </w:rPr>
     </w:lvl>
+    <w:lvl w:ilvl="8" w:tentative="0">
+      <w:start w:val="1"/>
+      <w:numFmt w:val="decimal"/>
+      <w:lvlText w:val="%9."/>
+      <w:lvlJc w:val="left"/>
+      <w:pPr>
+        <w:tabs>
+          <w:tab w:val="left" w:pos="6118"/>
+        </w:tabs>
+        <w:ind w:left="6480" w:hanging="360"/>
+      </w:pPr>
+      <w:rPr>
+        <w:sz w:val="24"/>
+        <w:szCs w:val="24"/>
+      </w:rPr>
+    </w:lvl>
+  </w:abstractNum>
+  <w:abstractNum w:abstractNumId="7">
+    <w:nsid w:val="A52C232C"/>
+    <w:multiLevelType w:val="multilevel"/>
+    <w:tmpl w:val="A52C232C"/>
+    <w:lvl w:ilvl="6" w:tentative="0">
+      <w:start w:val="1"/>
+      <w:numFmt w:val="decimal"/>
+      <w:lvlText w:val="%7."/>
+      <w:lvlJc w:val="left"/>
+      <w:pPr>
+        <w:tabs>
+          <w:tab w:val="left" w:pos="4678"/>
+        </w:tabs>
+        <w:ind w:left="5040" w:hanging="360"/>
+      </w:pPr>
+      <w:rPr>
+        <w:sz w:val="24"/>
+        <w:szCs w:val="24"/>
+      </w:rPr>
+    </w:lvl>
+    <w:lvl w:ilvl="0" w:tentative="0">
+      <w:start w:val="1"/>
+      <w:numFmt w:val="decimal"/>
+      <w:lvlText w:val="%1."/>
+      <w:lvlJc w:val="left"/>
+      <w:pPr>
+        <w:tabs>
+          <w:tab w:val="left" w:pos="720"/>
+        </w:tabs>
+        <w:ind w:left="720" w:hanging="360"/>
+      </w:pPr>
+      <w:rPr>
+        <w:sz w:val="24"/>
+        <w:szCs w:val="24"/>
+      </w:rPr>
+    </w:lvl>
+    <w:lvl w:ilvl="1" w:tentative="0">
+      <w:start w:val="1"/>
+      <w:numFmt w:val="bullet"/>
+      <w:lvlText w:val=""/>
+      <w:lvlJc w:val="left"/>
+      <w:pPr>
+        <w:tabs>
+          <w:tab w:val="left" w:pos="1440"/>
+        </w:tabs>
+        <w:ind w:left="1440" w:hanging="360"/>
+      </w:pPr>
+      <w:rPr>
+        <w:rFonts w:ascii="Symbol" w:hAnsi="Symbol" w:cs="Symbol"/>
+        <w:sz w:val="20"/>
+      </w:rPr>
+    </w:lvl>
     <w:lvl w:ilvl="3" w:tentative="0">
       <w:start w:val="1"/>
       <w:numFmt w:val="decimal"/>
@@ -7380,6 +7074,22 @@
         <w:szCs w:val="24"/>
       </w:rPr>
     </w:lvl>
+    <w:lvl w:ilvl="8" w:tentative="0">
+      <w:start w:val="1"/>
+      <w:numFmt w:val="decimal"/>
+      <w:lvlText w:val="%9."/>
+      <w:lvlJc w:val="left"/>
+      <w:pPr>
+        <w:tabs>
+          <w:tab w:val="left" w:pos="6118"/>
+        </w:tabs>
+        <w:ind w:left="6480" w:hanging="360"/>
+      </w:pPr>
+      <w:rPr>
+        <w:sz w:val="24"/>
+        <w:szCs w:val="24"/>
+      </w:rPr>
+    </w:lvl>
     <w:lvl w:ilvl="5" w:tentative="0">
       <w:start w:val="1"/>
       <w:numFmt w:val="decimal"/>
@@ -7396,48 +7106,32 @@
         <w:szCs w:val="24"/>
       </w:rPr>
     </w:lvl>
-    <w:lvl w:ilvl="6" w:tentative="0">
+    <w:lvl w:ilvl="7" w:tentative="0">
       <w:start w:val="1"/>
       <w:numFmt w:val="decimal"/>
-      <w:lvlText w:val="%7."/>
-      <w:lvlJc w:val="left"/>
-      <w:pPr>
-        <w:tabs>
-          <w:tab w:val="left" w:pos="4678"/>
-        </w:tabs>
-        <w:ind w:left="5040" w:hanging="360"/>
+      <w:lvlText w:val="%8."/>
+      <w:lvlJc w:val="left"/>
+      <w:pPr>
+        <w:tabs>
+          <w:tab w:val="left" w:pos="5398"/>
+        </w:tabs>
+        <w:ind w:left="5760" w:hanging="360"/>
       </w:pPr>
       <w:rPr>
         <w:sz w:val="24"/>
         <w:szCs w:val="24"/>
       </w:rPr>
     </w:lvl>
-    <w:lvl w:ilvl="7" w:tentative="0">
+    <w:lvl w:ilvl="2" w:tentative="0">
       <w:start w:val="1"/>
       <w:numFmt w:val="decimal"/>
-      <w:lvlText w:val="%8."/>
-      <w:lvlJc w:val="left"/>
-      <w:pPr>
-        <w:tabs>
-          <w:tab w:val="left" w:pos="5398"/>
-        </w:tabs>
-        <w:ind w:left="5760" w:hanging="360"/>
-      </w:pPr>
-      <w:rPr>
-        <w:sz w:val="24"/>
-        <w:szCs w:val="24"/>
-      </w:rPr>
-    </w:lvl>
-    <w:lvl w:ilvl="8" w:tentative="0">
-      <w:start w:val="1"/>
-      <w:numFmt w:val="decimal"/>
-      <w:lvlText w:val="%9."/>
-      <w:lvlJc w:val="left"/>
-      <w:pPr>
-        <w:tabs>
-          <w:tab w:val="left" w:pos="6118"/>
-        </w:tabs>
-        <w:ind w:left="6480" w:hanging="360"/>
+      <w:lvlText w:val="%3."/>
+      <w:lvlJc w:val="left"/>
+      <w:pPr>
+        <w:tabs>
+          <w:tab w:val="left" w:pos="2160"/>
+        </w:tabs>
+        <w:ind w:left="2160" w:hanging="360"/>
       </w:pPr>
       <w:rPr>
         <w:sz w:val="24"/>
@@ -7449,6 +7143,38 @@
     <w:nsid w:val="5C1D1C25"/>
     <w:multiLevelType w:val="multilevel"/>
     <w:tmpl w:val="5C1D1C25"/>
+    <w:lvl w:ilvl="4" w:tentative="0">
+      <w:start w:val="1"/>
+      <w:numFmt w:val="decimal"/>
+      <w:lvlText w:val="%5."/>
+      <w:lvlJc w:val="left"/>
+      <w:pPr>
+        <w:tabs>
+          <w:tab w:val="left" w:pos="3238"/>
+        </w:tabs>
+        <w:ind w:left="3600" w:hanging="360"/>
+      </w:pPr>
+      <w:rPr>
+        <w:sz w:val="24"/>
+        <w:szCs w:val="24"/>
+      </w:rPr>
+    </w:lvl>
+    <w:lvl w:ilvl="7" w:tentative="0">
+      <w:start w:val="1"/>
+      <w:numFmt w:val="decimal"/>
+      <w:lvlText w:val="%8."/>
+      <w:lvlJc w:val="left"/>
+      <w:pPr>
+        <w:tabs>
+          <w:tab w:val="left" w:pos="5398"/>
+        </w:tabs>
+        <w:ind w:left="5760" w:hanging="360"/>
+      </w:pPr>
+      <w:rPr>
+        <w:sz w:val="24"/>
+        <w:szCs w:val="24"/>
+      </w:rPr>
+    </w:lvl>
     <w:lvl w:ilvl="0" w:tentative="0">
       <w:start w:val="1"/>
       <w:numFmt w:val="decimal"/>
@@ -7465,6 +7191,38 @@
         <w:szCs w:val="24"/>
       </w:rPr>
     </w:lvl>
+    <w:lvl w:ilvl="6" w:tentative="0">
+      <w:start w:val="1"/>
+      <w:numFmt w:val="decimal"/>
+      <w:lvlText w:val="%7."/>
+      <w:lvlJc w:val="left"/>
+      <w:pPr>
+        <w:tabs>
+          <w:tab w:val="left" w:pos="4678"/>
+        </w:tabs>
+        <w:ind w:left="5040" w:hanging="360"/>
+      </w:pPr>
+      <w:rPr>
+        <w:sz w:val="24"/>
+        <w:szCs w:val="24"/>
+      </w:rPr>
+    </w:lvl>
+    <w:lvl w:ilvl="2" w:tentative="0">
+      <w:start w:val="1"/>
+      <w:numFmt w:val="decimal"/>
+      <w:lvlText w:val="%3."/>
+      <w:lvlJc w:val="left"/>
+      <w:pPr>
+        <w:tabs>
+          <w:tab w:val="left" w:pos="2160"/>
+        </w:tabs>
+        <w:ind w:left="2160" w:hanging="360"/>
+      </w:pPr>
+      <w:rPr>
+        <w:sz w:val="24"/>
+        <w:szCs w:val="24"/>
+      </w:rPr>
+    </w:lvl>
     <w:lvl w:ilvl="1" w:tentative="0">
       <w:start w:val="1"/>
       <w:numFmt w:val="decimal"/>
@@ -7481,22 +7239,38 @@
         <w:szCs w:val="24"/>
       </w:rPr>
     </w:lvl>
-    <w:lvl w:ilvl="2" w:tentative="0">
+    <w:lvl w:ilvl="5" w:tentative="0">
       <w:start w:val="1"/>
       <w:numFmt w:val="decimal"/>
-      <w:lvlText w:val="%3."/>
-      <w:lvlJc w:val="left"/>
-      <w:pPr>
-        <w:tabs>
-          <w:tab w:val="left" w:pos="2160"/>
-        </w:tabs>
-        <w:ind w:left="2160" w:hanging="360"/>
+      <w:lvlText w:val="%6."/>
+      <w:lvlJc w:val="left"/>
+      <w:pPr>
+        <w:tabs>
+          <w:tab w:val="left" w:pos="3958"/>
+        </w:tabs>
+        <w:ind w:left="4320" w:hanging="360"/>
       </w:pPr>
       <w:rPr>
         <w:sz w:val="24"/>
         <w:szCs w:val="24"/>
       </w:rPr>
     </w:lvl>
+    <w:lvl w:ilvl="8" w:tentative="0">
+      <w:start w:val="1"/>
+      <w:numFmt w:val="decimal"/>
+      <w:lvlText w:val="%9."/>
+      <w:lvlJc w:val="left"/>
+      <w:pPr>
+        <w:tabs>
+          <w:tab w:val="left" w:pos="6118"/>
+        </w:tabs>
+        <w:ind w:left="6480" w:hanging="360"/>
+      </w:pPr>
+      <w:rPr>
+        <w:sz w:val="24"/>
+        <w:szCs w:val="24"/>
+      </w:rPr>
+    </w:lvl>
     <w:lvl w:ilvl="3" w:tentative="0">
       <w:start w:val="1"/>
       <w:numFmt w:val="decimal"/>
@@ -7513,271 +7287,191 @@
         <w:szCs w:val="24"/>
       </w:rPr>
     </w:lvl>
-    <w:lvl w:ilvl="4" w:tentative="0">
-      <w:start w:val="1"/>
-      <w:numFmt w:val="decimal"/>
-      <w:lvlText w:val="%5."/>
-      <w:lvlJc w:val="left"/>
-      <w:pPr>
-        <w:tabs>
-          <w:tab w:val="left" w:pos="3238"/>
-        </w:tabs>
-        <w:ind w:left="3600" w:hanging="360"/>
-      </w:pPr>
-      <w:rPr>
-        <w:sz w:val="24"/>
-        <w:szCs w:val="24"/>
-      </w:rPr>
-    </w:lvl>
-    <w:lvl w:ilvl="5" w:tentative="0">
-      <w:start w:val="1"/>
-      <w:numFmt w:val="decimal"/>
-      <w:lvlText w:val="%6."/>
-      <w:lvlJc w:val="left"/>
-      <w:pPr>
-        <w:tabs>
-          <w:tab w:val="left" w:pos="3958"/>
-        </w:tabs>
-        <w:ind w:left="4320" w:hanging="360"/>
-      </w:pPr>
-      <w:rPr>
-        <w:sz w:val="24"/>
-        <w:szCs w:val="24"/>
-      </w:rPr>
-    </w:lvl>
-    <w:lvl w:ilvl="6" w:tentative="0">
-      <w:start w:val="1"/>
-      <w:numFmt w:val="decimal"/>
-      <w:lvlText w:val="%7."/>
-      <w:lvlJc w:val="left"/>
-      <w:pPr>
-        <w:tabs>
-          <w:tab w:val="left" w:pos="4678"/>
-        </w:tabs>
-        <w:ind w:left="5040" w:hanging="360"/>
-      </w:pPr>
-      <w:rPr>
-        <w:sz w:val="24"/>
-        <w:szCs w:val="24"/>
-      </w:rPr>
-    </w:lvl>
-    <w:lvl w:ilvl="7" w:tentative="0">
-      <w:start w:val="1"/>
-      <w:numFmt w:val="decimal"/>
-      <w:lvlText w:val="%8."/>
-      <w:lvlJc w:val="left"/>
-      <w:pPr>
-        <w:tabs>
-          <w:tab w:val="left" w:pos="5398"/>
-        </w:tabs>
-        <w:ind w:left="5760" w:hanging="360"/>
-      </w:pPr>
-      <w:rPr>
-        <w:sz w:val="24"/>
-        <w:szCs w:val="24"/>
-      </w:rPr>
-    </w:lvl>
-    <w:lvl w:ilvl="8" w:tentative="0">
-      <w:start w:val="1"/>
-      <w:numFmt w:val="decimal"/>
-      <w:lvlText w:val="%9."/>
-      <w:lvlJc w:val="left"/>
-      <w:pPr>
-        <w:tabs>
-          <w:tab w:val="left" w:pos="6118"/>
-        </w:tabs>
-        <w:ind w:left="6480" w:hanging="360"/>
-      </w:pPr>
-      <w:rPr>
-        <w:sz w:val="24"/>
-        <w:szCs w:val="24"/>
-      </w:rPr>
-    </w:lvl>
   </w:abstractNum>
   <w:abstractNum w:abstractNumId="9">
-    <w:nsid w:val="76C146DA"/>
+    <w:nsid w:val="F7E245B0"/>
     <w:multiLevelType w:val="multilevel"/>
-    <w:tmpl w:val="76C146DA"/>
-    <w:lvl w:ilvl="0" w:tentative="0">
-      <w:start w:val="1"/>
-      <w:numFmt w:val="decimal"/>
-      <w:lvlText w:val="%1."/>
-      <w:lvlJc w:val="left"/>
-      <w:pPr>
-        <w:tabs>
-          <w:tab w:val="left" w:pos="720"/>
-        </w:tabs>
-        <w:ind w:left="720" w:hanging="360"/>
-      </w:pPr>
-      <w:rPr>
-        <w:sz w:val="24"/>
-        <w:szCs w:val="24"/>
-      </w:rPr>
-    </w:lvl>
-    <w:lvl w:ilvl="1" w:tentative="0">
+    <w:tmpl w:val="F7E245B0"/>
+    <w:lvl w:ilvl="8" w:tentative="0">
       <w:start w:val="1"/>
       <w:numFmt w:val="bullet"/>
       <w:lvlText w:val=""/>
       <w:lvlJc w:val="left"/>
       <w:pPr>
         <w:tabs>
+          <w:tab w:val="left" w:pos="6480"/>
+        </w:tabs>
+        <w:ind w:left="6480" w:hanging="360"/>
+      </w:pPr>
+      <w:rPr>
+        <w:rFonts w:hint="default" w:ascii="Symbol" w:hAnsi="Symbol" w:cs="Symbol"/>
+        <w:sz w:val="20"/>
+      </w:rPr>
+    </w:lvl>
+    <w:lvl w:ilvl="2" w:tentative="0">
+      <w:start w:val="1"/>
+      <w:numFmt w:val="bullet"/>
+      <w:lvlText w:val=""/>
+      <w:lvlJc w:val="left"/>
+      <w:pPr>
+        <w:tabs>
+          <w:tab w:val="left" w:pos="2160"/>
+        </w:tabs>
+        <w:ind w:left="2160" w:hanging="360"/>
+      </w:pPr>
+      <w:rPr>
+        <w:rFonts w:hint="default" w:ascii="Symbol" w:hAnsi="Symbol" w:cs="Symbol"/>
+        <w:sz w:val="20"/>
+      </w:rPr>
+    </w:lvl>
+    <w:lvl w:ilvl="3" w:tentative="0">
+      <w:start w:val="1"/>
+      <w:numFmt w:val="bullet"/>
+      <w:lvlText w:val=""/>
+      <w:lvlJc w:val="left"/>
+      <w:pPr>
+        <w:tabs>
+          <w:tab w:val="left" w:pos="2880"/>
+        </w:tabs>
+        <w:ind w:left="2880" w:hanging="360"/>
+      </w:pPr>
+      <w:rPr>
+        <w:rFonts w:hint="default" w:ascii="Symbol" w:hAnsi="Symbol" w:cs="Symbol"/>
+        <w:sz w:val="20"/>
+      </w:rPr>
+    </w:lvl>
+    <w:lvl w:ilvl="6" w:tentative="0">
+      <w:start w:val="1"/>
+      <w:numFmt w:val="bullet"/>
+      <w:lvlText w:val=""/>
+      <w:lvlJc w:val="left"/>
+      <w:pPr>
+        <w:tabs>
+          <w:tab w:val="left" w:pos="5040"/>
+        </w:tabs>
+        <w:ind w:left="5040" w:hanging="360"/>
+      </w:pPr>
+      <w:rPr>
+        <w:rFonts w:hint="default" w:ascii="Symbol" w:hAnsi="Symbol" w:cs="Symbol"/>
+        <w:sz w:val="20"/>
+      </w:rPr>
+    </w:lvl>
+    <w:lvl w:ilvl="4" w:tentative="0">
+      <w:start w:val="1"/>
+      <w:numFmt w:val="bullet"/>
+      <w:lvlText w:val=""/>
+      <w:lvlJc w:val="left"/>
+      <w:pPr>
+        <w:tabs>
+          <w:tab w:val="left" w:pos="3600"/>
+        </w:tabs>
+        <w:ind w:left="3600" w:hanging="360"/>
+      </w:pPr>
+      <w:rPr>
+        <w:rFonts w:hint="default" w:ascii="Symbol" w:hAnsi="Symbol" w:cs="Symbol"/>
+        <w:sz w:val="20"/>
+      </w:rPr>
+    </w:lvl>
+    <w:lvl w:ilvl="1" w:tentative="0">
+      <w:start w:val="1"/>
+      <w:numFmt w:val="bullet"/>
+      <w:lvlText w:val=""/>
+      <w:lvlJc w:val="left"/>
+      <w:pPr>
+        <w:tabs>
           <w:tab w:val="left" w:pos="1440"/>
         </w:tabs>
         <w:ind w:left="1440" w:hanging="360"/>
       </w:pPr>
       <w:rPr>
-        <w:rFonts w:ascii="Symbol" w:hAnsi="Symbol" w:cs="Symbol"/>
+        <w:rFonts w:hint="default" w:ascii="Symbol" w:hAnsi="Symbol" w:cs="Symbol"/>
         <w:sz w:val="20"/>
       </w:rPr>
     </w:lvl>
-    <w:lvl w:ilvl="2" w:tentative="0">
-      <w:start w:val="1"/>
-      <w:numFmt w:val="decimal"/>
-      <w:lvlText w:val="%3."/>
-      <w:lvlJc w:val="left"/>
-      <w:pPr>
-        <w:tabs>
-          <w:tab w:val="left" w:pos="2160"/>
-        </w:tabs>
-        <w:ind w:left="2160" w:hanging="360"/>
-      </w:pPr>
-      <w:rPr>
-        <w:sz w:val="24"/>
-        <w:szCs w:val="24"/>
-      </w:rPr>
-    </w:lvl>
-    <w:lvl w:ilvl="3" w:tentative="0">
-      <w:start w:val="1"/>
-      <w:numFmt w:val="decimal"/>
-      <w:lvlText w:val="%4."/>
-      <w:lvlJc w:val="left"/>
-      <w:pPr>
-        <w:tabs>
-          <w:tab w:val="left" w:pos="2517"/>
-        </w:tabs>
-        <w:ind w:left="2880" w:hanging="360"/>
-      </w:pPr>
-      <w:rPr>
-        <w:sz w:val="24"/>
-        <w:szCs w:val="24"/>
-      </w:rPr>
-    </w:lvl>
-    <w:lvl w:ilvl="4" w:tentative="0">
-      <w:start w:val="1"/>
-      <w:numFmt w:val="decimal"/>
-      <w:lvlText w:val="%5."/>
-      <w:lvlJc w:val="left"/>
-      <w:pPr>
-        <w:tabs>
-          <w:tab w:val="left" w:pos="3238"/>
-        </w:tabs>
-        <w:ind w:left="3600" w:hanging="360"/>
-      </w:pPr>
-      <w:rPr>
-        <w:sz w:val="24"/>
-        <w:szCs w:val="24"/>
-      </w:rPr>
-    </w:lvl>
     <w:lvl w:ilvl="5" w:tentative="0">
       <w:start w:val="1"/>
-      <w:numFmt w:val="decimal"/>
-      <w:lvlText w:val="%6."/>
-      <w:lvlJc w:val="left"/>
-      <w:pPr>
-        <w:tabs>
-          <w:tab w:val="left" w:pos="3958"/>
+      <w:numFmt w:val="bullet"/>
+      <w:lvlText w:val=""/>
+      <w:lvlJc w:val="left"/>
+      <w:pPr>
+        <w:tabs>
+          <w:tab w:val="left" w:pos="4320"/>
         </w:tabs>
         <w:ind w:left="4320" w:hanging="360"/>
       </w:pPr>
       <w:rPr>
-        <w:sz w:val="24"/>
-        <w:szCs w:val="24"/>
-      </w:rPr>
-    </w:lvl>
-    <w:lvl w:ilvl="6" w:tentative="0">
-      <w:start w:val="1"/>
-      <w:numFmt w:val="decimal"/>
-      <w:lvlText w:val="%7."/>
-      <w:lvlJc w:val="left"/>
-      <w:pPr>
-        <w:tabs>
-          <w:tab w:val="left" w:pos="4678"/>
-        </w:tabs>
-        <w:ind w:left="5040" w:hanging="360"/>
-      </w:pPr>
-      <w:rPr>
-        <w:sz w:val="24"/>
-        <w:szCs w:val="24"/>
+        <w:rFonts w:hint="default" w:ascii="Symbol" w:hAnsi="Symbol" w:cs="Symbol"/>
+        <w:sz w:val="20"/>
       </w:rPr>
     </w:lvl>
     <w:lvl w:ilvl="7" w:tentative="0">
       <w:start w:val="1"/>
-      <w:numFmt w:val="decimal"/>
-      <w:lvlText w:val="%8."/>
-      <w:lvlJc w:val="left"/>
-      <w:pPr>
-        <w:tabs>
-          <w:tab w:val="left" w:pos="5398"/>
+      <w:numFmt w:val="bullet"/>
+      <w:lvlText w:val=""/>
+      <w:lvlJc w:val="left"/>
+      <w:pPr>
+        <w:tabs>
+          <w:tab w:val="left" w:pos="5760"/>
         </w:tabs>
         <w:ind w:left="5760" w:hanging="360"/>
       </w:pPr>
       <w:rPr>
-        <w:sz w:val="24"/>
-        <w:szCs w:val="24"/>
-      </w:rPr>
-    </w:lvl>
-    <w:lvl w:ilvl="8" w:tentative="0">
-      <w:start w:val="1"/>
-      <w:numFmt w:val="decimal"/>
-      <w:lvlText w:val="%9."/>
-      <w:lvlJc w:val="left"/>
-      <w:pPr>
-        <w:tabs>
-          <w:tab w:val="left" w:pos="6118"/>
-        </w:tabs>
-        <w:ind w:left="6480" w:hanging="360"/>
-      </w:pPr>
-      <w:rPr>
-        <w:sz w:val="24"/>
-        <w:szCs w:val="24"/>
+        <w:rFonts w:hint="default" w:ascii="Symbol" w:hAnsi="Symbol" w:cs="Symbol"/>
+        <w:sz w:val="20"/>
+      </w:rPr>
+    </w:lvl>
+    <w:lvl w:ilvl="0" w:tentative="0">
+      <w:start w:val="1"/>
+      <w:numFmt w:val="bullet"/>
+      <w:lvlText w:val=""/>
+      <w:lvlJc w:val="left"/>
+      <w:pPr>
+        <w:tabs>
+          <w:tab w:val="left" w:pos="720"/>
+        </w:tabs>
+        <w:ind w:left="720" w:hanging="360"/>
+      </w:pPr>
+      <w:rPr>
+        <w:rFonts w:hint="default" w:ascii="Symbol" w:hAnsi="Symbol" w:cs="Symbol"/>
+        <w:sz w:val="20"/>
       </w:rPr>
     </w:lvl>
   </w:abstractNum>
   <w:num w:numId="1">
+    <w:abstractNumId w:val="6"/>
+  </w:num>
+  <w:num w:numId="5">
     <w:abstractNumId w:val="7"/>
   </w:num>
-  <w:num w:numId="2">
+  <w:num w:numId="6">
+    <w:abstractNumId w:val="5"/>
+  </w:num>
+  <w:num w:numId="8">
+    <w:abstractNumId w:val="9"/>
+  </w:num>
+  <w:num w:numId="9">
     <w:abstractNumId w:val="4"/>
   </w:num>
-  <w:num w:numId="3">
+  <w:num w:numId="7">
     <w:abstractNumId w:val="3"/>
   </w:num>
-  <w:num w:numId="4">
-    <w:abstractNumId w:val="5"/>
-  </w:num>
-  <w:num w:numId="5">
-    <w:abstractNumId w:val="1"/>
-  </w:num>
-  <w:num w:numId="6">
-    <w:abstractNumId w:val="6"/>
-  </w:num>
-  <w:num w:numId="7">
-    <w:abstractNumId w:val="9"/>
-  </w:num>
-  <w:num w:numId="8">
+  <w:num w:numId="2">
     <w:abstractNumId w:val="2"/>
   </w:num>
-  <w:num w:numId="9">
-    <w:abstractNumId w:val="0"/>
+  <w:num w:numId="4">
+    <w:abstractNumId w:val="1"/>
   </w:num>
   <w:num w:numId="10">
     <w:abstractNumId w:val="8"/>
+  </w:num>
+  <w:num w:numId="3">
+    <w:abstractNumId w:val="0"/>
   </w:num>
 </w:numbering>
 </file>
 
 <file path=word/styles.xml><?xml version="1.0" encoding="utf-8"?>
-<w:styles xmlns:mc="http://schemas.openxmlformats.org/markup-compatibility/2006" xmlns:o="urn:schemas-microsoft-com:office:office" xmlns:r="http://schemas.openxmlformats.org/officeDocument/2006/relationships" xmlns:m="http://schemas.openxmlformats.org/officeDocument/2006/math" xmlns:v="urn:schemas-microsoft-com:vml" xmlns:w="http://schemas.openxmlformats.org/wordprocessingml/2006/main" xmlns:w14="http://schemas.microsoft.com/office/word/2010/wordml" xmlns:w10="urn:schemas-microsoft-com:office:word" xmlns:sl="http://schemas.openxmlformats.org/schemaLibrary/2006/main" xmlns:wpsCustomData="http://www.wps.cn/officeDocument/2013/wpsCustomData" mc:Ignorable="w14">
+<w:styles xmlns:w="http://schemas.openxmlformats.org/wordprocessingml/2006/main" xmlns:w14="http://schemas.microsoft.com/office/word/2010/wordml" xmlns:mc="http://schemas.openxmlformats.org/markup-compatibility/2006" mc:Ignorable="w14">
   <w:docDefaults>
     <w:rPrDefault>
       <w:rPr>
@@ -7786,348 +7480,313 @@
     </w:rPrDefault>
     <w:pPrDefault/>
   </w:docDefaults>
-  <w:latentStyles w:count="260" w:defQFormat="0" w:defUnhideWhenUsed="1" w:defSemiHidden="1" w:defUIPriority="99" w:defLockedState="0">
-    <w:lsdException w:qFormat="1" w:unhideWhenUsed="0" w:uiPriority="0" w:semiHidden="0" w:name="Normal"/>
-    <w:lsdException w:qFormat="1" w:unhideWhenUsed="0" w:uiPriority="9" w:semiHidden="0" w:name="heading 1"/>
-    <w:lsdException w:qFormat="1" w:uiPriority="9" w:name="heading 2"/>
-    <w:lsdException w:qFormat="1" w:uiPriority="9" w:name="heading 3"/>
-    <w:lsdException w:qFormat="1" w:uiPriority="9" w:name="heading 4"/>
-    <w:lsdException w:qFormat="1" w:uiPriority="9" w:name="heading 5"/>
-    <w:lsdException w:qFormat="1" w:uiPriority="9" w:name="heading 6"/>
-    <w:lsdException w:qFormat="1" w:uiPriority="9" w:name="heading 7"/>
-    <w:lsdException w:qFormat="1" w:uiPriority="9" w:name="heading 8"/>
-    <w:lsdException w:qFormat="1" w:uiPriority="9" w:name="heading 9"/>
-    <w:lsdException w:uiPriority="99" w:name="index 1"/>
-    <w:lsdException w:uiPriority="99" w:name="index 2"/>
-    <w:lsdException w:uiPriority="99" w:name="index 3"/>
-    <w:lsdException w:uiPriority="99" w:name="index 4"/>
-    <w:lsdException w:uiPriority="99" w:name="index 5"/>
-    <w:lsdException w:uiPriority="99" w:name="index 6"/>
-    <w:lsdException w:uiPriority="99" w:name="index 7"/>
-    <w:lsdException w:uiPriority="99" w:name="index 8"/>
-    <w:lsdException w:uiPriority="99" w:name="index 9"/>
-    <w:lsdException w:uiPriority="39" w:name="toc 1"/>
-    <w:lsdException w:uiPriority="39" w:name="toc 2"/>
-    <w:lsdException w:uiPriority="39" w:name="toc 3"/>
-    <w:lsdException w:uiPriority="39" w:name="toc 4"/>
-    <w:lsdException w:uiPriority="39" w:name="toc 5"/>
-    <w:lsdException w:uiPriority="39" w:name="toc 6"/>
-    <w:lsdException w:uiPriority="39" w:name="toc 7"/>
-    <w:lsdException w:uiPriority="39" w:name="toc 8"/>
-    <w:lsdException w:uiPriority="39" w:name="toc 9"/>
-    <w:lsdException w:uiPriority="99" w:name="Normal Indent"/>
-    <w:lsdException w:uiPriority="99" w:name="footnote text"/>
-    <w:lsdException w:uiPriority="99" w:name="annotation text"/>
-    <w:lsdException w:qFormat="1" w:uiPriority="99" w:semiHidden="0" w:name="header"/>
-    <w:lsdException w:qFormat="1" w:uiPriority="99" w:semiHidden="0" w:name="footer"/>
-    <w:lsdException w:uiPriority="99" w:name="index heading"/>
-    <w:lsdException w:qFormat="1" w:uiPriority="35" w:name="caption"/>
-    <w:lsdException w:uiPriority="99" w:name="table of figures"/>
-    <w:lsdException w:uiPriority="99" w:name="envelope address"/>
-    <w:lsdException w:uiPriority="99" w:name="envelope return"/>
-    <w:lsdException w:uiPriority="99" w:name="footnote reference"/>
-    <w:lsdException w:uiPriority="99" w:name="annotation reference"/>
-    <w:lsdException w:uiPriority="99" w:name="line number"/>
-    <w:lsdException w:uiPriority="99" w:name="page number"/>
-    <w:lsdException w:uiPriority="99" w:name="endnote reference"/>
-    <w:lsdException w:uiPriority="99" w:name="endnote text"/>
-    <w:lsdException w:uiPriority="99" w:name="table of authorities"/>
-    <w:lsdException w:uiPriority="99" w:name="macro"/>
-    <w:lsdException w:uiPriority="99" w:name="toa heading"/>
-    <w:lsdException w:uiPriority="99" w:name="List"/>
-    <w:lsdException w:uiPriority="99" w:name="List Bullet"/>
-    <w:lsdException w:uiPriority="99" w:name="List Number"/>
-    <w:lsdException w:uiPriority="99" w:name="List 2"/>
-    <w:lsdException w:uiPriority="99" w:name="List 3"/>
-    <w:lsdException w:uiPriority="99" w:name="List 4"/>
-    <w:lsdException w:uiPriority="99" w:name="List 5"/>
-    <w:lsdException w:uiPriority="99" w:name="List Bullet 2"/>
-    <w:lsdException w:uiPriority="99" w:name="List Bullet 3"/>
-    <w:lsdException w:uiPriority="99" w:name="List Bullet 4"/>
-    <w:lsdException w:uiPriority="99" w:name="List Bullet 5"/>
-    <w:lsdException w:uiPriority="99" w:name="List Number 2"/>
-    <w:lsdException w:uiPriority="99" w:name="List Number 3"/>
-    <w:lsdException w:uiPriority="99" w:name="List Number 4"/>
-    <w:lsdException w:uiPriority="99" w:name="List Number 5"/>
-    <w:lsdException w:qFormat="1" w:unhideWhenUsed="0" w:uiPriority="10" w:semiHidden="0" w:name="Title"/>
-    <w:lsdException w:uiPriority="99" w:name="Closing"/>
-    <w:lsdException w:uiPriority="99" w:name="Signature"/>
-    <w:lsdException w:qFormat="1" w:uiPriority="1" w:name="Default Paragraph Font"/>
-    <w:lsdException w:uiPriority="99" w:name="Body Text"/>
-    <w:lsdException w:uiPriority="99" w:name="Body Text Indent"/>
-    <w:lsdException w:uiPriority="99" w:name="List Continue"/>
-    <w:lsdException w:uiPriority="99" w:name="List Continue 2"/>
-    <w:lsdException w:uiPriority="99" w:name="List Continue 3"/>
-    <w:lsdException w:uiPriority="99" w:name="List Continue 4"/>
-    <w:lsdException w:uiPriority="99" w:name="List Continue 5"/>
-    <w:lsdException w:uiPriority="99" w:name="Message Header"/>
-    <w:lsdException w:qFormat="1" w:unhideWhenUsed="0" w:uiPriority="11" w:semiHidden="0" w:name="Subtitle"/>
-    <w:lsdException w:uiPriority="99" w:name="Salutation"/>
-    <w:lsdException w:uiPriority="99" w:name="Date"/>
-    <w:lsdException w:uiPriority="99" w:name="Body Text First Indent"/>
-    <w:lsdException w:uiPriority="99" w:name="Body Text First Indent 2"/>
-    <w:lsdException w:uiPriority="99" w:name="Note Heading"/>
-    <w:lsdException w:uiPriority="99" w:name="Body Text 2"/>
-    <w:lsdException w:uiPriority="99" w:name="Body Text 3"/>
-    <w:lsdException w:uiPriority="99" w:name="Body Text Indent 2"/>
-    <w:lsdException w:uiPriority="99" w:name="Body Text Indent 3"/>
-    <w:lsdException w:uiPriority="99" w:name="Block Text"/>
-    <w:lsdException w:uiPriority="99" w:name="Hyperlink"/>
-    <w:lsdException w:uiPriority="99" w:name="FollowedHyperlink"/>
-    <w:lsdException w:qFormat="1" w:unhideWhenUsed="0" w:uiPriority="22" w:semiHidden="0" w:name="Strong"/>
-    <w:lsdException w:qFormat="1" w:unhideWhenUsed="0" w:uiPriority="20" w:semiHidden="0" w:name="Emphasis"/>
-    <w:lsdException w:uiPriority="99" w:name="Document Map"/>
-    <w:lsdException w:uiPriority="99" w:name="Plain Text"/>
-    <w:lsdException w:uiPriority="99" w:name="E-mail Signature"/>
-    <w:lsdException w:qFormat="1" w:uiPriority="99" w:name="Normal (Web)"/>
-    <w:lsdException w:uiPriority="99" w:name="HTML Acronym"/>
-    <w:lsdException w:uiPriority="99" w:name="HTML Address"/>
-    <w:lsdException w:uiPriority="99" w:name="HTML Cite"/>
-    <w:lsdException w:qFormat="1" w:uiPriority="99" w:name="HTML Code"/>
-    <w:lsdException w:uiPriority="99" w:name="HTML Definition"/>
-    <w:lsdException w:uiPriority="99" w:name="HTML Keyboard"/>
-    <w:lsdException w:qFormat="1" w:uiPriority="99" w:name="HTML Preformatted"/>
-    <w:lsdException w:uiPriority="99" w:name="HTML Sample"/>
-    <w:lsdException w:uiPriority="99" w:name="HTML Typewriter"/>
-    <w:lsdException w:uiPriority="99" w:name="HTML Variable"/>
-    <w:lsdException w:qFormat="1" w:uiPriority="99" w:name="Normal Table"/>
-    <w:lsdException w:uiPriority="99" w:name="annotation subject"/>
-    <w:lsdException w:uiPriority="99" w:name="Table Simple 1"/>
-    <w:lsdException w:uiPriority="99" w:name="Table Simple 2"/>
-    <w:lsdException w:uiPriority="99" w:name="Table Simple 3"/>
-    <w:lsdException w:uiPriority="99" w:name="Table Classic 1"/>
-    <w:lsdException w:uiPriority="99" w:name="Table Classic 2"/>
-    <w:lsdException w:uiPriority="99" w:name="Table Classic 3"/>
-    <w:lsdException w:uiPriority="99" w:name="Table Classic 4"/>
-    <w:lsdException w:uiPriority="99" w:name="Table Colorful 1"/>
-    <w:lsdException w:uiPriority="99" w:name="Table Colorful 2"/>
-    <w:lsdException w:uiPriority="99" w:name="Table Colorful 3"/>
-    <w:lsdException w:uiPriority="99" w:name="Table Columns 1"/>
-    <w:lsdException w:uiPriority="99" w:name="Table Columns 2"/>
-    <w:lsdException w:uiPriority="99" w:name="Table Columns 3"/>
-    <w:lsdException w:uiPriority="99" w:name="Table Columns 4"/>
-    <w:lsdException w:uiPriority="99" w:name="Table Columns 5"/>
-    <w:lsdException w:uiPriority="99" w:name="Table Grid 1"/>
-    <w:lsdException w:uiPriority="99" w:name="Table Grid 2"/>
-    <w:lsdException w:uiPriority="99" w:name="Table Grid 3"/>
-    <w:lsdException w:uiPriority="99" w:name="Table Grid 4"/>
-    <w:lsdException w:uiPriority="99" w:name="Table Grid 5"/>
-    <w:lsdException w:uiPriority="99" w:name="Table Grid 6"/>
-    <w:lsdException w:uiPriority="99" w:name="Table Grid 7"/>
-    <w:lsdException w:uiPriority="99" w:name="Table Grid 8"/>
-    <w:lsdException w:uiPriority="99" w:name="Table List 1"/>
-    <w:lsdException w:uiPriority="99" w:name="Table List 2"/>
-    <w:lsdException w:uiPriority="99" w:name="Table List 3"/>
-    <w:lsdException w:uiPriority="99" w:name="Table List 4"/>
-    <w:lsdException w:uiPriority="99" w:name="Table List 5"/>
-    <w:lsdException w:uiPriority="99" w:name="Table List 6"/>
-    <w:lsdException w:uiPriority="99" w:name="Table List 7"/>
-    <w:lsdException w:uiPriority="99" w:name="Table List 8"/>
-    <w:lsdException w:uiPriority="99" w:name="Table 3D effects 1"/>
-    <w:lsdException w:uiPriority="99" w:name="Table 3D effects 2"/>
-    <w:lsdException w:uiPriority="99" w:name="Table 3D effects 3"/>
-    <w:lsdException w:uiPriority="99" w:name="Table Contemporary"/>
-    <w:lsdException w:uiPriority="99" w:name="Table Elegant"/>
-    <w:lsdException w:uiPriority="99" w:name="Table Professional"/>
-    <w:lsdException w:uiPriority="99" w:name="Table Subtle 1"/>
-    <w:lsdException w:uiPriority="99" w:name="Table Subtle 2"/>
-    <w:lsdException w:uiPriority="99" w:name="Table Web 1"/>
-    <w:lsdException w:uiPriority="99" w:name="Table Web 2"/>
-    <w:lsdException w:uiPriority="99" w:name="Table Web 3"/>
-    <w:lsdException w:uiPriority="99" w:name="Balloon Text"/>
-    <w:lsdException w:qFormat="1" w:unhideWhenUsed="0" w:uiPriority="59" w:semiHidden="0" w:name="Table Grid"/>
-    <w:lsdException w:uiPriority="99" w:name="Table Theme"/>
-    <w:lsdException w:unhideWhenUsed="0" w:uiPriority="60" w:semiHidden="0" w:name="Light Shading"/>
-    <w:lsdException w:unhideWhenUsed="0" w:uiPriority="61" w:semiHidden="0" w:name="Light List"/>
-    <w:lsdException w:unhideWhenUsed="0" w:uiPriority="62" w:semiHidden="0" w:name="Light Grid"/>
-    <w:lsdException w:unhideWhenUsed="0" w:uiPriority="63" w:semiHidden="0" w:name="Medium Shading 1"/>
-    <w:lsdException w:unhideWhenUsed="0" w:uiPriority="64" w:semiHidden="0" w:name="Medium Shading 2"/>
-    <w:lsdException w:unhideWhenUsed="0" w:uiPriority="65" w:semiHidden="0" w:name="Medium List 1"/>
-    <w:lsdException w:unhideWhenUsed="0" w:uiPriority="66" w:semiHidden="0" w:name="Medium List 2"/>
-    <w:lsdException w:unhideWhenUsed="0" w:uiPriority="67" w:semiHidden="0" w:name="Medium Grid 1"/>
-    <w:lsdException w:unhideWhenUsed="0" w:uiPriority="68" w:semiHidden="0" w:name="Medium Grid 2"/>
-    <w:lsdException w:unhideWhenUsed="0" w:uiPriority="69" w:semiHidden="0" w:name="Medium Grid 3"/>
-    <w:lsdException w:unhideWhenUsed="0" w:uiPriority="70" w:semiHidden="0" w:name="Dark List"/>
-    <w:lsdException w:unhideWhenUsed="0" w:uiPriority="71" w:semiHidden="0" w:name="Colorful Shading"/>
-    <w:lsdException w:unhideWhenUsed="0" w:uiPriority="72" w:semiHidden="0" w:name="Colorful List"/>
-    <w:lsdException w:unhideWhenUsed="0" w:uiPriority="73" w:semiHidden="0" w:name="Colorful Grid"/>
-    <w:lsdException w:unhideWhenUsed="0" w:uiPriority="60" w:semiHidden="0" w:name="Light Shading Accent 1"/>
-    <w:lsdException w:unhideWhenUsed="0" w:uiPriority="61" w:semiHidden="0" w:name="Light List Accent 1"/>
-    <w:lsdException w:unhideWhenUsed="0" w:uiPriority="62" w:semiHidden="0" w:name="Light Grid Accent 1"/>
-    <w:lsdException w:unhideWhenUsed="0" w:uiPriority="63" w:semiHidden="0" w:name="Medium Shading 1 Accent 1"/>
-    <w:lsdException w:unhideWhenUsed="0" w:uiPriority="64" w:semiHidden="0" w:name="Medium Shading 2 Accent 1"/>
-    <w:lsdException w:unhideWhenUsed="0" w:uiPriority="65" w:semiHidden="0" w:name="Medium List 1 Accent 1"/>
-    <w:lsdException w:qFormat="1" w:unhideWhenUsed="0" w:uiPriority="34" w:semiHidden="0" w:name="List Paragraph"/>
-    <w:lsdException w:unhideWhenUsed="0" w:uiPriority="66" w:semiHidden="0" w:name="Medium List 2 Accent 1"/>
-    <w:lsdException w:unhideWhenUsed="0" w:uiPriority="67" w:semiHidden="0" w:name="Medium Grid 1 Accent 1"/>
-    <w:lsdException w:unhideWhenUsed="0" w:uiPriority="68" w:semiHidden="0" w:name="Medium Grid 2 Accent 1"/>
-    <w:lsdException w:unhideWhenUsed="0" w:uiPriority="69" w:semiHidden="0" w:name="Medium Grid 3 Accent 1"/>
-    <w:lsdException w:unhideWhenUsed="0" w:uiPriority="70" w:semiHidden="0" w:name="Dark List Accent 1"/>
-    <w:lsdException w:unhideWhenUsed="0" w:uiPriority="71" w:semiHidden="0" w:name="Colorful Shading Accent 1"/>
-    <w:lsdException w:unhideWhenUsed="0" w:uiPriority="72" w:semiHidden="0" w:name="Colorful List Accent 1"/>
-    <w:lsdException w:unhideWhenUsed="0" w:uiPriority="73" w:semiHidden="0" w:name="Colorful Grid Accent 1"/>
-    <w:lsdException w:unhideWhenUsed="0" w:uiPriority="60" w:semiHidden="0" w:name="Light Shading Accent 2"/>
-    <w:lsdException w:unhideWhenUsed="0" w:uiPriority="61" w:semiHidden="0" w:name="Light List Accent 2"/>
-    <w:lsdException w:unhideWhenUsed="0" w:uiPriority="62" w:semiHidden="0" w:name="Light Grid Accent 2"/>
-    <w:lsdException w:unhideWhenUsed="0" w:uiPriority="63" w:semiHidden="0" w:name="Medium Shading 1 Accent 2"/>
-    <w:lsdException w:unhideWhenUsed="0" w:uiPriority="64" w:semiHidden="0" w:name="Medium Shading 2 Accent 2"/>
-    <w:lsdException w:unhideWhenUsed="0" w:uiPriority="65" w:semiHidden="0" w:name="Medium List 1 Accent 2"/>
-    <w:lsdException w:unhideWhenUsed="0" w:uiPriority="66" w:semiHidden="0" w:name="Medium List 2 Accent 2"/>
-    <w:lsdException w:unhideWhenUsed="0" w:uiPriority="67" w:semiHidden="0" w:name="Medium Grid 1 Accent 2"/>
-    <w:lsdException w:unhideWhenUsed="0" w:uiPriority="68" w:semiHidden="0" w:name="Medium Grid 2 Accent 2"/>
-    <w:lsdException w:unhideWhenUsed="0" w:uiPriority="69" w:semiHidden="0" w:name="Medium Grid 3 Accent 2"/>
-    <w:lsdException w:unhideWhenUsed="0" w:uiPriority="70" w:semiHidden="0" w:name="Dark List Accent 2"/>
-    <w:lsdException w:unhideWhenUsed="0" w:uiPriority="71" w:semiHidden="0" w:name="Colorful Shading Accent 2"/>
-    <w:lsdException w:unhideWhenUsed="0" w:uiPriority="72" w:semiHidden="0" w:name="Colorful List Accent 2"/>
-    <w:lsdException w:unhideWhenUsed="0" w:uiPriority="73" w:semiHidden="0" w:name="Colorful Grid Accent 2"/>
-    <w:lsdException w:unhideWhenUsed="0" w:uiPriority="60" w:semiHidden="0" w:name="Light Shading Accent 3"/>
-    <w:lsdException w:unhideWhenUsed="0" w:uiPriority="61" w:semiHidden="0" w:name="Light List Accent 3"/>
-    <w:lsdException w:unhideWhenUsed="0" w:uiPriority="62" w:semiHidden="0" w:name="Light Grid Accent 3"/>
-    <w:lsdException w:unhideWhenUsed="0" w:uiPriority="63" w:semiHidden="0" w:name="Medium Shading 1 Accent 3"/>
-    <w:lsdException w:unhideWhenUsed="0" w:uiPriority="64" w:semiHidden="0" w:name="Medium Shading 2 Accent 3"/>
-    <w:lsdException w:unhideWhenUsed="0" w:uiPriority="65" w:semiHidden="0" w:name="Medium List 1 Accent 3"/>
-    <w:lsdException w:unhideWhenUsed="0" w:uiPriority="66" w:semiHidden="0" w:name="Medium List 2 Accent 3"/>
-    <w:lsdException w:unhideWhenUsed="0" w:uiPriority="67" w:semiHidden="0" w:name="Medium Grid 1 Accent 3"/>
-    <w:lsdException w:unhideWhenUsed="0" w:uiPriority="68" w:semiHidden="0" w:name="Medium Grid 2 Accent 3"/>
-    <w:lsdException w:unhideWhenUsed="0" w:uiPriority="69" w:semiHidden="0" w:name="Medium Grid 3 Accent 3"/>
-    <w:lsdException w:unhideWhenUsed="0" w:uiPriority="70" w:semiHidden="0" w:name="Dark List Accent 3"/>
-    <w:lsdException w:unhideWhenUsed="0" w:uiPriority="71" w:semiHidden="0" w:name="Colorful Shading Accent 3"/>
-    <w:lsdException w:unhideWhenUsed="0" w:uiPriority="72" w:semiHidden="0" w:name="Colorful List Accent 3"/>
-    <w:lsdException w:unhideWhenUsed="0" w:uiPriority="73" w:semiHidden="0" w:name="Colorful Grid Accent 3"/>
-    <w:lsdException w:unhideWhenUsed="0" w:uiPriority="60" w:semiHidden="0" w:name="Light Shading Accent 4"/>
-    <w:lsdException w:unhideWhenUsed="0" w:uiPriority="61" w:semiHidden="0" w:name="Light List Accent 4"/>
-    <w:lsdException w:unhideWhenUsed="0" w:uiPriority="62" w:semiHidden="0" w:name="Light Grid Accent 4"/>
-    <w:lsdException w:unhideWhenUsed="0" w:uiPriority="63" w:semiHidden="0" w:name="Medium Shading 1 Accent 4"/>
-    <w:lsdException w:unhideWhenUsed="0" w:uiPriority="64" w:semiHidden="0" w:name="Medium Shading 2 Accent 4"/>
-    <w:lsdException w:unhideWhenUsed="0" w:uiPriority="65" w:semiHidden="0" w:name="Medium List 1 Accent 4"/>
-    <w:lsdException w:unhideWhenUsed="0" w:uiPriority="66" w:semiHidden="0" w:name="Medium List 2 Accent 4"/>
-    <w:lsdException w:unhideWhenUsed="0" w:uiPriority="67" w:semiHidden="0" w:name="Medium Grid 1 Accent 4"/>
-    <w:lsdException w:unhideWhenUsed="0" w:uiPriority="68" w:semiHidden="0" w:name="Medium Grid 2 Accent 4"/>
-    <w:lsdException w:unhideWhenUsed="0" w:uiPriority="69" w:semiHidden="0" w:name="Medium Grid 3 Accent 4"/>
-    <w:lsdException w:unhideWhenUsed="0" w:uiPriority="70" w:semiHidden="0" w:name="Dark List Accent 4"/>
-    <w:lsdException w:unhideWhenUsed="0" w:uiPriority="71" w:semiHidden="0" w:name="Colorful Shading Accent 4"/>
-    <w:lsdException w:unhideWhenUsed="0" w:uiPriority="72" w:semiHidden="0" w:name="Colorful List Accent 4"/>
-    <w:lsdException w:unhideWhenUsed="0" w:uiPriority="73" w:semiHidden="0" w:name="Colorful Grid Accent 4"/>
-    <w:lsdException w:unhideWhenUsed="0" w:uiPriority="60" w:semiHidden="0" w:name="Light Shading Accent 5"/>
-    <w:lsdException w:unhideWhenUsed="0" w:uiPriority="61" w:semiHidden="0" w:name="Light List Accent 5"/>
-    <w:lsdException w:unhideWhenUsed="0" w:uiPriority="62" w:semiHidden="0" w:name="Light Grid Accent 5"/>
-    <w:lsdException w:unhideWhenUsed="0" w:uiPriority="63" w:semiHidden="0" w:name="Medium Shading 1 Accent 5"/>
-    <w:lsdException w:unhideWhenUsed="0" w:uiPriority="64" w:semiHidden="0" w:name="Medium Shading 2 Accent 5"/>
-    <w:lsdException w:unhideWhenUsed="0" w:uiPriority="65" w:semiHidden="0" w:name="Medium List 1 Accent 5"/>
-    <w:lsdException w:unhideWhenUsed="0" w:uiPriority="66" w:semiHidden="0" w:name="Medium List 2 Accent 5"/>
-    <w:lsdException w:unhideWhenUsed="0" w:uiPriority="67" w:semiHidden="0" w:name="Medium Grid 1 Accent 5"/>
-    <w:lsdException w:unhideWhenUsed="0" w:uiPriority="68" w:semiHidden="0" w:name="Medium Grid 2 Accent 5"/>
-    <w:lsdException w:unhideWhenUsed="0" w:uiPriority="69" w:semiHidden="0" w:name="Medium Grid 3 Accent 5"/>
-    <w:lsdException w:unhideWhenUsed="0" w:uiPriority="70" w:semiHidden="0" w:name="Dark List Accent 5"/>
-    <w:lsdException w:unhideWhenUsed="0" w:uiPriority="71" w:semiHidden="0" w:name="Colorful Shading Accent 5"/>
-    <w:lsdException w:unhideWhenUsed="0" w:uiPriority="72" w:semiHidden="0" w:name="Colorful List Accent 5"/>
-    <w:lsdException w:unhideWhenUsed="0" w:uiPriority="73" w:semiHidden="0" w:name="Colorful Grid Accent 5"/>
-    <w:lsdException w:unhideWhenUsed="0" w:uiPriority="60" w:semiHidden="0" w:name="Light Shading Accent 6"/>
-    <w:lsdException w:unhideWhenUsed="0" w:uiPriority="61" w:semiHidden="0" w:name="Light List Accent 6"/>
-    <w:lsdException w:unhideWhenUsed="0" w:uiPriority="62" w:semiHidden="0" w:name="Light Grid Accent 6"/>
-    <w:lsdException w:unhideWhenUsed="0" w:uiPriority="63" w:semiHidden="0" w:name="Medium Shading 1 Accent 6"/>
-    <w:lsdException w:unhideWhenUsed="0" w:uiPriority="64" w:semiHidden="0" w:name="Medium Shading 2 Accent 6"/>
-    <w:lsdException w:unhideWhenUsed="0" w:uiPriority="65" w:semiHidden="0" w:name="Medium List 1 Accent 6"/>
-    <w:lsdException w:unhideWhenUsed="0" w:uiPriority="66" w:semiHidden="0" w:name="Medium List 2 Accent 6"/>
-    <w:lsdException w:unhideWhenUsed="0" w:uiPriority="67" w:semiHidden="0" w:name="Medium Grid 1 Accent 6"/>
-    <w:lsdException w:unhideWhenUsed="0" w:uiPriority="68" w:semiHidden="0" w:name="Medium Grid 2 Accent 6"/>
-    <w:lsdException w:unhideWhenUsed="0" w:uiPriority="69" w:semiHidden="0" w:name="Medium Grid 3 Accent 6"/>
-    <w:lsdException w:unhideWhenUsed="0" w:uiPriority="70" w:semiHidden="0" w:name="Dark List Accent 6"/>
-    <w:lsdException w:unhideWhenUsed="0" w:uiPriority="71" w:semiHidden="0" w:name="Colorful Shading Accent 6"/>
-    <w:lsdException w:unhideWhenUsed="0" w:uiPriority="72" w:semiHidden="0" w:name="Colorful List Accent 6"/>
-    <w:lsdException w:unhideWhenUsed="0" w:uiPriority="73" w:semiHidden="0" w:name="Colorful Grid Accent 6"/>
+  <w:latentStyles w:defLockedState="0" w:defUIPriority="99" w:defSemiHidden="1" w:defUnhideWhenUsed="1" w:defQFormat="0" w:count="260">
+    <w:lsdException w:name="Default Paragraph Font" w:uiPriority="1" w:qFormat="1"/>
+    <w:lsdException w:name="List 3" w:uiPriority="99"/>
+    <w:lsdException w:name="Light List Accent 5" w:uiPriority="61" w:semiHidden="0" w:unhideWhenUsed="0"/>
+    <w:lsdException w:name="Dark List Accent 1" w:uiPriority="70" w:semiHidden="0" w:unhideWhenUsed="0"/>
+    <w:lsdException w:name="Table Grid 1" w:uiPriority="99"/>
+    <w:lsdException w:name="Medium Grid 1 Accent 6" w:uiPriority="67" w:semiHidden="0" w:unhideWhenUsed="0"/>
+    <w:lsdException w:name="List Continue 2" w:uiPriority="99"/>
+    <w:lsdException w:name="Light Grid Accent 5" w:uiPriority="62" w:semiHidden="0" w:unhideWhenUsed="0"/>
+    <w:lsdException w:name="Table List 2" w:uiPriority="99"/>
+    <w:lsdException w:name="List 5" w:uiPriority="99"/>
+    <w:lsdException w:name="Colorful List Accent 6" w:uiPriority="72" w:semiHidden="0" w:unhideWhenUsed="0"/>
+    <w:lsdException w:name="Medium List 1 Accent 3" w:uiPriority="65" w:semiHidden="0" w:unhideWhenUsed="0"/>
+    <w:lsdException w:name="Table Professional" w:uiPriority="99"/>
+    <w:lsdException w:name="Document Map" w:uiPriority="99"/>
+    <w:lsdException w:name="Medium Grid 3 Accent 6" w:uiPriority="69" w:semiHidden="0" w:unhideWhenUsed="0"/>
+    <w:lsdException w:name="Table Grid 3" w:uiPriority="99"/>
+    <w:lsdException w:name="Table Grid 2" w:uiPriority="99"/>
+    <w:lsdException w:name="Table Classic 4" w:uiPriority="99"/>
+    <w:lsdException w:name="Light List Accent 1" w:uiPriority="61" w:semiHidden="0" w:unhideWhenUsed="0"/>
+    <w:lsdException w:name="table of authorities" w:uiPriority="99"/>
+    <w:lsdException w:name="Medium Shading 1 Accent 3" w:uiPriority="63" w:semiHidden="0" w:unhideWhenUsed="0"/>
+    <w:lsdException w:name="annotation text" w:uiPriority="99"/>
+    <w:lsdException w:name="Table Columns 2" w:uiPriority="99"/>
+    <w:lsdException w:name="heading 7" w:uiPriority="9" w:qFormat="1"/>
+    <w:lsdException w:name="List Bullet 4" w:uiPriority="99"/>
+    <w:lsdException w:name="Body Text Indent 3" w:uiPriority="99"/>
+    <w:lsdException w:name="Colorful Grid Accent 6" w:uiPriority="73" w:semiHidden="0" w:unhideWhenUsed="0"/>
+    <w:lsdException w:name="Medium Grid 1" w:uiPriority="67" w:semiHidden="0" w:unhideWhenUsed="0"/>
+    <w:lsdException w:name="Medium Grid 2 Accent 4" w:uiPriority="68" w:semiHidden="0" w:unhideWhenUsed="0"/>
+    <w:lsdException w:name="HTML Cite" w:uiPriority="99"/>
+    <w:lsdException w:name="index 4" w:uiPriority="99"/>
+    <w:lsdException w:name="Colorful Shading Accent 5" w:uiPriority="71" w:semiHidden="0" w:unhideWhenUsed="0"/>
+    <w:lsdException w:name="Colorful Shading Accent 4" w:uiPriority="71" w:semiHidden="0" w:unhideWhenUsed="0"/>
+    <w:lsdException w:name="Medium List 1 Accent 6" w:uiPriority="65" w:semiHidden="0" w:unhideWhenUsed="0"/>
+    <w:lsdException w:name="Colorful Grid Accent 5" w:uiPriority="73" w:semiHidden="0" w:unhideWhenUsed="0"/>
+    <w:lsdException w:name="Medium Shading 2 Accent 4" w:uiPriority="64" w:semiHidden="0" w:unhideWhenUsed="0"/>
+    <w:lsdException w:name="HTML Variable" w:uiPriority="99"/>
+    <w:lsdException w:name="heading 1" w:uiPriority="9" w:semiHidden="0" w:unhideWhenUsed="0" w:qFormat="1"/>
+    <w:lsdException w:name="Closing" w:uiPriority="99"/>
+    <w:lsdException w:name="Table 3D effects 2" w:uiPriority="99"/>
+    <w:lsdException w:name="index 8" w:uiPriority="99"/>
+    <w:lsdException w:name="List Number 3" w:uiPriority="99"/>
+    <w:lsdException w:name="toc 5" w:uiPriority="39"/>
+    <w:lsdException w:name="Medium List 2 Accent 1" w:uiPriority="66" w:semiHidden="0" w:unhideWhenUsed="0"/>
+    <w:lsdException w:name="Dark List Accent 5" w:uiPriority="70" w:semiHidden="0" w:unhideWhenUsed="0"/>
+    <w:lsdException w:name="List Continue 4" w:uiPriority="99"/>
+    <w:lsdException w:name="Medium List 2 Accent 6" w:uiPriority="66" w:semiHidden="0" w:unhideWhenUsed="0"/>
+    <w:lsdException w:name="Light Shading Accent 6" w:uiPriority="60" w:semiHidden="0" w:unhideWhenUsed="0"/>
+    <w:lsdException w:name="toc 1" w:uiPriority="39"/>
+    <w:lsdException w:name="Table Simple 1" w:uiPriority="99"/>
+    <w:lsdException w:name="Medium Grid 2 Accent 6" w:uiPriority="68" w:semiHidden="0" w:unhideWhenUsed="0"/>
+    <w:lsdException w:name="index 2" w:uiPriority="99"/>
+    <w:lsdException w:name="List Number 5" w:uiPriority="99"/>
+    <w:lsdException w:name="Colorful Shading" w:uiPriority="71" w:semiHidden="0" w:unhideWhenUsed="0"/>
+    <w:lsdException w:name="Dark List Accent 3" w:uiPriority="70" w:semiHidden="0" w:unhideWhenUsed="0"/>
+    <w:lsdException w:name="Table Classic 1" w:uiPriority="99"/>
+    <w:lsdException w:name="Medium Shading 2 Accent 3" w:uiPriority="64" w:semiHidden="0" w:unhideWhenUsed="0"/>
+    <w:lsdException w:name="Colorful List Accent 4" w:uiPriority="72" w:semiHidden="0" w:unhideWhenUsed="0"/>
+    <w:lsdException w:name="Light Grid Accent 1" w:uiPriority="62" w:semiHidden="0" w:unhideWhenUsed="0"/>
+    <w:lsdException w:name="Medium Grid 1 Accent 4" w:uiPriority="67" w:semiHidden="0" w:unhideWhenUsed="0"/>
+    <w:lsdException w:name="Body Text 3" w:uiPriority="99"/>
+    <w:lsdException w:name="Light List Accent 4" w:uiPriority="61" w:semiHidden="0" w:unhideWhenUsed="0"/>
+    <w:lsdException w:name="Table List 1" w:uiPriority="99"/>
+    <w:lsdException w:name="Medium Shading 1" w:uiPriority="63" w:semiHidden="0" w:unhideWhenUsed="0"/>
+    <w:lsdException w:name="annotation subject" w:uiPriority="99"/>
+    <w:lsdException w:name="page number" w:uiPriority="99"/>
+    <w:lsdException w:name="Table Subtle 1" w:uiPriority="99"/>
+    <w:lsdException w:name="Medium Grid 3 Accent 1" w:uiPriority="69" w:semiHidden="0" w:unhideWhenUsed="0"/>
+    <w:lsdException w:name="Medium List 1 Accent 2" w:uiPriority="65" w:semiHidden="0" w:unhideWhenUsed="0"/>
+    <w:lsdException w:name="Medium List 1" w:uiPriority="65" w:semiHidden="0" w:unhideWhenUsed="0"/>
+    <w:lsdException w:name="Colorful Grid Accent 4" w:uiPriority="73" w:semiHidden="0" w:unhideWhenUsed="0"/>
+    <w:lsdException w:name="Table List 3" w:uiPriority="99"/>
+    <w:lsdException w:name="Colorful Grid" w:uiPriority="73" w:semiHidden="0" w:unhideWhenUsed="0"/>
+    <w:lsdException w:name="Table Grid 4" w:uiPriority="99"/>
+    <w:lsdException w:name="Body Text First Indent" w:uiPriority="99"/>
+    <w:lsdException w:name="footnote text" w:uiPriority="99"/>
+    <w:lsdException w:name="Date" w:uiPriority="99"/>
+    <w:lsdException w:name="Medium List 1 Accent 4" w:uiPriority="65" w:semiHidden="0" w:unhideWhenUsed="0"/>
+    <w:lsdException w:name="Balloon Text" w:uiPriority="99"/>
+    <w:lsdException w:name="Table List 5" w:uiPriority="99"/>
+    <w:lsdException w:name="heading 5" w:uiPriority="9" w:qFormat="1"/>
+    <w:lsdException w:name="toc 4" w:uiPriority="39"/>
+    <w:lsdException w:name="Light Shading Accent 4" w:uiPriority="60" w:semiHidden="0" w:unhideWhenUsed="0"/>
+    <w:lsdException w:name="List Continue" w:uiPriority="99"/>
+    <w:lsdException w:name="index heading" w:uiPriority="99"/>
+    <w:lsdException w:name="endnote reference" w:uiPriority="99"/>
+    <w:lsdException w:name="HTML Sample" w:uiPriority="99"/>
+    <w:lsdException w:name="index 5" w:uiPriority="99"/>
+    <w:lsdException w:name="List Number 2" w:uiPriority="99"/>
+    <w:lsdException w:name="Dark List Accent 2" w:uiPriority="70" w:semiHidden="0" w:unhideWhenUsed="0"/>
+    <w:lsdException w:name="Medium Shading 2 Accent 5" w:uiPriority="64" w:semiHidden="0" w:unhideWhenUsed="0"/>
+    <w:lsdException w:name="Medium Shading 2" w:uiPriority="64" w:semiHidden="0" w:unhideWhenUsed="0"/>
+    <w:lsdException w:name="Medium Grid 1 Accent 2" w:uiPriority="67" w:semiHidden="0" w:unhideWhenUsed="0"/>
+    <w:lsdException w:name="Medium Grid 2 Accent 1" w:uiPriority="68" w:semiHidden="0" w:unhideWhenUsed="0"/>
+    <w:lsdException w:name="Table Colorful 2" w:uiPriority="99"/>
+    <w:lsdException w:name="Dark List Accent 4" w:uiPriority="70" w:semiHidden="0" w:unhideWhenUsed="0"/>
+    <w:lsdException w:name="toa heading" w:uiPriority="99"/>
+    <w:lsdException w:name="List" w:uiPriority="99"/>
+    <w:lsdException w:name="Normal Indent" w:uiPriority="99"/>
+    <w:lsdException w:name="endnote text" w:uiPriority="99"/>
+    <w:lsdException w:name="Medium Shading 1 Accent 1" w:uiPriority="63" w:semiHidden="0" w:unhideWhenUsed="0"/>
+    <w:lsdException w:name="Table Colorful 3" w:uiPriority="99"/>
+    <w:lsdException w:name="HTML Acronym" w:uiPriority="99"/>
+    <w:lsdException w:name="Light Grid" w:uiPriority="62" w:semiHidden="0" w:unhideWhenUsed="0"/>
+    <w:lsdException w:name="heading 9" w:uiPriority="9" w:qFormat="1"/>
+    <w:lsdException w:name="Body Text" w:uiPriority="99"/>
+    <w:lsdException w:name="Table Columns 1" w:uiPriority="99"/>
+    <w:lsdException w:name="Colorful List Accent 3" w:uiPriority="72" w:semiHidden="0" w:unhideWhenUsed="0"/>
+    <w:lsdException w:name="envelope return" w:uiPriority="99"/>
+    <w:lsdException w:name="Table Subtle 2" w:uiPriority="99"/>
+    <w:lsdException w:name="Body Text First Indent 2" w:uiPriority="99"/>
+    <w:lsdException w:name="Colorful Shading Accent 6" w:uiPriority="71" w:semiHidden="0" w:unhideWhenUsed="0"/>
+    <w:lsdException w:name="heading 3" w:uiPriority="9" w:qFormat="1"/>
+    <w:lsdException w:name="Medium Shading 1 Accent 6" w:uiPriority="63" w:semiHidden="0" w:unhideWhenUsed="0"/>
+    <w:lsdException w:name="line number" w:uiPriority="99"/>
+    <w:lsdException w:name="Light List Accent 6" w:uiPriority="61" w:semiHidden="0" w:unhideWhenUsed="0"/>
+    <w:lsdException w:name="Table List 4" w:uiPriority="99"/>
+    <w:lsdException w:name="List Bullet 3" w:uiPriority="99"/>
+    <w:lsdException w:name="toc 3" w:uiPriority="39"/>
+    <w:lsdException w:name="Medium Shading 2 Accent 1" w:uiPriority="64" w:semiHidden="0" w:unhideWhenUsed="0"/>
+    <w:lsdException w:name="List Number" w:uiPriority="99"/>
+    <w:lsdException w:name="Medium List 2 Accent 4" w:uiPriority="66" w:semiHidden="0" w:unhideWhenUsed="0"/>
+    <w:lsdException w:name="Emphasis" w:uiPriority="20" w:semiHidden="0" w:unhideWhenUsed="0" w:qFormat="1"/>
+    <w:lsdException w:name="index 7" w:uiPriority="99"/>
+    <w:lsdException w:name="Medium List 1 Accent 1" w:uiPriority="65" w:semiHidden="0" w:unhideWhenUsed="0"/>
+    <w:lsdException w:name="Colorful Grid Accent 3" w:uiPriority="73" w:semiHidden="0" w:unhideWhenUsed="0"/>
+    <w:lsdException w:name="toc 9" w:uiPriority="39"/>
+    <w:lsdException w:name="Medium List 1 Accent 5" w:uiPriority="65" w:semiHidden="0" w:unhideWhenUsed="0"/>
+    <w:lsdException w:name="Medium List 2 Accent 2" w:uiPriority="66" w:semiHidden="0" w:unhideWhenUsed="0"/>
+    <w:lsdException w:name="Table Web 2" w:uiPriority="99"/>
+    <w:lsdException w:name="Medium Grid 2 Accent 3" w:uiPriority="68" w:semiHidden="0" w:unhideWhenUsed="0"/>
+    <w:lsdException w:name="Dark List Accent 6" w:uiPriority="70" w:semiHidden="0" w:unhideWhenUsed="0"/>
+    <w:lsdException w:name="Plain Text" w:uiPriority="99"/>
+    <w:lsdException w:name="Table Simple 3" w:uiPriority="99"/>
+    <w:lsdException w:name="Table Elegant" w:uiPriority="99"/>
+    <w:lsdException w:name="Medium Grid 2 Accent 5" w:uiPriority="68" w:semiHidden="0" w:unhideWhenUsed="0"/>
+    <w:lsdException w:name="Light Shading Accent 3" w:uiPriority="60" w:semiHidden="0" w:unhideWhenUsed="0"/>
+    <w:lsdException w:name="Table 3D effects 3" w:uiPriority="99"/>
+    <w:lsdException w:name="Medium Grid 2" w:uiPriority="68" w:semiHidden="0" w:unhideWhenUsed="0"/>
+    <w:lsdException w:name="Light List Accent 3" w:uiPriority="61" w:semiHidden="0" w:unhideWhenUsed="0"/>
+    <w:lsdException w:name="Medium Shading 1 Accent 5" w:uiPriority="63" w:semiHidden="0" w:unhideWhenUsed="0"/>
+    <w:lsdException w:name="macro" w:uiPriority="99"/>
+    <w:lsdException w:name="Table Classic 2" w:uiPriority="99"/>
+    <w:lsdException w:name="Normal Table" w:uiPriority="99" w:qFormat="1"/>
+    <w:lsdException w:name="Dark List" w:uiPriority="70" w:semiHidden="0" w:unhideWhenUsed="0"/>
+    <w:lsdException w:name="Light Grid Accent 6" w:uiPriority="62" w:semiHidden="0" w:unhideWhenUsed="0"/>
+    <w:lsdException w:name="Hyperlink" w:uiPriority="99"/>
+    <w:lsdException w:name="Medium Grid 3 Accent 5" w:uiPriority="69" w:semiHidden="0" w:unhideWhenUsed="0"/>
+    <w:lsdException w:name="Table Grid 6" w:uiPriority="99"/>
+    <w:lsdException w:name="Body Text Indent" w:uiPriority="99"/>
+    <w:lsdException w:name="footnote reference" w:uiPriority="99"/>
+    <w:lsdException w:name="Normal" w:uiPriority="0" w:semiHidden="0" w:unhideWhenUsed="0" w:qFormat="1"/>
+    <w:lsdException w:name="Table Grid" w:uiPriority="59" w:semiHidden="0" w:unhideWhenUsed="0" w:qFormat="1"/>
+    <w:lsdException w:name="Medium Grid 1 Accent 3" w:uiPriority="67" w:semiHidden="0" w:unhideWhenUsed="0"/>
+    <w:lsdException w:name="Medium Grid 3 Accent 4" w:uiPriority="69" w:semiHidden="0" w:unhideWhenUsed="0"/>
+    <w:lsdException w:name="Table List 7" w:uiPriority="99"/>
+    <w:lsdException w:name="Table Classic 3" w:uiPriority="99"/>
+    <w:lsdException w:name="List Bullet 5" w:uiPriority="99"/>
+    <w:lsdException w:name="List Bullet 2" w:uiPriority="99"/>
+    <w:lsdException w:name="HTML Typewriter" w:uiPriority="99"/>
+    <w:lsdException w:name="Medium List 2" w:uiPriority="66" w:semiHidden="0" w:unhideWhenUsed="0"/>
+    <w:lsdException w:name="heading 2" w:uiPriority="9" w:qFormat="1"/>
+    <w:lsdException w:name="Colorful List Accent 2" w:uiPriority="72" w:semiHidden="0" w:unhideWhenUsed="0"/>
+    <w:lsdException w:name="Title" w:uiPriority="10" w:semiHidden="0" w:unhideWhenUsed="0" w:qFormat="1"/>
+    <w:lsdException w:name="annotation reference" w:uiPriority="99"/>
+    <w:lsdException w:name="Note Heading" w:uiPriority="99"/>
+    <w:lsdException w:name="toc 7" w:uiPriority="39"/>
+    <w:lsdException w:name="index 3" w:uiPriority="99"/>
+    <w:lsdException w:name="Table Grid 7" w:uiPriority="99"/>
+    <w:lsdException w:name="List Paragraph" w:uiPriority="34" w:semiHidden="0" w:unhideWhenUsed="0" w:qFormat="1"/>
+    <w:lsdException w:name="heading 8" w:uiPriority="9" w:qFormat="1"/>
+    <w:lsdException w:name="List Number 4" w:uiPriority="99"/>
+    <w:lsdException w:name="HTML Code" w:uiPriority="99" w:qFormat="1"/>
+    <w:lsdException w:name="heading 4" w:uiPriority="9" w:qFormat="1"/>
+    <w:lsdException w:name="envelope address" w:uiPriority="99"/>
+    <w:lsdException w:name="Table Contemporary" w:uiPriority="99"/>
+    <w:lsdException w:name="caption" w:uiPriority="35" w:qFormat="1"/>
+    <w:lsdException w:name="Body Text Indent 2" w:uiPriority="99"/>
+    <w:lsdException w:name="Normal (Web)" w:uiPriority="99" w:qFormat="1"/>
+    <w:lsdException w:name="toc 8" w:uiPriority="39"/>
+    <w:lsdException w:name="Colorful Grid Accent 2" w:uiPriority="73" w:semiHidden="0" w:unhideWhenUsed="0"/>
+    <w:lsdException w:name="Table Web 1" w:uiPriority="99"/>
+    <w:lsdException w:name="index 1" w:uiPriority="99"/>
+    <w:lsdException w:name="Medium List 2 Accent 3" w:uiPriority="66" w:semiHidden="0" w:unhideWhenUsed="0"/>
+    <w:lsdException w:name="Light Grid Accent 2" w:uiPriority="62" w:semiHidden="0" w:unhideWhenUsed="0"/>
+    <w:lsdException w:name="HTML Definition" w:uiPriority="99"/>
+    <w:lsdException w:name="toc 2" w:uiPriority="39"/>
+    <w:lsdException w:name="List 2" w:uiPriority="99"/>
+    <w:lsdException w:name="Table Simple 2" w:uiPriority="99"/>
+    <w:lsdException w:name="Signature" w:uiPriority="99"/>
+    <w:lsdException w:name="Medium List 2 Accent 5" w:uiPriority="66" w:semiHidden="0" w:unhideWhenUsed="0"/>
+    <w:lsdException w:name="List Continue 3" w:uiPriority="99"/>
+    <w:lsdException w:name="HTML Address" w:uiPriority="99"/>
+    <w:lsdException w:name="Body Text 2" w:uiPriority="99"/>
+    <w:lsdException w:name="Medium Shading 2 Accent 6" w:uiPriority="64" w:semiHidden="0" w:unhideWhenUsed="0"/>
+    <w:lsdException w:name="Light Shading Accent 2" w:uiPriority="60" w:semiHidden="0" w:unhideWhenUsed="0"/>
+    <w:lsdException w:name="Table Web 3" w:uiPriority="99"/>
+    <w:lsdException w:name="Table Grid 8" w:uiPriority="99"/>
+    <w:lsdException w:name="Medium Grid 1 Accent 5" w:uiPriority="67" w:semiHidden="0" w:unhideWhenUsed="0"/>
+    <w:lsdException w:name="Medium Grid 1 Accent 1" w:uiPriority="67" w:semiHidden="0" w:unhideWhenUsed="0"/>
+    <w:lsdException w:name="Medium Grid 2 Accent 2" w:uiPriority="68" w:semiHidden="0" w:unhideWhenUsed="0"/>
+    <w:lsdException w:name="Medium Grid 3" w:uiPriority="69" w:semiHidden="0" w:unhideWhenUsed="0"/>
+    <w:lsdException w:name="Colorful List Accent 5" w:uiPriority="72" w:semiHidden="0" w:unhideWhenUsed="0"/>
+    <w:lsdException w:name="Medium Shading 1 Accent 4" w:uiPriority="63" w:semiHidden="0" w:unhideWhenUsed="0"/>
+    <w:lsdException w:name="HTML Preformatted" w:uiPriority="99" w:qFormat="1"/>
+    <w:lsdException w:name="List Continue 5" w:uiPriority="99"/>
+    <w:lsdException w:name="Colorful List Accent 1" w:uiPriority="72" w:semiHidden="0" w:unhideWhenUsed="0"/>
+    <w:lsdException w:name="Table Columns 5" w:uiPriority="99"/>
+    <w:lsdException w:name="Light List" w:uiPriority="61" w:semiHidden="0" w:unhideWhenUsed="0"/>
+    <w:lsdException w:name="Subtitle" w:uiPriority="11" w:semiHidden="0" w:unhideWhenUsed="0" w:qFormat="1"/>
+    <w:lsdException w:name="Table List 6" w:uiPriority="99"/>
+    <w:lsdException w:name="Table Grid 5" w:uiPriority="99"/>
+    <w:lsdException w:name="Salutation" w:uiPriority="99"/>
+    <w:lsdException w:name="Colorful Shading Accent 2" w:uiPriority="71" w:semiHidden="0" w:unhideWhenUsed="0"/>
+    <w:lsdException w:name="Colorful Shading Accent 1" w:uiPriority="71" w:semiHidden="0" w:unhideWhenUsed="0"/>
+    <w:lsdException w:name="Medium Shading 1 Accent 2" w:uiPriority="63" w:semiHidden="0" w:unhideWhenUsed="0"/>
+    <w:lsdException w:name="heading 6" w:uiPriority="9" w:qFormat="1"/>
+    <w:lsdException w:name="Table Theme" w:uiPriority="99"/>
+    <w:lsdException w:name="Table Columns 3" w:uiPriority="99"/>
+    <w:lsdException w:name="Light List Accent 2" w:uiPriority="61" w:semiHidden="0" w:unhideWhenUsed="0"/>
+    <w:lsdException w:name="List Bullet" w:uiPriority="99"/>
+    <w:lsdException w:name="Medium Grid 3 Accent 2" w:uiPriority="69" w:semiHidden="0" w:unhideWhenUsed="0"/>
+    <w:lsdException w:name="Table Columns 4" w:uiPriority="99"/>
+    <w:lsdException w:name="toc 6" w:uiPriority="39"/>
+    <w:lsdException w:name="Colorful Grid Accent 1" w:uiPriority="73" w:semiHidden="0" w:unhideWhenUsed="0"/>
+    <w:lsdException w:name="Light Shading" w:uiPriority="60" w:semiHidden="0" w:unhideWhenUsed="0"/>
+    <w:lsdException w:name="Colorful Shading Accent 3" w:uiPriority="71" w:semiHidden="0" w:unhideWhenUsed="0"/>
+    <w:lsdException w:name="Block Text" w:uiPriority="99"/>
+    <w:lsdException w:name="Light Shading Accent 5" w:uiPriority="60" w:semiHidden="0" w:unhideWhenUsed="0"/>
+    <w:lsdException w:name="Medium Grid 3 Accent 3" w:uiPriority="69" w:semiHidden="0" w:unhideWhenUsed="0"/>
+    <w:lsdException w:name="header" w:uiPriority="99" w:semiHidden="0" w:qFormat="1"/>
+    <w:lsdException w:name="FollowedHyperlink" w:uiPriority="99"/>
+    <w:lsdException w:name="Light Shading Accent 1" w:uiPriority="60" w:semiHidden="0" w:unhideWhenUsed="0"/>
+    <w:lsdException w:name="footer" w:uiPriority="99" w:semiHidden="0" w:qFormat="1"/>
+    <w:lsdException w:name="index 9" w:uiPriority="99"/>
+    <w:lsdException w:name="Table 3D effects 1" w:uiPriority="99"/>
+    <w:lsdException w:name="Table Colorful 1" w:uiPriority="99"/>
+    <w:lsdException w:name="Light Grid Accent 4" w:uiPriority="62" w:semiHidden="0" w:unhideWhenUsed="0"/>
+    <w:lsdException w:name="Colorful List" w:uiPriority="72" w:semiHidden="0" w:unhideWhenUsed="0"/>
+    <w:lsdException w:name="index 6" w:uiPriority="99"/>
+    <w:lsdException w:name="Strong" w:uiPriority="22" w:semiHidden="0" w:unhideWhenUsed="0" w:qFormat="1"/>
+    <w:lsdException w:name="E-mail Signature" w:uiPriority="99"/>
+    <w:lsdException w:name="HTML Keyboard" w:uiPriority="99"/>
+    <w:lsdException w:name="Medium Shading 2 Accent 2" w:uiPriority="64" w:semiHidden="0" w:unhideWhenUsed="0"/>
+    <w:lsdException w:name="table of figures" w:uiPriority="99"/>
+    <w:lsdException w:name="Message Header" w:uiPriority="99"/>
+    <w:lsdException w:name="Light Grid Accent 3" w:uiPriority="62" w:semiHidden="0" w:unhideWhenUsed="0"/>
+    <w:lsdException w:name="Table List 8" w:uiPriority="99"/>
+    <w:lsdException w:name="List 4" w:uiPriority="99"/>
   </w:latentStyles>
-  <w:style w:type="paragraph" w:default="1" w:styleId="1">
-    <w:name w:val="Normal"/>
-    <w:qFormat/>
+  <w:style w:type="paragraph" w:styleId="00002d" w:customStyle="1">
+    <w:name w:val="xl22"/>
+    <w:basedOn w:val="00001d"/>
     <w:uiPriority w:val="0"/>
+    <w:qFormat w:val="1"/>
     <w:pPr>
-      <w:widowControl w:val="0"/>
-      <w:spacing w:after="0" w:line="240" w:lineRule="auto"/>
-      <w:jc w:val="both"/>
+      <w:widowControl w:val="1"/>
+      <w:spacing w:before="100" w:beforeAutospacing="1" w:after="100" w:afterAutospacing="1"/>
+      <w:jc w:val="center"/>
     </w:pPr>
     <w:rPr>
-      <w:rFonts w:ascii="Times New Roman" w:hAnsi="Times New Roman" w:eastAsia="宋体" w:cs="Times New Roman"/>
-      <w:kern w:val="2"/>
-      <w:sz w:val="21"/>
-      <w:szCs w:val="24"/>
-      <w:lang w:val="en-US" w:eastAsia="zh-CN" w:bidi="ar-SA"/>
-      <w14:ligatures w14:val="none"/>
+      <w:rFonts w:ascii="宋体" w:hAnsi="宋体"/>
+      <w:kern w:val="0"/>
+      <w:sz w:val="24"/>
     </w:rPr>
   </w:style>
-  <w:style w:type="paragraph" w:styleId="2">
-    <w:name w:val="heading 2"/>
-    <w:basedOn w:val="1"/>
-    <w:next w:val="1"/>
-    <w:semiHidden/>
-    <w:unhideWhenUsed/>
-    <w:qFormat/>
-    <w:uiPriority w:val="9"/>
+  <w:style w:type="character" w:styleId="00002c">
+    <w:name w:val="HTML Code"/>
+    <w:basedOn w:val="000020"/>
+    <w:uiPriority w:val="99"/>
+    <w:semiHidden w:val="1"/>
+    <w:unhideWhenUsed w:val="1"/>
+    <w:qFormat w:val="1"/>
+    <w:rPr>
+      <w:rFonts w:ascii="Courier New" w:hAnsi="Courier New"/>
+      <w:sz w:val="20"/>
+    </w:rPr>
+  </w:style>
+  <w:style w:type="paragraph" w:styleId="000026">
+    <w:name w:val="Subtitle"/>
+    <w:basedOn w:val="00001d"/>
+    <w:next w:val="00001d"/>
+    <w:link w:val="000027"/>
+    <w:uiPriority w:val="11"/>
+    <w:qFormat w:val="1"/>
     <w:pPr>
-      <w:spacing w:before="0" w:beforeAutospacing="1" w:after="0" w:afterAutospacing="1"/>
-      <w:jc w:val="left"/>
+      <w:spacing w:before="240" w:after="60" w:line="312" w:lineRule="auto"/>
+      <w:jc w:val="center"/>
+      <w:outlineLvl w:val="1"/>
     </w:pPr>
     <w:rPr>
-      <w:rFonts w:hint="eastAsia" w:ascii="宋体" w:hAnsi="宋体" w:eastAsia="宋体" w:cs="宋体"/>
-      <w:b/>
-      <w:bCs/>
-      <w:kern w:val="0"/>
-      <w:sz w:val="36"/>
-      <w:szCs w:val="36"/>
-      <w:lang w:val="en-US" w:eastAsia="zh-CN" w:bidi="ar"/>
+      <w:rFonts w:asciiTheme="minorHAnsi" w:hAnsiTheme="minorHAnsi" w:eastAsiaTheme="minorEastAsia" w:cstheme="minorBidi"/>
+      <w:b w:val="1"/>
+      <w:bCs w:val="1"/>
+      <w:kern w:val="28"/>
+      <w:sz w:val="32"/>
+      <w:szCs w:val="32"/>
     </w:rPr>
   </w:style>
-  <w:style w:type="paragraph" w:styleId="3">
-    <w:name w:val="heading 3"/>
-    <w:basedOn w:val="1"/>
-    <w:next w:val="1"/>
-    <w:semiHidden/>
-    <w:unhideWhenUsed/>
-    <w:qFormat/>
-    <w:uiPriority w:val="9"/>
-    <w:pPr>
-      <w:spacing w:before="0" w:beforeAutospacing="1" w:after="0" w:afterAutospacing="1"/>
-      <w:jc w:val="left"/>
-    </w:pPr>
-    <w:rPr>
-      <w:rFonts w:hint="eastAsia" w:ascii="宋体" w:hAnsi="宋体" w:eastAsia="宋体" w:cs="宋体"/>
-      <w:b/>
-      <w:bCs/>
-      <w:kern w:val="0"/>
-      <w:sz w:val="27"/>
-      <w:szCs w:val="27"/>
-      <w:lang w:val="en-US" w:eastAsia="zh-CN" w:bidi="ar"/>
-    </w:rPr>
-  </w:style>
-  <w:style w:type="character" w:default="1" w:styleId="11">
-    <w:name w:val="Default Paragraph Font"/>
-    <w:semiHidden/>
-    <w:unhideWhenUsed/>
-    <w:qFormat/>
-    <w:uiPriority w:val="1"/>
-  </w:style>
-  <w:style w:type="table" w:default="1" w:styleId="9">
-    <w:name w:val="Normal Table"/>
-    <w:semiHidden/>
-    <w:unhideWhenUsed/>
-    <w:qFormat/>
+  <w:style w:type="paragraph" w:styleId="000022">
+    <w:name w:val="footer"/>
+    <w:basedOn w:val="00001d"/>
+    <w:link w:val="000023"/>
     <w:uiPriority w:val="99"/>
-    <w:tblPr>
-      <w:tblCellMar>
-        <w:top w:w="0" w:type="dxa"/>
-        <w:left w:w="108" w:type="dxa"/>
-        <w:bottom w:w="0" w:type="dxa"/>
-        <w:right w:w="108" w:type="dxa"/>
-      </w:tblCellMar>
-    </w:tblPr>
-  </w:style>
-  <w:style w:type="paragraph" w:styleId="4">
-    <w:name w:val="footer"/>
-    <w:basedOn w:val="1"/>
-    <w:link w:val="15"/>
-    <w:unhideWhenUsed/>
-    <w:qFormat/>
-    <w:uiPriority w:val="99"/>
+    <w:unhideWhenUsed w:val="1"/>
+    <w:qFormat w:val="1"/>
     <w:pPr>
       <w:tabs>
         <w:tab w:val="center" w:pos="4153"/>
@@ -8140,54 +7799,46 @@
       <w:szCs w:val="18"/>
     </w:rPr>
   </w:style>
-  <w:style w:type="paragraph" w:styleId="5">
-    <w:name w:val="header"/>
-    <w:basedOn w:val="1"/>
-    <w:link w:val="14"/>
-    <w:unhideWhenUsed/>
-    <w:qFormat/>
+  <w:style w:type="paragraph" w:styleId="000029">
+    <w:name w:val="Normal (Web)"/>
+    <w:basedOn w:val="00001d"/>
     <w:uiPriority w:val="99"/>
+    <w:semiHidden w:val="1"/>
+    <w:unhideWhenUsed w:val="1"/>
+    <w:qFormat w:val="1"/>
     <w:pPr>
-      <w:tabs>
-        <w:tab w:val="center" w:pos="4153"/>
-        <w:tab w:val="right" w:pos="8306"/>
-      </w:tabs>
-      <w:snapToGrid w:val="0"/>
-      <w:jc w:val="center"/>
+      <w:spacing w:before="0" w:beforeAutospacing="1" w:after="0" w:afterAutospacing="1"/>
+      <w:ind w:left="0" w:right="0"/>
+      <w:jc w:val="left"/>
     </w:pPr>
     <w:rPr>
-      <w:sz w:val="18"/>
-      <w:szCs w:val="18"/>
+      <w:kern w:val="0"/>
+      <w:sz w:val="24"/>
+      <w:lang w:val="en-US" w:eastAsia="zh-CN" w:bidi="ar"/>
     </w:rPr>
   </w:style>
-  <w:style w:type="paragraph" w:styleId="6">
-    <w:name w:val="Subtitle"/>
-    <w:basedOn w:val="1"/>
-    <w:next w:val="1"/>
-    <w:link w:val="18"/>
-    <w:qFormat/>
-    <w:uiPriority w:val="11"/>
-    <w:pPr>
-      <w:spacing w:before="240" w:after="60" w:line="312" w:lineRule="auto"/>
-      <w:jc w:val="center"/>
-      <w:outlineLvl w:val="1"/>
-    </w:pPr>
-    <w:rPr>
-      <w:rFonts w:asciiTheme="minorHAnsi" w:hAnsiTheme="minorHAnsi" w:eastAsiaTheme="minorEastAsia" w:cstheme="minorBidi"/>
-      <w:b/>
-      <w:bCs/>
-      <w:kern w:val="28"/>
-      <w:sz w:val="32"/>
-      <w:szCs w:val="32"/>
-    </w:rPr>
+  <w:style w:type="table" w:styleId="000021" w:default="1">
+    <w:name w:val="Normal Table"/>
+    <w:uiPriority w:val="99"/>
+    <w:semiHidden w:val="1"/>
+    <w:unhideWhenUsed w:val="1"/>
+    <w:qFormat w:val="1"/>
+    <w:tblPr>
+      <w:tblCellMar>
+        <w:top w:w="0" w:type="dxa"/>
+        <w:left w:w="108" w:type="dxa"/>
+        <w:bottom w:w="0" w:type="dxa"/>
+        <w:right w:w="108" w:type="dxa"/>
+      </w:tblCellMar>
+    </w:tblPr>
   </w:style>
-  <w:style w:type="paragraph" w:styleId="7">
+  <w:style w:type="paragraph" w:styleId="000028">
     <w:name w:val="HTML Preformatted"/>
-    <w:basedOn w:val="1"/>
-    <w:semiHidden/>
-    <w:unhideWhenUsed/>
-    <w:qFormat/>
+    <w:basedOn w:val="00001d"/>
     <w:uiPriority w:val="99"/>
+    <w:semiHidden w:val="1"/>
+    <w:unhideWhenUsed w:val="1"/>
+    <w:qFormat w:val="1"/>
     <w:pPr>
       <w:tabs>
         <w:tab w:val="left" w:pos="916"/>
@@ -8217,29 +7868,155 @@
       <w:lang w:val="en-US" w:eastAsia="zh-CN" w:bidi="ar"/>
     </w:rPr>
   </w:style>
-  <w:style w:type="paragraph" w:styleId="8">
-    <w:name w:val="Normal (Web)"/>
-    <w:basedOn w:val="1"/>
-    <w:semiHidden/>
-    <w:unhideWhenUsed/>
-    <w:qFormat/>
+  <w:style w:type="character" w:styleId="000023" w:customStyle="1">
+    <w:name w:val="页脚 字符"/>
+    <w:basedOn w:val="000020"/>
+    <w:link w:val="000022"/>
     <w:uiPriority w:val="99"/>
+    <w:qFormat w:val="1"/>
+    <w:rPr>
+      <w:sz w:val="18"/>
+      <w:szCs w:val="18"/>
+    </w:rPr>
+  </w:style>
+  <w:style w:type="character" w:styleId="000020" w:default="1">
+    <w:name w:val="Default Paragraph Font"/>
+    <w:uiPriority w:val="1"/>
+    <w:semiHidden w:val="1"/>
+    <w:unhideWhenUsed w:val="1"/>
+    <w:qFormat w:val="1"/>
+  </w:style>
+  <w:style w:type="paragraph" w:styleId="00001f">
+    <w:name w:val="heading 3"/>
+    <w:basedOn w:val="00001d"/>
+    <w:next w:val="00001d"/>
+    <w:uiPriority w:val="9"/>
+    <w:semiHidden w:val="1"/>
+    <w:unhideWhenUsed w:val="1"/>
+    <w:qFormat w:val="1"/>
     <w:pPr>
       <w:spacing w:before="0" w:beforeAutospacing="1" w:after="0" w:afterAutospacing="1"/>
-      <w:ind w:left="0" w:right="0"/>
       <w:jc w:val="left"/>
     </w:pPr>
     <w:rPr>
+      <w:rFonts w:hint="eastAsia" w:ascii="宋体" w:hAnsi="宋体" w:eastAsia="宋体" w:cs="宋体"/>
+      <w:b w:val="1"/>
+      <w:bCs w:val="1"/>
       <w:kern w:val="0"/>
-      <w:sz w:val="24"/>
+      <w:sz w:val="27"/>
+      <w:szCs w:val="27"/>
       <w:lang w:val="en-US" w:eastAsia="zh-CN" w:bidi="ar"/>
     </w:rPr>
   </w:style>
-  <w:style w:type="table" w:styleId="10">
+  <w:style w:type="character" w:styleId="000027" w:customStyle="1">
+    <w:name w:val="副标题 字符"/>
+    <w:basedOn w:val="000020"/>
+    <w:link w:val="000026"/>
+    <w:uiPriority w:val="11"/>
+    <w:qFormat w:val="1"/>
+    <w:rPr>
+      <w:b w:val="1"/>
+      <w:bCs w:val="1"/>
+      <w:kern w:val="28"/>
+      <w:sz w:val="32"/>
+      <w:szCs w:val="32"/>
+      <w14:ligatures w14:val="none"/>
+    </w:rPr>
+  </w:style>
+  <w:style w:type="character" w:styleId="000025" w:customStyle="1">
+    <w:name w:val="页眉 字符"/>
+    <w:basedOn w:val="000020"/>
+    <w:link w:val="000024"/>
+    <w:uiPriority w:val="99"/>
+    <w:qFormat w:val="1"/>
+    <w:rPr>
+      <w:sz w:val="18"/>
+      <w:szCs w:val="18"/>
+    </w:rPr>
+  </w:style>
+  <w:style w:type="paragraph" w:styleId="000024">
+    <w:name w:val="header"/>
+    <w:basedOn w:val="00001d"/>
+    <w:link w:val="000025"/>
+    <w:uiPriority w:val="99"/>
+    <w:unhideWhenUsed w:val="1"/>
+    <w:qFormat w:val="1"/>
+    <w:pPr>
+      <w:tabs>
+        <w:tab w:val="center" w:pos="4153"/>
+        <w:tab w:val="right" w:pos="8306"/>
+      </w:tabs>
+      <w:snapToGrid w:val="0"/>
+      <w:jc w:val="center"/>
+    </w:pPr>
+    <w:rPr>
+      <w:sz w:val="18"/>
+      <w:szCs w:val="18"/>
+    </w:rPr>
+  </w:style>
+  <w:style w:type="paragraph" w:styleId="00001e">
+    <w:name w:val="heading 2"/>
+    <w:basedOn w:val="00001d"/>
+    <w:next w:val="00001d"/>
+    <w:uiPriority w:val="9"/>
+    <w:semiHidden w:val="1"/>
+    <w:unhideWhenUsed w:val="1"/>
+    <w:qFormat w:val="1"/>
+    <w:pPr>
+      <w:spacing w:before="0" w:beforeAutospacing="1" w:after="0" w:afterAutospacing="1"/>
+      <w:jc w:val="left"/>
+    </w:pPr>
+    <w:rPr>
+      <w:rFonts w:hint="eastAsia" w:ascii="宋体" w:hAnsi="宋体" w:eastAsia="宋体" w:cs="宋体"/>
+      <w:b w:val="1"/>
+      <w:bCs w:val="1"/>
+      <w:kern w:val="0"/>
+      <w:sz w:val="36"/>
+      <w:szCs w:val="36"/>
+      <w:lang w:val="en-US" w:eastAsia="zh-CN" w:bidi="ar"/>
+    </w:rPr>
+  </w:style>
+  <w:style w:type="paragraph" w:styleId="00001d" w:default="1">
+    <w:name w:val="Normal"/>
+    <w:uiPriority w:val="0"/>
+    <w:qFormat w:val="1"/>
+    <w:pPr>
+      <w:widowControl w:val="0"/>
+      <w:spacing w:after="0" w:line="240" w:lineRule="auto"/>
+      <w:jc w:val="both"/>
+    </w:pPr>
+    <w:rPr>
+      <w:rFonts w:ascii="Times New Roman" w:hAnsi="Times New Roman" w:eastAsia="宋体" w:cs="Times New Roman"/>
+      <w:kern w:val="2"/>
+      <w:sz w:val="21"/>
+      <w:szCs w:val="24"/>
+      <w:lang w:val="en-US" w:eastAsia="zh-CN" w:bidi="ar-SA"/>
+      <w14:ligatures w14:val="none"/>
+    </w:rPr>
+  </w:style>
+  <w:style w:type="paragraph" w:styleId="00002e">
+    <w:name w:val="List Paragraph"/>
+    <w:basedOn w:val="00001d"/>
+    <w:uiPriority w:val="34"/>
+    <w:qFormat w:val="1"/>
+    <w:pPr>
+      <w:ind w:firstLine="420" w:firstLineChars="200"/>
+    </w:pPr>
+  </w:style>
+  <w:style w:type="character" w:styleId="00002b">
+    <w:name w:val="Strong"/>
+    <w:basedOn w:val="000020"/>
+    <w:uiPriority w:val="22"/>
+    <w:qFormat w:val="1"/>
+    <w:rPr>
+      <w:b w:val="1"/>
+    </w:rPr>
+  </w:style>
+  <w:style w:type="table" w:styleId="00002a">
     <w:name w:val="Table Grid"/>
-    <w:basedOn w:val="9"/>
-    <w:qFormat/>
+    <w:basedOn w:val="000021"/>
     <w:uiPriority w:val="59"/>
+    <w:qFormat w:val="1"/>
     <w:pPr>
       <w:spacing w:after="0" w:line="240" w:lineRule="auto"/>
     </w:pPr>
@@ -8259,89 +8036,6 @@
         <w:right w:w="108" w:type="dxa"/>
       </w:tblCellMar>
     </w:tblPr>
-  </w:style>
-  <w:style w:type="character" w:styleId="12">
-    <w:name w:val="Strong"/>
-    <w:basedOn w:val="11"/>
-    <w:qFormat/>
-    <w:uiPriority w:val="22"/>
-    <w:rPr>
-      <w:b/>
-    </w:rPr>
-  </w:style>
-  <w:style w:type="character" w:styleId="13">
-    <w:name w:val="HTML Code"/>
-    <w:basedOn w:val="11"/>
-    <w:semiHidden/>
-    <w:unhideWhenUsed/>
-    <w:qFormat/>
-    <w:uiPriority w:val="99"/>
-    <w:rPr>
-      <w:rFonts w:ascii="Courier New" w:hAnsi="Courier New"/>
-      <w:sz w:val="20"/>
-    </w:rPr>
-  </w:style>
-  <w:style w:type="character" w:customStyle="1" w:styleId="14">
-    <w:name w:val="页眉 字符"/>
-    <w:basedOn w:val="11"/>
-    <w:link w:val="5"/>
-    <w:qFormat/>
-    <w:uiPriority w:val="99"/>
-    <w:rPr>
-      <w:sz w:val="18"/>
-      <w:szCs w:val="18"/>
-    </w:rPr>
-  </w:style>
-  <w:style w:type="character" w:customStyle="1" w:styleId="15">
-    <w:name w:val="页脚 字符"/>
-    <w:basedOn w:val="11"/>
-    <w:link w:val="4"/>
-    <w:qFormat/>
-    <w:uiPriority w:val="99"/>
-    <w:rPr>
-      <w:sz w:val="18"/>
-      <w:szCs w:val="18"/>
-    </w:rPr>
-  </w:style>
-  <w:style w:type="paragraph" w:customStyle="1" w:styleId="16">
-    <w:name w:val="xl22"/>
-    <w:basedOn w:val="1"/>
-    <w:qFormat/>
-    <w:uiPriority w:val="0"/>
-    <w:pPr>
-      <w:widowControl/>
-      <w:spacing w:before="100" w:beforeAutospacing="1" w:after="100" w:afterAutospacing="1"/>
-      <w:jc w:val="center"/>
-    </w:pPr>
-    <w:rPr>
-      <w:rFonts w:ascii="宋体" w:hAnsi="宋体"/>
-      <w:kern w:val="0"/>
-      <w:sz w:val="24"/>
-    </w:rPr>
-  </w:style>
-  <w:style w:type="paragraph" w:styleId="17">
-    <w:name w:val="List Paragraph"/>
-    <w:basedOn w:val="1"/>
-    <w:qFormat/>
-    <w:uiPriority w:val="34"/>
-    <w:pPr>
-      <w:ind w:firstLine="420" w:firstLineChars="200"/>
-    </w:pPr>
-  </w:style>
-  <w:style w:type="character" w:customStyle="1" w:styleId="18">
-    <w:name w:val="副标题 字符"/>
-    <w:basedOn w:val="11"/>
-    <w:link w:val="6"/>
-    <w:qFormat/>
-    <w:uiPriority w:val="11"/>
-    <w:rPr>
-      <w:b/>
-      <w:bCs/>
-      <w:kern w:val="28"/>
-      <w:sz w:val="32"/>
-      <w:szCs w:val="32"/>
-      <w14:ligatures w14:val="none"/>
-    </w:rPr>
   </w:style>
 </w:styles>
 </file>
